--- a/Manual Pengguna Sistem Paparan surau.docx
+++ b/Manual Pengguna Sistem Paparan surau.docx
@@ -2,97 +2,669 @@
 <file path=word/document.xml><?xml version="1.0" encoding="utf-8"?>
 <w:document xmlns:wpc="http://schemas.microsoft.com/office/word/2010/wordprocessingCanvas" xmlns:cx="http://schemas.microsoft.com/office/drawing/2014/chartex" xmlns:cx1="http://schemas.microsoft.com/office/drawing/2015/9/8/chartex" xmlns:cx2="http://schemas.microsoft.com/office/drawing/2015/10/21/chartex" xmlns:cx3="http://schemas.microsoft.com/office/drawing/2016/5/9/chartex" xmlns:cx4="http://schemas.microsoft.com/office/drawing/2016/5/10/chartex" xmlns:cx5="http://schemas.microsoft.com/office/drawing/2016/5/11/chartex" xmlns:cx6="http://schemas.microsoft.com/office/drawing/2016/5/12/chartex" xmlns:cx7="http://schemas.microsoft.com/office/drawing/2016/5/13/chartex" xmlns:cx8="http://schemas.microsoft.com/office/drawing/2016/5/14/chartex" xmlns:mc="http://schemas.openxmlformats.org/markup-compatibility/2006" xmlns:aink="http://schemas.microsoft.com/office/drawing/2016/ink" xmlns:am3d="http://schemas.microsoft.com/office/drawing/2017/model3d" xmlns:o="urn:schemas-microsoft-com:office:office" xmlns:oel="http://schemas.microsoft.com/office/2019/extlst" xmlns:r="http://schemas.openxmlformats.org/officeDocument/2006/relationships" xmlns:m="http://schemas.openxmlformats.org/officeDocument/2006/math" xmlns:v="urn:schemas-microsoft-com:vml" xmlns:wp14="http://schemas.microsoft.com/office/word/2010/wordprocessingDrawing" xmlns:wp="http://schemas.openxmlformats.org/drawingml/2006/wordprocessingDrawing" xmlns:w10="urn:schemas-microsoft-com:office:word" xmlns:w="http://schemas.openxmlformats.org/wordprocessingml/2006/main" xmlns:w14="http://schemas.microsoft.com/office/word/2010/wordml" xmlns:w15="http://schemas.microsoft.com/office/word/2012/wordml" xmlns:w16cex="http://schemas.microsoft.com/office/word/2018/wordml/cex" xmlns:w16cid="http://schemas.microsoft.com/office/word/2016/wordml/cid" xmlns:w16="http://schemas.microsoft.com/office/word/2018/wordml" xmlns:w16du="http://schemas.microsoft.com/office/word/2023/wordml/word16du" xmlns:w16sdtdh="http://schemas.microsoft.com/office/word/2020/wordml/sdtdatahash" xmlns:w16sdtfl="http://schemas.microsoft.com/office/word/2024/wordml/sdtformatlock" xmlns:w16se="http://schemas.microsoft.com/office/word/2015/wordml/symex" xmlns:wpg="http://schemas.microsoft.com/office/word/2010/wordprocessingGroup" xmlns:wpi="http://schemas.microsoft.com/office/word/2010/wordprocessingInk" xmlns:wne="http://schemas.microsoft.com/office/word/2006/wordml" xmlns:wps="http://schemas.microsoft.com/office/word/2010/wordprocessingShape" mc:Ignorable="w14 w15 w16se w16cid w16 w16cex w16sdtdh w16sdtfl w16du wp14">
   <w:body>
+    <w:sdt>
+      <w:sdtPr>
+        <w:id w:val="295493096"/>
+        <w:docPartObj>
+          <w:docPartGallery w:val="Table of Contents"/>
+          <w:docPartUnique/>
+        </w:docPartObj>
+      </w:sdtPr>
+      <w:sdtEndPr>
+        <w:rPr>
+          <w:rFonts w:asciiTheme="minorHAnsi" w:eastAsiaTheme="minorEastAsia" w:hAnsiTheme="minorHAnsi" w:cstheme="minorBidi"/>
+          <w:b/>
+          <w:bCs/>
+          <w:noProof/>
+          <w:color w:val="auto"/>
+          <w:kern w:val="2"/>
+          <w:sz w:val="24"/>
+          <w:szCs w:val="24"/>
+          <w:lang w:eastAsia="zh-CN"/>
+          <w14:ligatures w14:val="standardContextual"/>
+        </w:rPr>
+      </w:sdtEndPr>
+      <w:sdtContent>
+        <w:p>
+          <w:pPr>
+            <w:pStyle w:val="TOCHeading"/>
+          </w:pPr>
+          <w:r>
+            <w:t>Isi Kandungan</w:t>
+          </w:r>
+        </w:p>
+        <w:p>
+          <w:pPr>
+            <w:pStyle w:val="TOC2"/>
+            <w:tabs>
+              <w:tab w:val="right" w:leader="dot" w:pos="9016"/>
+            </w:tabs>
+            <w:rPr>
+              <w:noProof/>
+            </w:rPr>
+          </w:pPr>
+          <w:r>
+            <w:fldChar w:fldCharType="begin"/>
+          </w:r>
+          <w:r>
+            <w:instrText xml:space="preserve"> TOC \o "1-3" \h \z \u </w:instrText>
+          </w:r>
+          <w:r>
+            <w:fldChar w:fldCharType="separate"/>
+          </w:r>
+          <w:hyperlink w:anchor="_Toc224494221" w:history="1">
+            <w:r>
+              <w:rPr>
+                <w:rStyle w:val="Hyperlink"/>
+                <w:noProof/>
+              </w:rPr>
+              <w:t>Manual Pengguna: Sistem Paparan Digital Surau</w:t>
+            </w:r>
+            <w:r>
+              <w:rPr>
+                <w:noProof/>
+                <w:webHidden/>
+              </w:rPr>
+              <w:tab/>
+            </w:r>
+            <w:r>
+              <w:rPr>
+                <w:noProof/>
+                <w:webHidden/>
+              </w:rPr>
+              <w:fldChar w:fldCharType="begin"/>
+            </w:r>
+            <w:r>
+              <w:rPr>
+                <w:noProof/>
+                <w:webHidden/>
+              </w:rPr>
+              <w:instrText xml:space="preserve"> PAGEREF _Toc224494221 \h </w:instrText>
+            </w:r>
+            <w:r>
+              <w:rPr>
+                <w:noProof/>
+                <w:webHidden/>
+              </w:rPr>
+            </w:r>
+            <w:r>
+              <w:rPr>
+                <w:noProof/>
+                <w:webHidden/>
+              </w:rPr>
+              <w:fldChar w:fldCharType="separate"/>
+            </w:r>
+            <w:r>
+              <w:rPr>
+                <w:noProof/>
+                <w:webHidden/>
+              </w:rPr>
+              <w:t>2</w:t>
+            </w:r>
+            <w:r>
+              <w:rPr>
+                <w:noProof/>
+                <w:webHidden/>
+              </w:rPr>
+              <w:fldChar w:fldCharType="end"/>
+            </w:r>
+          </w:hyperlink>
+        </w:p>
+        <w:p>
+          <w:pPr>
+            <w:pStyle w:val="TOC2"/>
+            <w:tabs>
+              <w:tab w:val="right" w:leader="dot" w:pos="9016"/>
+            </w:tabs>
+            <w:rPr>
+              <w:noProof/>
+            </w:rPr>
+          </w:pPr>
+          <w:hyperlink w:anchor="_Toc224494222" w:history="1">
+            <w:r>
+              <w:rPr>
+                <w:rStyle w:val="Hyperlink"/>
+                <w:noProof/>
+              </w:rPr>
+              <w:t xml:space="preserve"> 1. Pengenalan Sistem</w:t>
+            </w:r>
+            <w:r>
+              <w:rPr>
+                <w:noProof/>
+                <w:webHidden/>
+              </w:rPr>
+              <w:tab/>
+            </w:r>
+            <w:r>
+              <w:rPr>
+                <w:noProof/>
+                <w:webHidden/>
+              </w:rPr>
+              <w:fldChar w:fldCharType="begin"/>
+            </w:r>
+            <w:r>
+              <w:rPr>
+                <w:noProof/>
+                <w:webHidden/>
+              </w:rPr>
+              <w:instrText xml:space="preserve"> PAGEREF _Toc224494222 \h </w:instrText>
+            </w:r>
+            <w:r>
+              <w:rPr>
+                <w:noProof/>
+                <w:webHidden/>
+              </w:rPr>
+            </w:r>
+            <w:r>
+              <w:rPr>
+                <w:noProof/>
+                <w:webHidden/>
+              </w:rPr>
+              <w:fldChar w:fldCharType="separate"/>
+            </w:r>
+            <w:r>
+              <w:rPr>
+                <w:noProof/>
+                <w:webHidden/>
+              </w:rPr>
+              <w:t>3</w:t>
+            </w:r>
+            <w:r>
+              <w:rPr>
+                <w:noProof/>
+                <w:webHidden/>
+              </w:rPr>
+              <w:fldChar w:fldCharType="end"/>
+            </w:r>
+          </w:hyperlink>
+        </w:p>
+        <w:p>
+          <w:pPr>
+            <w:pStyle w:val="TOC2"/>
+            <w:tabs>
+              <w:tab w:val="right" w:leader="dot" w:pos="9016"/>
+            </w:tabs>
+            <w:rPr>
+              <w:noProof/>
+            </w:rPr>
+          </w:pPr>
+          <w:hyperlink w:anchor="_Toc224494223" w:history="1">
+            <w:r>
+              <w:rPr>
+                <w:rStyle w:val="Hyperlink"/>
+                <w:noProof/>
+              </w:rPr>
+              <w:t>2. Panduan Paparan Utama (Dashboard)</w:t>
+            </w:r>
+            <w:r>
+              <w:rPr>
+                <w:noProof/>
+                <w:webHidden/>
+              </w:rPr>
+              <w:tab/>
+            </w:r>
+            <w:r>
+              <w:rPr>
+                <w:noProof/>
+                <w:webHidden/>
+              </w:rPr>
+              <w:fldChar w:fldCharType="begin"/>
+            </w:r>
+            <w:r>
+              <w:rPr>
+                <w:noProof/>
+                <w:webHidden/>
+              </w:rPr>
+              <w:instrText xml:space="preserve"> PAGEREF _Toc224494223 \h </w:instrText>
+            </w:r>
+            <w:r>
+              <w:rPr>
+                <w:noProof/>
+                <w:webHidden/>
+              </w:rPr>
+            </w:r>
+            <w:r>
+              <w:rPr>
+                <w:noProof/>
+                <w:webHidden/>
+              </w:rPr>
+              <w:fldChar w:fldCharType="separate"/>
+            </w:r>
+            <w:r>
+              <w:rPr>
+                <w:noProof/>
+                <w:webHidden/>
+              </w:rPr>
+              <w:t>3</w:t>
+            </w:r>
+            <w:r>
+              <w:rPr>
+                <w:noProof/>
+                <w:webHidden/>
+              </w:rPr>
+              <w:fldChar w:fldCharType="end"/>
+            </w:r>
+          </w:hyperlink>
+        </w:p>
+        <w:p>
+          <w:pPr>
+            <w:pStyle w:val="TOC2"/>
+            <w:tabs>
+              <w:tab w:val="right" w:leader="dot" w:pos="9016"/>
+            </w:tabs>
+            <w:rPr>
+              <w:noProof/>
+            </w:rPr>
+          </w:pPr>
+          <w:hyperlink w:anchor="_Toc224494224" w:history="1">
+            <w:r>
+              <w:rPr>
+                <w:rStyle w:val="Hyperlink"/>
+                <w:noProof/>
+              </w:rPr>
+              <w:t xml:space="preserve"> 3. Pengurusan Pentadbiran (Log Masuk)</w:t>
+            </w:r>
+            <w:r>
+              <w:rPr>
+                <w:noProof/>
+                <w:webHidden/>
+              </w:rPr>
+              <w:tab/>
+            </w:r>
+            <w:r>
+              <w:rPr>
+                <w:noProof/>
+                <w:webHidden/>
+              </w:rPr>
+              <w:fldChar w:fldCharType="begin"/>
+            </w:r>
+            <w:r>
+              <w:rPr>
+                <w:noProof/>
+                <w:webHidden/>
+              </w:rPr>
+              <w:instrText xml:space="preserve"> PAGEREF _Toc224494224 \h </w:instrText>
+            </w:r>
+            <w:r>
+              <w:rPr>
+                <w:noProof/>
+                <w:webHidden/>
+              </w:rPr>
+            </w:r>
+            <w:r>
+              <w:rPr>
+                <w:noProof/>
+                <w:webHidden/>
+              </w:rPr>
+              <w:fldChar w:fldCharType="separate"/>
+            </w:r>
+            <w:r>
+              <w:rPr>
+                <w:noProof/>
+                <w:webHidden/>
+              </w:rPr>
+              <w:t>5</w:t>
+            </w:r>
+            <w:r>
+              <w:rPr>
+                <w:noProof/>
+                <w:webHidden/>
+              </w:rPr>
+              <w:fldChar w:fldCharType="end"/>
+            </w:r>
+          </w:hyperlink>
+        </w:p>
+        <w:p>
+          <w:pPr>
+            <w:pStyle w:val="TOC2"/>
+            <w:tabs>
+              <w:tab w:val="right" w:leader="dot" w:pos="9016"/>
+            </w:tabs>
+            <w:rPr>
+              <w:noProof/>
+            </w:rPr>
+          </w:pPr>
+          <w:hyperlink w:anchor="_Toc224494225" w:history="1">
+            <w:r>
+              <w:rPr>
+                <w:rStyle w:val="Hyperlink"/>
+                <w:noProof/>
+              </w:rPr>
+              <w:t>4. Mengurus Jadual Aktiviti / Kuliah</w:t>
+            </w:r>
+            <w:r>
+              <w:rPr>
+                <w:noProof/>
+                <w:webHidden/>
+              </w:rPr>
+              <w:tab/>
+            </w:r>
+            <w:r>
+              <w:rPr>
+                <w:noProof/>
+                <w:webHidden/>
+              </w:rPr>
+              <w:fldChar w:fldCharType="begin"/>
+            </w:r>
+            <w:r>
+              <w:rPr>
+                <w:noProof/>
+                <w:webHidden/>
+              </w:rPr>
+              <w:instrText xml:space="preserve"> PAGEREF _Toc224494225 \h </w:instrText>
+            </w:r>
+            <w:r>
+              <w:rPr>
+                <w:noProof/>
+                <w:webHidden/>
+              </w:rPr>
+            </w:r>
+            <w:r>
+              <w:rPr>
+                <w:noProof/>
+                <w:webHidden/>
+              </w:rPr>
+              <w:fldChar w:fldCharType="separate"/>
+            </w:r>
+            <w:r>
+              <w:rPr>
+                <w:noProof/>
+                <w:webHidden/>
+              </w:rPr>
+              <w:t>6</w:t>
+            </w:r>
+            <w:r>
+              <w:rPr>
+                <w:noProof/>
+                <w:webHidden/>
+              </w:rPr>
+              <w:fldChar w:fldCharType="end"/>
+            </w:r>
+          </w:hyperlink>
+        </w:p>
+        <w:p>
+          <w:pPr>
+            <w:pStyle w:val="TOC2"/>
+            <w:tabs>
+              <w:tab w:val="right" w:leader="dot" w:pos="9016"/>
+            </w:tabs>
+            <w:rPr>
+              <w:noProof/>
+            </w:rPr>
+          </w:pPr>
+          <w:hyperlink w:anchor="_Toc224494226" w:history="1">
+            <w:r>
+              <w:rPr>
+                <w:rStyle w:val="Hyperlink"/>
+                <w:noProof/>
+              </w:rPr>
+              <w:t xml:space="preserve"> 5. Mengurus Iklan &amp; Pengumuman</w:t>
+            </w:r>
+            <w:r>
+              <w:rPr>
+                <w:noProof/>
+                <w:webHidden/>
+              </w:rPr>
+              <w:tab/>
+            </w:r>
+            <w:r>
+              <w:rPr>
+                <w:noProof/>
+                <w:webHidden/>
+              </w:rPr>
+              <w:fldChar w:fldCharType="begin"/>
+            </w:r>
+            <w:r>
+              <w:rPr>
+                <w:noProof/>
+                <w:webHidden/>
+              </w:rPr>
+              <w:instrText xml:space="preserve"> PAGEREF _Toc224494226 \h </w:instrText>
+            </w:r>
+            <w:r>
+              <w:rPr>
+                <w:noProof/>
+                <w:webHidden/>
+              </w:rPr>
+            </w:r>
+            <w:r>
+              <w:rPr>
+                <w:noProof/>
+                <w:webHidden/>
+              </w:rPr>
+              <w:fldChar w:fldCharType="separate"/>
+            </w:r>
+            <w:r>
+              <w:rPr>
+                <w:noProof/>
+                <w:webHidden/>
+              </w:rPr>
+              <w:t>9</w:t>
+            </w:r>
+            <w:r>
+              <w:rPr>
+                <w:noProof/>
+                <w:webHidden/>
+              </w:rPr>
+              <w:fldChar w:fldCharType="end"/>
+            </w:r>
+          </w:hyperlink>
+        </w:p>
+        <w:p>
+          <w:pPr>
+            <w:pStyle w:val="TOC2"/>
+            <w:tabs>
+              <w:tab w:val="right" w:leader="dot" w:pos="9016"/>
+            </w:tabs>
+            <w:rPr>
+              <w:noProof/>
+            </w:rPr>
+          </w:pPr>
+          <w:hyperlink w:anchor="_Toc224494227" w:history="1">
+            <w:r>
+              <w:rPr>
+                <w:rStyle w:val="Hyperlink"/>
+                <w:noProof/>
+              </w:rPr>
+              <w:t>6. Tetapan Peranti (TV/Mini PC)</w:t>
+            </w:r>
+            <w:r>
+              <w:rPr>
+                <w:noProof/>
+                <w:webHidden/>
+              </w:rPr>
+              <w:tab/>
+            </w:r>
+            <w:r>
+              <w:rPr>
+                <w:noProof/>
+                <w:webHidden/>
+              </w:rPr>
+              <w:fldChar w:fldCharType="begin"/>
+            </w:r>
+            <w:r>
+              <w:rPr>
+                <w:noProof/>
+                <w:webHidden/>
+              </w:rPr>
+              <w:instrText xml:space="preserve"> PAGEREF _Toc224494227 \h </w:instrText>
+            </w:r>
+            <w:r>
+              <w:rPr>
+                <w:noProof/>
+                <w:webHidden/>
+              </w:rPr>
+            </w:r>
+            <w:r>
+              <w:rPr>
+                <w:noProof/>
+                <w:webHidden/>
+              </w:rPr>
+              <w:fldChar w:fldCharType="separate"/>
+            </w:r>
+            <w:r>
+              <w:rPr>
+                <w:noProof/>
+                <w:webHidden/>
+              </w:rPr>
+              <w:t>9</w:t>
+            </w:r>
+            <w:r>
+              <w:rPr>
+                <w:noProof/>
+                <w:webHidden/>
+              </w:rPr>
+              <w:fldChar w:fldCharType="end"/>
+            </w:r>
+          </w:hyperlink>
+        </w:p>
+        <w:p>
+          <w:pPr>
+            <w:pStyle w:val="TOC2"/>
+            <w:tabs>
+              <w:tab w:val="right" w:leader="dot" w:pos="9016"/>
+            </w:tabs>
+            <w:rPr>
+              <w:noProof/>
+            </w:rPr>
+          </w:pPr>
+          <w:hyperlink w:anchor="_Toc224494228" w:history="1">
+            <w:r>
+              <w:rPr>
+                <w:rStyle w:val="Hyperlink"/>
+                <w:noProof/>
+              </w:rPr>
+              <w:t>7. Penyelesaian Masalah (FAQ)</w:t>
+            </w:r>
+            <w:r>
+              <w:rPr>
+                <w:noProof/>
+                <w:webHidden/>
+              </w:rPr>
+              <w:tab/>
+            </w:r>
+            <w:r>
+              <w:rPr>
+                <w:noProof/>
+                <w:webHidden/>
+              </w:rPr>
+              <w:fldChar w:fldCharType="begin"/>
+            </w:r>
+            <w:r>
+              <w:rPr>
+                <w:noProof/>
+                <w:webHidden/>
+              </w:rPr>
+              <w:instrText xml:space="preserve"> PAGEREF _Toc224494228 \h </w:instrText>
+            </w:r>
+            <w:r>
+              <w:rPr>
+                <w:noProof/>
+                <w:webHidden/>
+              </w:rPr>
+            </w:r>
+            <w:r>
+              <w:rPr>
+                <w:noProof/>
+                <w:webHidden/>
+              </w:rPr>
+              <w:fldChar w:fldCharType="separate"/>
+            </w:r>
+            <w:r>
+              <w:rPr>
+                <w:noProof/>
+                <w:webHidden/>
+              </w:rPr>
+              <w:t>10</w:t>
+            </w:r>
+            <w:r>
+              <w:rPr>
+                <w:noProof/>
+                <w:webHidden/>
+              </w:rPr>
+              <w:fldChar w:fldCharType="end"/>
+            </w:r>
+          </w:hyperlink>
+        </w:p>
+        <w:p>
+          <w:r>
+            <w:rPr>
+              <w:b/>
+              <w:bCs/>
+              <w:noProof/>
+            </w:rPr>
+            <w:fldChar w:fldCharType="end"/>
+          </w:r>
+        </w:p>
+      </w:sdtContent>
+    </w:sdt>
+    <w:p/>
+    <w:p/>
+    <w:p/>
+    <w:p/>
+    <w:p/>
+    <w:p/>
+    <w:p/>
+    <w:p/>
+    <w:p/>
+    <w:p/>
+    <w:p/>
+    <w:p/>
+    <w:p/>
+    <w:p/>
+    <w:p/>
+    <w:p/>
+    <w:p/>
+    <w:p/>
+    <w:p>
+      <w:r>
+        <w:t xml:space="preserve"> </w:t>
+      </w:r>
+    </w:p>
     <w:p>
       <w:pPr>
         <w:rPr>
+          <w:rFonts w:ascii="Segoe UI Emoji" w:hAnsi="Segoe UI Emoji" w:cs="Segoe UI Emoji"/>
           <w:b/>
           <w:bCs/>
           <w:sz w:val="40"/>
           <w:szCs w:val="40"/>
         </w:rPr>
       </w:pPr>
-      <w:r>
-        <w:t xml:space="preserve"> </w:t>
-      </w:r>
-      <w:r>
-        <w:rPr>
-          <w:rFonts w:ascii="Segoe UI Emoji" w:hAnsi="Segoe UI Emoji" w:cs="Segoe UI Emoji"/>
-          <w:b/>
-          <w:bCs/>
-          <w:sz w:val="40"/>
-          <w:szCs w:val="40"/>
-        </w:rPr>
-        <w:t>🕌</w:t>
-      </w:r>
-      <w:r>
-        <w:rPr>
-          <w:b/>
-          <w:bCs/>
-          <w:sz w:val="40"/>
-          <w:szCs w:val="40"/>
-        </w:rPr>
-        <w:t xml:space="preserve"> Manual </w:t>
-      </w:r>
-      <w:proofErr w:type="spellStart"/>
-      <w:r>
-        <w:rPr>
-          <w:b/>
-          <w:bCs/>
-          <w:sz w:val="40"/>
-          <w:szCs w:val="40"/>
-        </w:rPr>
+    </w:p>
+    <w:p>
+      <w:pPr>
+        <w:pStyle w:val="Heading2"/>
+      </w:pPr>
+      <w:bookmarkStart w:id="0" w:name="_Toc224494221"/>
+      <w:r>
+        <w:t xml:space="preserve">Manual </w:t>
+      </w:r>
+      <w:proofErr w:type="spellStart"/>
+      <w:r>
         <w:t>Pengguna</w:t>
       </w:r>
       <w:proofErr w:type="spellEnd"/>
       <w:r>
-        <w:rPr>
-          <w:b/>
-          <w:bCs/>
-          <w:sz w:val="40"/>
-          <w:szCs w:val="40"/>
-        </w:rPr>
         <w:t xml:space="preserve">: </w:t>
       </w:r>
       <w:proofErr w:type="spellStart"/>
       <w:r>
-        <w:rPr>
-          <w:b/>
-          <w:bCs/>
-          <w:sz w:val="40"/>
-          <w:szCs w:val="40"/>
-        </w:rPr>
         <w:t>Sistem</w:t>
       </w:r>
       <w:proofErr w:type="spellEnd"/>
       <w:r>
-        <w:rPr>
-          <w:b/>
-          <w:bCs/>
-          <w:sz w:val="40"/>
-          <w:szCs w:val="40"/>
-        </w:rPr>
-        <w:t xml:space="preserve"> </w:t>
-      </w:r>
-      <w:proofErr w:type="spellStart"/>
-      <w:r>
-        <w:rPr>
-          <w:b/>
-          <w:bCs/>
-          <w:sz w:val="40"/>
-          <w:szCs w:val="40"/>
-        </w:rPr>
+        <w:t xml:space="preserve"> </w:t>
+      </w:r>
+      <w:proofErr w:type="spellStart"/>
+      <w:r>
         <w:t>Paparan</w:t>
       </w:r>
       <w:proofErr w:type="spellEnd"/>
       <w:r>
-        <w:rPr>
-          <w:b/>
-          <w:bCs/>
-          <w:sz w:val="40"/>
-          <w:szCs w:val="40"/>
-        </w:rPr>
         <w:t xml:space="preserve"> Digital Surau</w:t>
       </w:r>
+      <w:bookmarkEnd w:id="0"/>
     </w:p>
     <w:p>
       <w:pPr>
@@ -104,6 +676,9 @@
     </w:p>
     <w:p>
       <w:r>
+        <w:rPr>
+          <w:noProof/>
+        </w:rPr>
         <w:drawing>
           <wp:inline distT="0" distB="0" distL="0" distR="0" wp14:anchorId="47B13C6D" wp14:editId="64902304">
             <wp:extent cx="5943600" cy="3017520"/>
@@ -120,7 +695,7 @@
                     <pic:cNvPicPr/>
                   </pic:nvPicPr>
                   <pic:blipFill>
-                    <a:blip r:embed="rId4"/>
+                    <a:blip r:embed="rId8"/>
                     <a:stretch>
                       <a:fillRect/>
                     </a:stretch>
@@ -321,168 +896,16 @@
       <w:r>
         <w:t xml:space="preserve"> </w:t>
       </w:r>
-      <w:r>
-        <w:rPr>
-          <w:rFonts w:ascii="Segoe UI Emoji" w:hAnsi="Segoe UI Emoji" w:cs="Segoe UI Emoji"/>
-          <w:b/>
-          <w:bCs/>
-        </w:rPr>
-        <w:t>📋</w:t>
-      </w:r>
-      <w:r>
-        <w:rPr>
-          <w:b/>
-          <w:bCs/>
-        </w:rPr>
-        <w:t xml:space="preserve"> Isi Kandungan</w:t>
-      </w:r>
-    </w:p>
-    <w:p>
-      <w:r>
-        <w:t xml:space="preserve">1. </w:t>
-      </w:r>
-      <w:proofErr w:type="spellStart"/>
-      <w:r>
-        <w:t>Pengenalan</w:t>
-      </w:r>
-      <w:proofErr w:type="spellEnd"/>
-      <w:r>
-        <w:t xml:space="preserve"> </w:t>
-      </w:r>
-      <w:proofErr w:type="spellStart"/>
-      <w:r>
-        <w:t>Sistem</w:t>
-      </w:r>
-      <w:proofErr w:type="spellEnd"/>
-    </w:p>
-    <w:p>
-      <w:r>
-        <w:t xml:space="preserve">2. Panduan </w:t>
-      </w:r>
-      <w:proofErr w:type="spellStart"/>
-      <w:r>
-        <w:t>Paparan</w:t>
-      </w:r>
-      <w:proofErr w:type="spellEnd"/>
-      <w:r>
-        <w:t xml:space="preserve"> Utama (Dashboard</w:t>
-      </w:r>
-      <w:r>
-        <w:t>)</w:t>
-      </w:r>
-    </w:p>
-    <w:p>
-      <w:r>
-        <w:t xml:space="preserve">3. </w:t>
-      </w:r>
-      <w:proofErr w:type="spellStart"/>
-      <w:r>
-        <w:t>Pengurusan</w:t>
-      </w:r>
-      <w:proofErr w:type="spellEnd"/>
-      <w:r>
-        <w:t xml:space="preserve"> </w:t>
-      </w:r>
-      <w:proofErr w:type="spellStart"/>
-      <w:r>
-        <w:t>Pentadbiran</w:t>
-      </w:r>
-      <w:proofErr w:type="spellEnd"/>
-      <w:r>
-        <w:t xml:space="preserve"> (Log Masuk)</w:t>
-      </w:r>
-    </w:p>
-    <w:p>
-      <w:r>
-        <w:t xml:space="preserve">4. </w:t>
-      </w:r>
-      <w:proofErr w:type="spellStart"/>
-      <w:r>
-        <w:t>Mengurus</w:t>
-      </w:r>
-      <w:proofErr w:type="spellEnd"/>
-      <w:r>
-        <w:t xml:space="preserve"> </w:t>
-      </w:r>
-      <w:proofErr w:type="spellStart"/>
-      <w:r>
-        <w:t>Jadual</w:t>
-      </w:r>
-      <w:proofErr w:type="spellEnd"/>
-      <w:r>
-        <w:t xml:space="preserve"> </w:t>
-      </w:r>
-      <w:proofErr w:type="spellStart"/>
-      <w:r>
-        <w:t>Aktiviti</w:t>
-      </w:r>
-      <w:proofErr w:type="spellEnd"/>
-      <w:r>
-        <w:t xml:space="preserve"> / </w:t>
-      </w:r>
-      <w:proofErr w:type="spellStart"/>
-      <w:r>
-        <w:t>Kulia</w:t>
-      </w:r>
-      <w:r>
-        <w:t>h</w:t>
-      </w:r>
-      <w:proofErr w:type="spellEnd"/>
-    </w:p>
-    <w:p>
-      <w:r>
-        <w:t xml:space="preserve">5. </w:t>
-      </w:r>
-      <w:proofErr w:type="spellStart"/>
-      <w:r>
-        <w:t>Mengurus</w:t>
-      </w:r>
-      <w:proofErr w:type="spellEnd"/>
-      <w:r>
-        <w:t xml:space="preserve"> Iklan &amp; </w:t>
-      </w:r>
-      <w:proofErr w:type="spellStart"/>
-      <w:r>
-        <w:t>Pengumuman</w:t>
-      </w:r>
-      <w:proofErr w:type="spellEnd"/>
-    </w:p>
-    <w:p>
-      <w:r>
-        <w:t xml:space="preserve">6. </w:t>
-      </w:r>
-      <w:proofErr w:type="spellStart"/>
-      <w:r>
-        <w:t>Tetapan</w:t>
-      </w:r>
-      <w:proofErr w:type="spellEnd"/>
-      <w:r>
-        <w:t xml:space="preserve"> </w:t>
-      </w:r>
-      <w:proofErr w:type="spellStart"/>
-      <w:r>
-        <w:t>Peranti</w:t>
-      </w:r>
-      <w:proofErr w:type="spellEnd"/>
-      <w:r>
-        <w:t xml:space="preserve"> (TV/Mini PC)</w:t>
-      </w:r>
-    </w:p>
-    <w:p>
-      <w:r>
-        <w:t xml:space="preserve">7. </w:t>
-      </w:r>
-      <w:proofErr w:type="spellStart"/>
-      <w:r>
-        <w:t>Penyelesaian</w:t>
-      </w:r>
-      <w:proofErr w:type="spellEnd"/>
-      <w:r>
-        <w:t xml:space="preserve"> Masalah (FAQ)</w:t>
-      </w:r>
-    </w:p>
-    <w:p>
-      <w:r>
+    </w:p>
+    <w:p>
+      <w:pPr>
+        <w:pStyle w:val="Heading2"/>
+      </w:pPr>
+      <w:bookmarkStart w:id="1" w:name="_Toc224494222"/>
+      <w:r>
+        <w:rPr>
+          <w:noProof/>
+        </w:rPr>
         <w:lastRenderedPageBreak/>
         <w:drawing>
           <wp:anchor distT="0" distB="0" distL="114300" distR="114300" simplePos="0" relativeHeight="251658240" behindDoc="0" locked="0" layoutInCell="1" allowOverlap="1" wp14:anchorId="01B346A6" wp14:editId="790F8F95">
@@ -516,7 +939,7 @@
                     <pic:cNvPicPr/>
                   </pic:nvPicPr>
                   <pic:blipFill>
-                    <a:blip r:embed="rId5">
+                    <a:blip r:embed="rId9">
                       <a:extLst>
                         <a:ext uri="{28A0092B-C50C-407E-A947-70E740481C1C}">
                           <a14:useLocalDpi xmlns:a14="http://schemas.microsoft.com/office/drawing/2010/main" val="0"/>
@@ -549,39 +972,21 @@
         </w:drawing>
       </w:r>
       <w:r>
-        <w:t xml:space="preserve"> </w:t>
-      </w:r>
-      <w:r>
-        <w:rPr>
-          <w:b/>
-          <w:bCs/>
-        </w:rPr>
-        <w:t xml:space="preserve">1. </w:t>
-      </w:r>
-      <w:proofErr w:type="spellStart"/>
-      <w:r>
-        <w:rPr>
-          <w:b/>
-          <w:bCs/>
-        </w:rPr>
+        <w:t xml:space="preserve"> 1. </w:t>
+      </w:r>
+      <w:proofErr w:type="spellStart"/>
+      <w:r>
         <w:t>Pengenalan</w:t>
       </w:r>
       <w:proofErr w:type="spellEnd"/>
       <w:r>
-        <w:rPr>
-          <w:b/>
-          <w:bCs/>
-        </w:rPr>
-        <w:t xml:space="preserve"> </w:t>
-      </w:r>
-      <w:proofErr w:type="spellStart"/>
-      <w:r>
-        <w:rPr>
-          <w:b/>
-          <w:bCs/>
-        </w:rPr>
+        <w:t xml:space="preserve"> </w:t>
+      </w:r>
+      <w:proofErr w:type="spellStart"/>
+      <w:r>
         <w:t>Sistem</w:t>
       </w:r>
+      <w:bookmarkEnd w:id="1"/>
       <w:proofErr w:type="spellEnd"/>
     </w:p>
     <w:p>
@@ -1208,32 +1613,25 @@
     <w:p/>
     <w:p/>
     <w:p>
-      <w:r>
-        <w:t xml:space="preserve"> </w:t>
-      </w:r>
-      <w:r>
-        <w:rPr>
-          <w:b/>
-          <w:bCs/>
-        </w:rPr>
+      <w:pPr>
+        <w:pStyle w:val="Heading2"/>
+      </w:pPr>
+      <w:r>
+        <w:t xml:space="preserve"> </w:t>
+      </w:r>
+      <w:bookmarkStart w:id="2" w:name="_Toc224494223"/>
+      <w:r>
         <w:t xml:space="preserve">2. Panduan </w:t>
       </w:r>
       <w:proofErr w:type="spellStart"/>
       <w:r>
-        <w:rPr>
-          <w:b/>
-          <w:bCs/>
-        </w:rPr>
         <w:t>Paparan</w:t>
       </w:r>
       <w:proofErr w:type="spellEnd"/>
       <w:r>
-        <w:rPr>
-          <w:b/>
-          <w:bCs/>
-        </w:rPr>
         <w:t xml:space="preserve"> Utama (Dashboard)</w:t>
       </w:r>
+      <w:bookmarkEnd w:id="2"/>
     </w:p>
     <w:p>
       <w:proofErr w:type="spellStart"/>
@@ -1597,6 +1995,9 @@
     <w:p/>
     <w:p>
       <w:r>
+        <w:rPr>
+          <w:noProof/>
+        </w:rPr>
         <w:drawing>
           <wp:anchor distT="0" distB="0" distL="114300" distR="114300" simplePos="0" relativeHeight="251659264" behindDoc="0" locked="0" layoutInCell="1" allowOverlap="1" wp14:anchorId="4A70AC3A" wp14:editId="7143D3CF">
             <wp:simplePos x="0" y="0"/>
@@ -1629,7 +2030,7 @@
                     <pic:cNvPicPr/>
                   </pic:nvPicPr>
                   <pic:blipFill>
-                    <a:blip r:embed="rId6">
+                    <a:blip r:embed="rId10">
                       <a:extLst>
                         <a:ext uri="{28A0092B-C50C-407E-A947-70E740481C1C}">
                           <a14:useLocalDpi xmlns:a14="http://schemas.microsoft.com/office/drawing/2010/main" val="0"/>
@@ -2351,7 +2752,14 @@
     <w:p/>
     <w:p/>
     <w:p>
-      <w:r>
+      <w:pPr>
+        <w:pStyle w:val="Heading2"/>
+      </w:pPr>
+      <w:bookmarkStart w:id="3" w:name="_Toc224494224"/>
+      <w:r>
+        <w:rPr>
+          <w:noProof/>
+        </w:rPr>
         <w:lastRenderedPageBreak/>
         <w:drawing>
           <wp:anchor distT="0" distB="0" distL="114300" distR="114300" simplePos="0" relativeHeight="251661312" behindDoc="0" locked="0" layoutInCell="1" allowOverlap="1" wp14:anchorId="13751075" wp14:editId="5B976DBC">
@@ -2385,7 +2793,7 @@
                     <pic:cNvPicPr/>
                   </pic:nvPicPr>
                   <pic:blipFill>
-                    <a:blip r:embed="rId7">
+                    <a:blip r:embed="rId11">
                       <a:extLst>
                         <a:ext uri="{28A0092B-C50C-407E-A947-70E740481C1C}">
                           <a14:useLocalDpi xmlns:a14="http://schemas.microsoft.com/office/drawing/2010/main" val="0"/>
@@ -2418,47 +2826,25 @@
         </w:drawing>
       </w:r>
       <w:r>
-        <w:t xml:space="preserve"> </w:t>
-      </w:r>
-      <w:r>
-        <w:rPr>
-          <w:b/>
-          <w:bCs/>
-        </w:rPr>
-        <w:t xml:space="preserve">3. </w:t>
-      </w:r>
-      <w:proofErr w:type="spellStart"/>
-      <w:r>
-        <w:rPr>
-          <w:b/>
-          <w:bCs/>
-        </w:rPr>
+        <w:t xml:space="preserve"> 3. </w:t>
+      </w:r>
+      <w:proofErr w:type="spellStart"/>
+      <w:r>
         <w:t>Pengurusan</w:t>
       </w:r>
       <w:proofErr w:type="spellEnd"/>
       <w:r>
-        <w:rPr>
-          <w:b/>
-          <w:bCs/>
-        </w:rPr>
-        <w:t xml:space="preserve"> </w:t>
-      </w:r>
-      <w:proofErr w:type="spellStart"/>
-      <w:r>
-        <w:rPr>
-          <w:b/>
-          <w:bCs/>
-        </w:rPr>
+        <w:t xml:space="preserve"> </w:t>
+      </w:r>
+      <w:proofErr w:type="spellStart"/>
+      <w:r>
         <w:t>Pentadbiran</w:t>
       </w:r>
       <w:proofErr w:type="spellEnd"/>
       <w:r>
-        <w:rPr>
-          <w:b/>
-          <w:bCs/>
-        </w:rPr>
         <w:t xml:space="preserve"> (Log Masuk)</w:t>
       </w:r>
+      <w:bookmarkEnd w:id="3"/>
     </w:p>
     <w:p>
       <w:proofErr w:type="spellStart"/>
@@ -2609,6 +2995,9 @@
     <w:p/>
     <w:p>
       <w:r>
+        <w:rPr>
+          <w:noProof/>
+        </w:rPr>
         <w:drawing>
           <wp:anchor distT="0" distB="0" distL="114300" distR="114300" simplePos="0" relativeHeight="251660288" behindDoc="0" locked="0" layoutInCell="1" allowOverlap="1" wp14:anchorId="792D293C" wp14:editId="3E12D366">
             <wp:simplePos x="0" y="0"/>
@@ -2633,11 +3022,11 @@
                     <pic:cNvPicPr/>
                   </pic:nvPicPr>
                   <pic:blipFill>
-                    <a:blip r:embed="rId8">
+                    <a:blip r:embed="rId12">
                       <a:extLst>
                         <a:ext uri="{BEBA8EAE-BF5A-486C-A8C5-ECC9F3942E4B}">
                           <a14:imgProps xmlns:a14="http://schemas.microsoft.com/office/drawing/2010/main">
-                            <a14:imgLayer r:embed="rId9">
+                            <a14:imgLayer r:embed="rId13">
                               <a14:imgEffect>
                                 <a14:backgroundRemoval t="8621" b="91379" l="9633" r="89908">
                                   <a14:foregroundMark x1="61927" y1="37931" x2="61927" y2="37931"/>
@@ -3063,80 +3452,49 @@
     <w:p/>
     <w:p/>
     <w:p/>
+    <w:p/>
+    <w:p/>
     <w:p>
       <w:pPr>
-        <w:rPr>
-          <w:b/>
-          <w:bCs/>
-        </w:rPr>
+        <w:pStyle w:val="Heading2"/>
       </w:pPr>
       <w:r>
         <w:lastRenderedPageBreak/>
         <w:t xml:space="preserve"> </w:t>
       </w:r>
-      <w:r>
-        <w:rPr>
-          <w:b/>
-          <w:bCs/>
-        </w:rPr>
+      <w:bookmarkStart w:id="4" w:name="_Toc224494225"/>
+      <w:r>
         <w:t xml:space="preserve">4. </w:t>
       </w:r>
       <w:proofErr w:type="spellStart"/>
       <w:r>
-        <w:rPr>
-          <w:b/>
-          <w:bCs/>
-        </w:rPr>
         <w:t>Mengurus</w:t>
       </w:r>
       <w:proofErr w:type="spellEnd"/>
       <w:r>
-        <w:rPr>
-          <w:b/>
-          <w:bCs/>
-        </w:rPr>
-        <w:t xml:space="preserve"> </w:t>
-      </w:r>
-      <w:proofErr w:type="spellStart"/>
-      <w:r>
-        <w:rPr>
-          <w:b/>
-          <w:bCs/>
-        </w:rPr>
+        <w:t xml:space="preserve"> </w:t>
+      </w:r>
+      <w:proofErr w:type="spellStart"/>
+      <w:r>
         <w:t>Jadual</w:t>
       </w:r>
       <w:proofErr w:type="spellEnd"/>
       <w:r>
-        <w:rPr>
-          <w:b/>
-          <w:bCs/>
-        </w:rPr>
-        <w:t xml:space="preserve"> </w:t>
-      </w:r>
-      <w:proofErr w:type="spellStart"/>
-      <w:r>
-        <w:rPr>
-          <w:b/>
-          <w:bCs/>
-        </w:rPr>
+        <w:t xml:space="preserve"> </w:t>
+      </w:r>
+      <w:proofErr w:type="spellStart"/>
+      <w:r>
         <w:t>Aktiviti</w:t>
       </w:r>
       <w:proofErr w:type="spellEnd"/>
       <w:r>
-        <w:rPr>
-          <w:b/>
-          <w:bCs/>
-        </w:rPr>
         <w:t xml:space="preserve"> / </w:t>
       </w:r>
       <w:proofErr w:type="spellStart"/>
       <w:r>
-        <w:rPr>
-          <w:b/>
-          <w:bCs/>
-        </w:rPr>
         <w:t>Kuliah</w:t>
       </w:r>
+      <w:bookmarkEnd w:id="4"/>
       <w:proofErr w:type="spellEnd"/>
     </w:p>
     <w:p>
@@ -3147,6 +3505,9 @@
         </w:rPr>
       </w:pPr>
       <w:r>
+        <w:rPr>
+          <w:noProof/>
+        </w:rPr>
         <w:drawing>
           <wp:anchor distT="0" distB="0" distL="114300" distR="114300" simplePos="0" relativeHeight="251663360" behindDoc="1" locked="0" layoutInCell="1" allowOverlap="1" wp14:anchorId="4E7EF545" wp14:editId="73A7F397">
             <wp:simplePos x="0" y="0"/>
@@ -3179,7 +3540,7 @@
                     <pic:cNvPicPr/>
                   </pic:nvPicPr>
                   <pic:blipFill>
-                    <a:blip r:embed="rId10">
+                    <a:blip r:embed="rId14">
                       <a:extLst>
                         <a:ext uri="{28A0092B-C50C-407E-A947-70E740481C1C}">
                           <a14:useLocalDpi xmlns:a14="http://schemas.microsoft.com/office/drawing/2010/main" val="0"/>
@@ -3445,7 +3806,7 @@
                     </pic:cNvPicPr>
                   </pic:nvPicPr>
                   <pic:blipFill>
-                    <a:blip r:embed="rId11">
+                    <a:blip r:embed="rId15">
                       <a:extLst>
                         <a:ext uri="{28A0092B-C50C-407E-A947-70E740481C1C}">
                           <a14:useLocalDpi xmlns:a14="http://schemas.microsoft.com/office/drawing/2010/main" val="0"/>
@@ -3871,6 +4232,1453 @@
         <w:t>.</w:t>
       </w:r>
     </w:p>
+    <w:p/>
+    <w:p/>
+    <w:p/>
+    <w:p/>
+    <w:p/>
+    <w:p/>
+    <w:p/>
+    <w:p/>
+    <w:p/>
+    <w:p>
+      <w:proofErr w:type="spellStart"/>
+      <w:r>
+        <w:lastRenderedPageBreak/>
+        <w:t>Berikut</w:t>
+      </w:r>
+      <w:proofErr w:type="spellEnd"/>
+      <w:r>
+        <w:t xml:space="preserve"> Adalah </w:t>
+      </w:r>
+      <w:proofErr w:type="spellStart"/>
+      <w:r>
+        <w:t>Senarai</w:t>
+      </w:r>
+      <w:proofErr w:type="spellEnd"/>
+      <w:r>
+        <w:t xml:space="preserve"> </w:t>
+      </w:r>
+      <w:proofErr w:type="spellStart"/>
+      <w:r>
+        <w:t>Penceramah</w:t>
+      </w:r>
+      <w:proofErr w:type="spellEnd"/>
+      <w:r>
+        <w:t xml:space="preserve"> yang </w:t>
+      </w:r>
+      <w:proofErr w:type="spellStart"/>
+      <w:r>
+        <w:t>telah</w:t>
+      </w:r>
+      <w:proofErr w:type="spellEnd"/>
+      <w:r>
+        <w:t xml:space="preserve"> </w:t>
+      </w:r>
+      <w:proofErr w:type="spellStart"/>
+      <w:r>
+        <w:t>didaftarkan</w:t>
+      </w:r>
+      <w:proofErr w:type="spellEnd"/>
+      <w:r>
+        <w:t xml:space="preserve"> di</w:t>
+      </w:r>
+      <w:r>
+        <w:t xml:space="preserve"> </w:t>
+      </w:r>
+      <w:proofErr w:type="spellStart"/>
+      <w:r>
+        <w:t>d</w:t>
+      </w:r>
+      <w:r>
+        <w:t>alam</w:t>
+      </w:r>
+      <w:proofErr w:type="spellEnd"/>
+      <w:r>
+        <w:t xml:space="preserve"> </w:t>
+      </w:r>
+      <w:proofErr w:type="spellStart"/>
+      <w:r>
+        <w:t>sistem</w:t>
+      </w:r>
+      <w:proofErr w:type="spellEnd"/>
+      <w:r>
+        <w:t xml:space="preserve"> </w:t>
+      </w:r>
+      <w:proofErr w:type="spellStart"/>
+      <w:r>
+        <w:t>secara</w:t>
+      </w:r>
+      <w:proofErr w:type="spellEnd"/>
+      <w:r>
+        <w:t xml:space="preserve"> default:</w:t>
+      </w:r>
+    </w:p>
+    <w:p>
+      <w:pPr>
+        <w:pStyle w:val="ListParagraph"/>
+        <w:numPr>
+          <w:ilvl w:val="0"/>
+          <w:numId w:val="2"/>
+        </w:numPr>
+        <w:spacing w:line="240" w:lineRule="auto"/>
+      </w:pPr>
+      <w:r>
+        <w:t xml:space="preserve">Ustaz Dr </w:t>
+      </w:r>
+      <w:proofErr w:type="spellStart"/>
+      <w:r>
+        <w:t>Khairatul</w:t>
+      </w:r>
+      <w:proofErr w:type="spellEnd"/>
+    </w:p>
+    <w:p>
+      <w:pPr>
+        <w:pStyle w:val="ListParagraph"/>
+        <w:numPr>
+          <w:ilvl w:val="0"/>
+          <w:numId w:val="2"/>
+        </w:numPr>
+        <w:spacing w:line="240" w:lineRule="auto"/>
+      </w:pPr>
+      <w:r>
+        <w:t>Ustaz Dr Abu Zaki</w:t>
+      </w:r>
+    </w:p>
+    <w:p>
+      <w:pPr>
+        <w:pStyle w:val="ListParagraph"/>
+        <w:numPr>
+          <w:ilvl w:val="0"/>
+          <w:numId w:val="2"/>
+        </w:numPr>
+        <w:spacing w:line="240" w:lineRule="auto"/>
+      </w:pPr>
+      <w:r>
+        <w:t>Ustaz Fahmi</w:t>
+      </w:r>
+    </w:p>
+    <w:p>
+      <w:pPr>
+        <w:pStyle w:val="ListParagraph"/>
+        <w:numPr>
+          <w:ilvl w:val="0"/>
+          <w:numId w:val="2"/>
+        </w:numPr>
+        <w:spacing w:line="240" w:lineRule="auto"/>
+      </w:pPr>
+      <w:r>
+        <w:t>Ustaz Elya</w:t>
+      </w:r>
+      <w:r>
+        <w:t>s</w:t>
+      </w:r>
+    </w:p>
+    <w:p>
+      <w:pPr>
+        <w:pStyle w:val="ListParagraph"/>
+        <w:numPr>
+          <w:ilvl w:val="0"/>
+          <w:numId w:val="2"/>
+        </w:numPr>
+        <w:spacing w:line="240" w:lineRule="auto"/>
+      </w:pPr>
+      <w:r>
+        <w:t>Ustaz Fendy</w:t>
+      </w:r>
+    </w:p>
+    <w:p>
+      <w:pPr>
+        <w:pStyle w:val="ListParagraph"/>
+        <w:numPr>
+          <w:ilvl w:val="0"/>
+          <w:numId w:val="2"/>
+        </w:numPr>
+        <w:spacing w:line="240" w:lineRule="auto"/>
+      </w:pPr>
+      <w:r>
+        <w:t>Ustaz Kosi</w:t>
+      </w:r>
+    </w:p>
+    <w:p>
+      <w:pPr>
+        <w:pStyle w:val="ListParagraph"/>
+        <w:numPr>
+          <w:ilvl w:val="0"/>
+          <w:numId w:val="2"/>
+        </w:numPr>
+        <w:spacing w:line="240" w:lineRule="auto"/>
+      </w:pPr>
+      <w:r>
+        <w:t>Ustaz Najmi</w:t>
+      </w:r>
+    </w:p>
+    <w:p>
+      <w:pPr>
+        <w:pStyle w:val="ListParagraph"/>
+        <w:numPr>
+          <w:ilvl w:val="0"/>
+          <w:numId w:val="2"/>
+        </w:numPr>
+        <w:spacing w:line="240" w:lineRule="auto"/>
+      </w:pPr>
+      <w:r>
+        <w:t>Ustaz Nik</w:t>
+      </w:r>
+    </w:p>
+    <w:p>
+      <w:pPr>
+        <w:pStyle w:val="ListParagraph"/>
+        <w:numPr>
+          <w:ilvl w:val="0"/>
+          <w:numId w:val="2"/>
+        </w:numPr>
+        <w:spacing w:line="240" w:lineRule="auto"/>
+      </w:pPr>
+      <w:r>
+        <w:t>Ustaz Rasyidi</w:t>
+      </w:r>
+    </w:p>
+    <w:p>
+      <w:pPr>
+        <w:pStyle w:val="ListParagraph"/>
+        <w:numPr>
+          <w:ilvl w:val="0"/>
+          <w:numId w:val="2"/>
+        </w:numPr>
+        <w:spacing w:line="240" w:lineRule="auto"/>
+      </w:pPr>
+      <w:r>
+        <w:t>Ustaz Saifullah</w:t>
+      </w:r>
+    </w:p>
+    <w:p>
+      <w:pPr>
+        <w:pStyle w:val="ListParagraph"/>
+        <w:numPr>
+          <w:ilvl w:val="0"/>
+          <w:numId w:val="2"/>
+        </w:numPr>
+        <w:spacing w:line="240" w:lineRule="auto"/>
+      </w:pPr>
+      <w:r>
+        <w:t>Ustaz Syawal</w:t>
+      </w:r>
+    </w:p>
+    <w:p>
+      <w:pPr>
+        <w:pStyle w:val="ListParagraph"/>
+        <w:numPr>
+          <w:ilvl w:val="0"/>
+          <w:numId w:val="2"/>
+        </w:numPr>
+        <w:spacing w:line="240" w:lineRule="auto"/>
+      </w:pPr>
+      <w:r>
+        <w:t>Ustaz Sirajjudin</w:t>
+      </w:r>
+    </w:p>
+    <w:p>
+      <w:pPr>
+        <w:pStyle w:val="ListParagraph"/>
+        <w:numPr>
+          <w:ilvl w:val="0"/>
+          <w:numId w:val="2"/>
+        </w:numPr>
+        <w:spacing w:line="240" w:lineRule="auto"/>
+      </w:pPr>
+      <w:r>
+        <w:t>PU Akram</w:t>
+      </w:r>
+    </w:p>
+    <w:p>
+      <w:pPr>
+        <w:pStyle w:val="ListParagraph"/>
+        <w:numPr>
+          <w:ilvl w:val="0"/>
+          <w:numId w:val="2"/>
+        </w:numPr>
+        <w:spacing w:line="240" w:lineRule="auto"/>
+      </w:pPr>
+      <w:r>
+        <w:t xml:space="preserve">PU </w:t>
+      </w:r>
+      <w:proofErr w:type="spellStart"/>
+      <w:r>
+        <w:t>Azihal</w:t>
+      </w:r>
+      <w:proofErr w:type="spellEnd"/>
+    </w:p>
+    <w:p>
+      <w:pPr>
+        <w:pStyle w:val="ListParagraph"/>
+        <w:numPr>
+          <w:ilvl w:val="0"/>
+          <w:numId w:val="2"/>
+        </w:numPr>
+        <w:spacing w:line="240" w:lineRule="auto"/>
+      </w:pPr>
+      <w:r>
+        <w:t>PU Izzat</w:t>
+      </w:r>
+    </w:p>
+    <w:p/>
+    <w:p>
+      <w:r>
+        <w:rPr>
+          <w:noProof/>
+        </w:rPr>
+        <w:drawing>
+          <wp:anchor distT="0" distB="0" distL="114300" distR="114300" simplePos="0" relativeHeight="251679744" behindDoc="0" locked="0" layoutInCell="1" allowOverlap="1" wp14:anchorId="01119401" wp14:editId="6689845F">
+            <wp:simplePos x="0" y="0"/>
+            <wp:positionH relativeFrom="column">
+              <wp:posOffset>3771900</wp:posOffset>
+            </wp:positionH>
+            <wp:positionV relativeFrom="paragraph">
+              <wp:posOffset>244475</wp:posOffset>
+            </wp:positionV>
+            <wp:extent cx="825500" cy="835356"/>
+            <wp:effectExtent l="0" t="0" r="0" b="3175"/>
+            <wp:wrapNone/>
+            <wp:docPr id="393525792" name="Picture 14"/>
+            <wp:cNvGraphicFramePr>
+              <a:graphicFrameLocks xmlns:a="http://schemas.openxmlformats.org/drawingml/2006/main" noChangeAspect="1"/>
+            </wp:cNvGraphicFramePr>
+            <a:graphic xmlns:a="http://schemas.openxmlformats.org/drawingml/2006/main">
+              <a:graphicData uri="http://schemas.openxmlformats.org/drawingml/2006/picture">
+                <pic:pic xmlns:pic="http://schemas.openxmlformats.org/drawingml/2006/picture">
+                  <pic:nvPicPr>
+                    <pic:cNvPr id="0" name="Picture 14"/>
+                    <pic:cNvPicPr>
+                      <a:picLocks noChangeAspect="1" noChangeArrowheads="1"/>
+                    </pic:cNvPicPr>
+                  </pic:nvPicPr>
+                  <pic:blipFill>
+                    <a:blip r:embed="rId16" cstate="print">
+                      <a:extLst>
+                        <a:ext uri="{28A0092B-C50C-407E-A947-70E740481C1C}">
+                          <a14:useLocalDpi xmlns:a14="http://schemas.microsoft.com/office/drawing/2010/main" val="0"/>
+                        </a:ext>
+                      </a:extLst>
+                    </a:blip>
+                    <a:srcRect/>
+                    <a:stretch>
+                      <a:fillRect/>
+                    </a:stretch>
+                  </pic:blipFill>
+                  <pic:spPr bwMode="auto">
+                    <a:xfrm>
+                      <a:off x="0" y="0"/>
+                      <a:ext cx="825500" cy="835356"/>
+                    </a:xfrm>
+                    <a:prstGeom prst="rect">
+                      <a:avLst/>
+                    </a:prstGeom>
+                    <a:noFill/>
+                    <a:ln>
+                      <a:noFill/>
+                    </a:ln>
+                  </pic:spPr>
+                </pic:pic>
+              </a:graphicData>
+            </a:graphic>
+            <wp14:sizeRelH relativeFrom="margin">
+              <wp14:pctWidth>0</wp14:pctWidth>
+            </wp14:sizeRelH>
+            <wp14:sizeRelV relativeFrom="margin">
+              <wp14:pctHeight>0</wp14:pctHeight>
+            </wp14:sizeRelV>
+          </wp:anchor>
+        </w:drawing>
+      </w:r>
+      <w:r>
+        <w:rPr>
+          <w:noProof/>
+        </w:rPr>
+        <w:drawing>
+          <wp:anchor distT="0" distB="0" distL="114300" distR="114300" simplePos="0" relativeHeight="251677696" behindDoc="0" locked="0" layoutInCell="1" allowOverlap="1" wp14:anchorId="0F877E0A" wp14:editId="6CAAA38A">
+            <wp:simplePos x="0" y="0"/>
+            <wp:positionH relativeFrom="margin">
+              <wp:posOffset>2406650</wp:posOffset>
+            </wp:positionH>
+            <wp:positionV relativeFrom="paragraph">
+              <wp:posOffset>262255</wp:posOffset>
+            </wp:positionV>
+            <wp:extent cx="878840" cy="806450"/>
+            <wp:effectExtent l="0" t="0" r="0" b="0"/>
+            <wp:wrapNone/>
+            <wp:docPr id="181268132" name="Picture 12"/>
+            <wp:cNvGraphicFramePr>
+              <a:graphicFrameLocks xmlns:a="http://schemas.openxmlformats.org/drawingml/2006/main" noChangeAspect="1"/>
+            </wp:cNvGraphicFramePr>
+            <a:graphic xmlns:a="http://schemas.openxmlformats.org/drawingml/2006/main">
+              <a:graphicData uri="http://schemas.openxmlformats.org/drawingml/2006/picture">
+                <pic:pic xmlns:pic="http://schemas.openxmlformats.org/drawingml/2006/picture">
+                  <pic:nvPicPr>
+                    <pic:cNvPr id="0" name="Picture 12"/>
+                    <pic:cNvPicPr>
+                      <a:picLocks noChangeAspect="1" noChangeArrowheads="1"/>
+                    </pic:cNvPicPr>
+                  </pic:nvPicPr>
+                  <pic:blipFill>
+                    <a:blip r:embed="rId17" cstate="print">
+                      <a:extLst>
+                        <a:ext uri="{28A0092B-C50C-407E-A947-70E740481C1C}">
+                          <a14:useLocalDpi xmlns:a14="http://schemas.microsoft.com/office/drawing/2010/main" val="0"/>
+                        </a:ext>
+                      </a:extLst>
+                    </a:blip>
+                    <a:srcRect/>
+                    <a:stretch>
+                      <a:fillRect/>
+                    </a:stretch>
+                  </pic:blipFill>
+                  <pic:spPr bwMode="auto">
+                    <a:xfrm>
+                      <a:off x="0" y="0"/>
+                      <a:ext cx="878840" cy="806450"/>
+                    </a:xfrm>
+                    <a:prstGeom prst="rect">
+                      <a:avLst/>
+                    </a:prstGeom>
+                    <a:noFill/>
+                    <a:ln>
+                      <a:noFill/>
+                    </a:ln>
+                  </pic:spPr>
+                </pic:pic>
+              </a:graphicData>
+            </a:graphic>
+            <wp14:sizeRelH relativeFrom="margin">
+              <wp14:pctWidth>0</wp14:pctWidth>
+            </wp14:sizeRelH>
+            <wp14:sizeRelV relativeFrom="margin">
+              <wp14:pctHeight>0</wp14:pctHeight>
+            </wp14:sizeRelV>
+          </wp:anchor>
+        </w:drawing>
+      </w:r>
+      <w:r>
+        <w:rPr>
+          <w:noProof/>
+        </w:rPr>
+        <w:drawing>
+          <wp:anchor distT="0" distB="0" distL="114300" distR="114300" simplePos="0" relativeHeight="251676672" behindDoc="0" locked="0" layoutInCell="1" allowOverlap="1" wp14:anchorId="11AFF8F4" wp14:editId="18F412FF">
+            <wp:simplePos x="0" y="0"/>
+            <wp:positionH relativeFrom="column">
+              <wp:posOffset>1257300</wp:posOffset>
+            </wp:positionH>
+            <wp:positionV relativeFrom="paragraph">
+              <wp:posOffset>224155</wp:posOffset>
+            </wp:positionV>
+            <wp:extent cx="704850" cy="878174"/>
+            <wp:effectExtent l="0" t="0" r="0" b="0"/>
+            <wp:wrapNone/>
+            <wp:docPr id="577107065" name="Picture 11"/>
+            <wp:cNvGraphicFramePr>
+              <a:graphicFrameLocks xmlns:a="http://schemas.openxmlformats.org/drawingml/2006/main" noChangeAspect="1"/>
+            </wp:cNvGraphicFramePr>
+            <a:graphic xmlns:a="http://schemas.openxmlformats.org/drawingml/2006/main">
+              <a:graphicData uri="http://schemas.openxmlformats.org/drawingml/2006/picture">
+                <pic:pic xmlns:pic="http://schemas.openxmlformats.org/drawingml/2006/picture">
+                  <pic:nvPicPr>
+                    <pic:cNvPr id="0" name="Picture 11"/>
+                    <pic:cNvPicPr>
+                      <a:picLocks noChangeAspect="1" noChangeArrowheads="1"/>
+                    </pic:cNvPicPr>
+                  </pic:nvPicPr>
+                  <pic:blipFill>
+                    <a:blip r:embed="rId18" cstate="print">
+                      <a:extLst>
+                        <a:ext uri="{28A0092B-C50C-407E-A947-70E740481C1C}">
+                          <a14:useLocalDpi xmlns:a14="http://schemas.microsoft.com/office/drawing/2010/main" val="0"/>
+                        </a:ext>
+                      </a:extLst>
+                    </a:blip>
+                    <a:srcRect/>
+                    <a:stretch>
+                      <a:fillRect/>
+                    </a:stretch>
+                  </pic:blipFill>
+                  <pic:spPr bwMode="auto">
+                    <a:xfrm>
+                      <a:off x="0" y="0"/>
+                      <a:ext cx="704850" cy="878174"/>
+                    </a:xfrm>
+                    <a:prstGeom prst="rect">
+                      <a:avLst/>
+                    </a:prstGeom>
+                    <a:noFill/>
+                    <a:ln>
+                      <a:noFill/>
+                    </a:ln>
+                  </pic:spPr>
+                </pic:pic>
+              </a:graphicData>
+            </a:graphic>
+            <wp14:sizeRelH relativeFrom="margin">
+              <wp14:pctWidth>0</wp14:pctWidth>
+            </wp14:sizeRelH>
+            <wp14:sizeRelV relativeFrom="margin">
+              <wp14:pctHeight>0</wp14:pctHeight>
+            </wp14:sizeRelV>
+          </wp:anchor>
+        </w:drawing>
+      </w:r>
+      <w:r>
+        <w:rPr>
+          <w:noProof/>
+        </w:rPr>
+        <w:drawing>
+          <wp:anchor distT="0" distB="0" distL="114300" distR="114300" simplePos="0" relativeHeight="251667456" behindDoc="0" locked="0" layoutInCell="1" allowOverlap="1" wp14:anchorId="73EAAEEC" wp14:editId="5C64D75A">
+            <wp:simplePos x="0" y="0"/>
+            <wp:positionH relativeFrom="margin">
+              <wp:align>left</wp:align>
+            </wp:positionH>
+            <wp:positionV relativeFrom="paragraph">
+              <wp:posOffset>241300</wp:posOffset>
+            </wp:positionV>
+            <wp:extent cx="831850" cy="932857"/>
+            <wp:effectExtent l="0" t="0" r="6350" b="635"/>
+            <wp:wrapNone/>
+            <wp:docPr id="1824913205" name="Picture 2"/>
+            <wp:cNvGraphicFramePr>
+              <a:graphicFrameLocks xmlns:a="http://schemas.openxmlformats.org/drawingml/2006/main" noChangeAspect="1"/>
+            </wp:cNvGraphicFramePr>
+            <a:graphic xmlns:a="http://schemas.openxmlformats.org/drawingml/2006/main">
+              <a:graphicData uri="http://schemas.openxmlformats.org/drawingml/2006/picture">
+                <pic:pic xmlns:pic="http://schemas.openxmlformats.org/drawingml/2006/picture">
+                  <pic:nvPicPr>
+                    <pic:cNvPr id="0" name="Picture 2"/>
+                    <pic:cNvPicPr>
+                      <a:picLocks noChangeAspect="1" noChangeArrowheads="1"/>
+                    </pic:cNvPicPr>
+                  </pic:nvPicPr>
+                  <pic:blipFill>
+                    <a:blip r:embed="rId19" cstate="print">
+                      <a:extLst>
+                        <a:ext uri="{28A0092B-C50C-407E-A947-70E740481C1C}">
+                          <a14:useLocalDpi xmlns:a14="http://schemas.microsoft.com/office/drawing/2010/main" val="0"/>
+                        </a:ext>
+                      </a:extLst>
+                    </a:blip>
+                    <a:srcRect/>
+                    <a:stretch>
+                      <a:fillRect/>
+                    </a:stretch>
+                  </pic:blipFill>
+                  <pic:spPr bwMode="auto">
+                    <a:xfrm>
+                      <a:off x="0" y="0"/>
+                      <a:ext cx="831850" cy="932857"/>
+                    </a:xfrm>
+                    <a:prstGeom prst="rect">
+                      <a:avLst/>
+                    </a:prstGeom>
+                    <a:noFill/>
+                    <a:ln>
+                      <a:noFill/>
+                    </a:ln>
+                  </pic:spPr>
+                </pic:pic>
+              </a:graphicData>
+            </a:graphic>
+            <wp14:sizeRelH relativeFrom="margin">
+              <wp14:pctWidth>0</wp14:pctWidth>
+            </wp14:sizeRelH>
+            <wp14:sizeRelV relativeFrom="margin">
+              <wp14:pctHeight>0</wp14:pctHeight>
+            </wp14:sizeRelV>
+          </wp:anchor>
+        </w:drawing>
+      </w:r>
+    </w:p>
+    <w:p>
+      <w:r>
+        <w:rPr>
+          <w:noProof/>
+        </w:rPr>
+        <w:drawing>
+          <wp:anchor distT="0" distB="0" distL="114300" distR="114300" simplePos="0" relativeHeight="251683840" behindDoc="0" locked="0" layoutInCell="1" allowOverlap="1" wp14:anchorId="7971D692" wp14:editId="42502DA6">
+            <wp:simplePos x="0" y="0"/>
+            <wp:positionH relativeFrom="column">
+              <wp:posOffset>3155950</wp:posOffset>
+            </wp:positionH>
+            <wp:positionV relativeFrom="paragraph">
+              <wp:posOffset>135890</wp:posOffset>
+            </wp:positionV>
+            <wp:extent cx="768350" cy="1151672"/>
+            <wp:effectExtent l="152400" t="152400" r="355600" b="353695"/>
+            <wp:wrapNone/>
+            <wp:docPr id="1378998124" name="Picture 13"/>
+            <wp:cNvGraphicFramePr>
+              <a:graphicFrameLocks xmlns:a="http://schemas.openxmlformats.org/drawingml/2006/main" noChangeAspect="1"/>
+            </wp:cNvGraphicFramePr>
+            <a:graphic xmlns:a="http://schemas.openxmlformats.org/drawingml/2006/main">
+              <a:graphicData uri="http://schemas.openxmlformats.org/drawingml/2006/picture">
+                <pic:pic xmlns:pic="http://schemas.openxmlformats.org/drawingml/2006/picture">
+                  <pic:nvPicPr>
+                    <pic:cNvPr id="0" name="Picture 13"/>
+                    <pic:cNvPicPr>
+                      <a:picLocks noChangeAspect="1" noChangeArrowheads="1"/>
+                    </pic:cNvPicPr>
+                  </pic:nvPicPr>
+                  <pic:blipFill>
+                    <a:blip r:embed="rId20" cstate="print">
+                      <a:extLst>
+                        <a:ext uri="{28A0092B-C50C-407E-A947-70E740481C1C}">
+                          <a14:useLocalDpi xmlns:a14="http://schemas.microsoft.com/office/drawing/2010/main" val="0"/>
+                        </a:ext>
+                      </a:extLst>
+                    </a:blip>
+                    <a:srcRect/>
+                    <a:stretch>
+                      <a:fillRect/>
+                    </a:stretch>
+                  </pic:blipFill>
+                  <pic:spPr bwMode="auto">
+                    <a:xfrm>
+                      <a:off x="0" y="0"/>
+                      <a:ext cx="768350" cy="1151672"/>
+                    </a:xfrm>
+                    <a:prstGeom prst="rect">
+                      <a:avLst/>
+                    </a:prstGeom>
+                    <a:ln>
+                      <a:noFill/>
+                    </a:ln>
+                    <a:effectLst>
+                      <a:outerShdw blurRad="292100" dist="139700" dir="2700000" algn="tl" rotWithShape="0">
+                        <a:srgbClr val="333333">
+                          <a:alpha val="65000"/>
+                        </a:srgbClr>
+                      </a:outerShdw>
+                    </a:effectLst>
+                  </pic:spPr>
+                </pic:pic>
+              </a:graphicData>
+            </a:graphic>
+            <wp14:sizeRelH relativeFrom="margin">
+              <wp14:pctWidth>0</wp14:pctWidth>
+            </wp14:sizeRelH>
+            <wp14:sizeRelV relativeFrom="margin">
+              <wp14:pctHeight>0</wp14:pctHeight>
+            </wp14:sizeRelV>
+          </wp:anchor>
+        </w:drawing>
+      </w:r>
+    </w:p>
+    <w:p>
+      <w:r>
+        <w:rPr>
+          <w:noProof/>
+        </w:rPr>
+        <w:drawing>
+          <wp:anchor distT="0" distB="0" distL="114300" distR="114300" simplePos="0" relativeHeight="251684864" behindDoc="0" locked="0" layoutInCell="1" allowOverlap="1" wp14:anchorId="7D58758E" wp14:editId="2B3F9BFE">
+            <wp:simplePos x="0" y="0"/>
+            <wp:positionH relativeFrom="column">
+              <wp:posOffset>4210050</wp:posOffset>
+            </wp:positionH>
+            <wp:positionV relativeFrom="paragraph">
+              <wp:posOffset>163929</wp:posOffset>
+            </wp:positionV>
+            <wp:extent cx="707477" cy="806450"/>
+            <wp:effectExtent l="152400" t="152400" r="359410" b="355600"/>
+            <wp:wrapNone/>
+            <wp:docPr id="249209552" name="Picture 15"/>
+            <wp:cNvGraphicFramePr>
+              <a:graphicFrameLocks xmlns:a="http://schemas.openxmlformats.org/drawingml/2006/main" noChangeAspect="1"/>
+            </wp:cNvGraphicFramePr>
+            <a:graphic xmlns:a="http://schemas.openxmlformats.org/drawingml/2006/main">
+              <a:graphicData uri="http://schemas.openxmlformats.org/drawingml/2006/picture">
+                <pic:pic xmlns:pic="http://schemas.openxmlformats.org/drawingml/2006/picture">
+                  <pic:nvPicPr>
+                    <pic:cNvPr id="0" name="Picture 15"/>
+                    <pic:cNvPicPr>
+                      <a:picLocks noChangeAspect="1" noChangeArrowheads="1"/>
+                    </pic:cNvPicPr>
+                  </pic:nvPicPr>
+                  <pic:blipFill>
+                    <a:blip r:embed="rId21" cstate="print">
+                      <a:extLst>
+                        <a:ext uri="{28A0092B-C50C-407E-A947-70E740481C1C}">
+                          <a14:useLocalDpi xmlns:a14="http://schemas.microsoft.com/office/drawing/2010/main" val="0"/>
+                        </a:ext>
+                      </a:extLst>
+                    </a:blip>
+                    <a:srcRect/>
+                    <a:stretch>
+                      <a:fillRect/>
+                    </a:stretch>
+                  </pic:blipFill>
+                  <pic:spPr bwMode="auto">
+                    <a:xfrm>
+                      <a:off x="0" y="0"/>
+                      <a:ext cx="707477" cy="806450"/>
+                    </a:xfrm>
+                    <a:prstGeom prst="rect">
+                      <a:avLst/>
+                    </a:prstGeom>
+                    <a:ln>
+                      <a:noFill/>
+                    </a:ln>
+                    <a:effectLst>
+                      <a:outerShdw blurRad="292100" dist="139700" dir="2700000" algn="tl" rotWithShape="0">
+                        <a:srgbClr val="333333">
+                          <a:alpha val="65000"/>
+                        </a:srgbClr>
+                      </a:outerShdw>
+                    </a:effectLst>
+                  </pic:spPr>
+                </pic:pic>
+              </a:graphicData>
+            </a:graphic>
+            <wp14:sizeRelH relativeFrom="margin">
+              <wp14:pctWidth>0</wp14:pctWidth>
+            </wp14:sizeRelH>
+            <wp14:sizeRelV relativeFrom="margin">
+              <wp14:pctHeight>0</wp14:pctHeight>
+            </wp14:sizeRelV>
+          </wp:anchor>
+        </w:drawing>
+      </w:r>
+      <w:r>
+        <w:rPr>
+          <w:noProof/>
+        </w:rPr>
+        <w:drawing>
+          <wp:anchor distT="0" distB="0" distL="114300" distR="114300" simplePos="0" relativeHeight="251682816" behindDoc="0" locked="0" layoutInCell="1" allowOverlap="1" wp14:anchorId="7D3BC3D1" wp14:editId="10411141">
+            <wp:simplePos x="0" y="0"/>
+            <wp:positionH relativeFrom="column">
+              <wp:posOffset>1778000</wp:posOffset>
+            </wp:positionH>
+            <wp:positionV relativeFrom="paragraph">
+              <wp:posOffset>115570</wp:posOffset>
+            </wp:positionV>
+            <wp:extent cx="805734" cy="843915"/>
+            <wp:effectExtent l="171450" t="152400" r="356870" b="356235"/>
+            <wp:wrapNone/>
+            <wp:docPr id="650464091" name="Picture 10"/>
+            <wp:cNvGraphicFramePr>
+              <a:graphicFrameLocks xmlns:a="http://schemas.openxmlformats.org/drawingml/2006/main" noChangeAspect="1"/>
+            </wp:cNvGraphicFramePr>
+            <a:graphic xmlns:a="http://schemas.openxmlformats.org/drawingml/2006/main">
+              <a:graphicData uri="http://schemas.openxmlformats.org/drawingml/2006/picture">
+                <pic:pic xmlns:pic="http://schemas.openxmlformats.org/drawingml/2006/picture">
+                  <pic:nvPicPr>
+                    <pic:cNvPr id="0" name="Picture 10"/>
+                    <pic:cNvPicPr>
+                      <a:picLocks noChangeAspect="1" noChangeArrowheads="1"/>
+                    </pic:cNvPicPr>
+                  </pic:nvPicPr>
+                  <pic:blipFill rotWithShape="1">
+                    <a:blip r:embed="rId22" cstate="print">
+                      <a:extLst>
+                        <a:ext uri="{28A0092B-C50C-407E-A947-70E740481C1C}">
+                          <a14:useLocalDpi xmlns:a14="http://schemas.microsoft.com/office/drawing/2010/main" val="0"/>
+                        </a:ext>
+                      </a:extLst>
+                    </a:blip>
+                    <a:srcRect l="14684" r="13656"/>
+                    <a:stretch>
+                      <a:fillRect/>
+                    </a:stretch>
+                  </pic:blipFill>
+                  <pic:spPr bwMode="auto">
+                    <a:xfrm>
+                      <a:off x="0" y="0"/>
+                      <a:ext cx="805734" cy="843915"/>
+                    </a:xfrm>
+                    <a:prstGeom prst="rect">
+                      <a:avLst/>
+                    </a:prstGeom>
+                    <a:ln>
+                      <a:noFill/>
+                    </a:ln>
+                    <a:effectLst>
+                      <a:outerShdw blurRad="292100" dist="139700" dir="2700000" algn="tl" rotWithShape="0">
+                        <a:srgbClr val="333333">
+                          <a:alpha val="65000"/>
+                        </a:srgbClr>
+                      </a:outerShdw>
+                    </a:effectLst>
+                    <a:extLst>
+                      <a:ext uri="{53640926-AAD7-44D8-BBD7-CCE9431645EC}">
+                        <a14:shadowObscured xmlns:a14="http://schemas.microsoft.com/office/drawing/2010/main"/>
+                      </a:ext>
+                    </a:extLst>
+                  </pic:spPr>
+                </pic:pic>
+              </a:graphicData>
+            </a:graphic>
+            <wp14:sizeRelH relativeFrom="margin">
+              <wp14:pctWidth>0</wp14:pctWidth>
+            </wp14:sizeRelH>
+            <wp14:sizeRelV relativeFrom="margin">
+              <wp14:pctHeight>0</wp14:pctHeight>
+            </wp14:sizeRelV>
+          </wp:anchor>
+        </w:drawing>
+      </w:r>
+      <w:r>
+        <w:rPr>
+          <w:noProof/>
+        </w:rPr>
+        <w:drawing>
+          <wp:anchor distT="0" distB="0" distL="114300" distR="114300" simplePos="0" relativeHeight="251681792" behindDoc="0" locked="0" layoutInCell="1" allowOverlap="1" wp14:anchorId="1EEBD8AB" wp14:editId="1F325D82">
+            <wp:simplePos x="0" y="0"/>
+            <wp:positionH relativeFrom="margin">
+              <wp:posOffset>666750</wp:posOffset>
+            </wp:positionH>
+            <wp:positionV relativeFrom="paragraph">
+              <wp:posOffset>58420</wp:posOffset>
+            </wp:positionV>
+            <wp:extent cx="641350" cy="855131"/>
+            <wp:effectExtent l="152400" t="152400" r="368300" b="364490"/>
+            <wp:wrapNone/>
+            <wp:docPr id="430784751" name="Picture 3"/>
+            <wp:cNvGraphicFramePr>
+              <a:graphicFrameLocks xmlns:a="http://schemas.openxmlformats.org/drawingml/2006/main" noChangeAspect="1"/>
+            </wp:cNvGraphicFramePr>
+            <a:graphic xmlns:a="http://schemas.openxmlformats.org/drawingml/2006/main">
+              <a:graphicData uri="http://schemas.openxmlformats.org/drawingml/2006/picture">
+                <pic:pic xmlns:pic="http://schemas.openxmlformats.org/drawingml/2006/picture">
+                  <pic:nvPicPr>
+                    <pic:cNvPr id="0" name="Picture 3"/>
+                    <pic:cNvPicPr>
+                      <a:picLocks noChangeAspect="1" noChangeArrowheads="1"/>
+                    </pic:cNvPicPr>
+                  </pic:nvPicPr>
+                  <pic:blipFill>
+                    <a:blip r:embed="rId23">
+                      <a:extLst>
+                        <a:ext uri="{28A0092B-C50C-407E-A947-70E740481C1C}">
+                          <a14:useLocalDpi xmlns:a14="http://schemas.microsoft.com/office/drawing/2010/main" val="0"/>
+                        </a:ext>
+                      </a:extLst>
+                    </a:blip>
+                    <a:srcRect/>
+                    <a:stretch>
+                      <a:fillRect/>
+                    </a:stretch>
+                  </pic:blipFill>
+                  <pic:spPr bwMode="auto">
+                    <a:xfrm>
+                      <a:off x="0" y="0"/>
+                      <a:ext cx="641350" cy="855131"/>
+                    </a:xfrm>
+                    <a:prstGeom prst="rect">
+                      <a:avLst/>
+                    </a:prstGeom>
+                    <a:ln>
+                      <a:noFill/>
+                    </a:ln>
+                    <a:effectLst>
+                      <a:outerShdw blurRad="292100" dist="139700" dir="2700000" algn="tl" rotWithShape="0">
+                        <a:srgbClr val="333333">
+                          <a:alpha val="65000"/>
+                        </a:srgbClr>
+                      </a:outerShdw>
+                    </a:effectLst>
+                  </pic:spPr>
+                </pic:pic>
+              </a:graphicData>
+            </a:graphic>
+            <wp14:sizeRelH relativeFrom="margin">
+              <wp14:pctWidth>0</wp14:pctWidth>
+            </wp14:sizeRelH>
+            <wp14:sizeRelV relativeFrom="margin">
+              <wp14:pctHeight>0</wp14:pctHeight>
+            </wp14:sizeRelV>
+          </wp:anchor>
+        </w:drawing>
+      </w:r>
+    </w:p>
+    <w:p/>
+    <w:p/>
+    <w:p>
+      <w:r>
+        <w:rPr>
+          <w:noProof/>
+        </w:rPr>
+        <w:drawing>
+          <wp:anchor distT="0" distB="0" distL="114300" distR="114300" simplePos="0" relativeHeight="251657215" behindDoc="0" locked="0" layoutInCell="1" allowOverlap="1" wp14:anchorId="7420F594" wp14:editId="715E0EA4">
+            <wp:simplePos x="0" y="0"/>
+            <wp:positionH relativeFrom="margin">
+              <wp:align>left</wp:align>
+            </wp:positionH>
+            <wp:positionV relativeFrom="paragraph">
+              <wp:posOffset>264795</wp:posOffset>
+            </wp:positionV>
+            <wp:extent cx="857250" cy="857250"/>
+            <wp:effectExtent l="0" t="0" r="0" b="0"/>
+            <wp:wrapNone/>
+            <wp:docPr id="851693411" name="Picture 16"/>
+            <wp:cNvGraphicFramePr>
+              <a:graphicFrameLocks xmlns:a="http://schemas.openxmlformats.org/drawingml/2006/main" noChangeAspect="1"/>
+            </wp:cNvGraphicFramePr>
+            <a:graphic xmlns:a="http://schemas.openxmlformats.org/drawingml/2006/main">
+              <a:graphicData uri="http://schemas.openxmlformats.org/drawingml/2006/picture">
+                <pic:pic xmlns:pic="http://schemas.openxmlformats.org/drawingml/2006/picture">
+                  <pic:nvPicPr>
+                    <pic:cNvPr id="0" name="Picture 16"/>
+                    <pic:cNvPicPr>
+                      <a:picLocks noChangeAspect="1" noChangeArrowheads="1"/>
+                    </pic:cNvPicPr>
+                  </pic:nvPicPr>
+                  <pic:blipFill>
+                    <a:blip r:embed="rId24">
+                      <a:extLst>
+                        <a:ext uri="{28A0092B-C50C-407E-A947-70E740481C1C}">
+                          <a14:useLocalDpi xmlns:a14="http://schemas.microsoft.com/office/drawing/2010/main" val="0"/>
+                        </a:ext>
+                      </a:extLst>
+                    </a:blip>
+                    <a:srcRect/>
+                    <a:stretch>
+                      <a:fillRect/>
+                    </a:stretch>
+                  </pic:blipFill>
+                  <pic:spPr bwMode="auto">
+                    <a:xfrm>
+                      <a:off x="0" y="0"/>
+                      <a:ext cx="857250" cy="857250"/>
+                    </a:xfrm>
+                    <a:prstGeom prst="rect">
+                      <a:avLst/>
+                    </a:prstGeom>
+                    <a:noFill/>
+                    <a:ln>
+                      <a:noFill/>
+                    </a:ln>
+                  </pic:spPr>
+                </pic:pic>
+              </a:graphicData>
+            </a:graphic>
+            <wp14:sizeRelH relativeFrom="margin">
+              <wp14:pctWidth>0</wp14:pctWidth>
+            </wp14:sizeRelH>
+            <wp14:sizeRelV relativeFrom="margin">
+              <wp14:pctHeight>0</wp14:pctHeight>
+            </wp14:sizeRelV>
+          </wp:anchor>
+        </w:drawing>
+      </w:r>
+    </w:p>
+    <w:p>
+      <w:r>
+        <w:rPr>
+          <w:noProof/>
+        </w:rPr>
+        <w:drawing>
+          <wp:anchor distT="0" distB="0" distL="114300" distR="114300" simplePos="0" relativeHeight="251671039" behindDoc="0" locked="0" layoutInCell="1" allowOverlap="1" wp14:anchorId="64DDF8E8" wp14:editId="7A32F72A">
+            <wp:simplePos x="0" y="0"/>
+            <wp:positionH relativeFrom="column">
+              <wp:posOffset>3930650</wp:posOffset>
+            </wp:positionH>
+            <wp:positionV relativeFrom="paragraph">
+              <wp:posOffset>6985</wp:posOffset>
+            </wp:positionV>
+            <wp:extent cx="863600" cy="728345"/>
+            <wp:effectExtent l="0" t="0" r="0" b="0"/>
+            <wp:wrapNone/>
+            <wp:docPr id="2061960383" name="Picture 8"/>
+            <wp:cNvGraphicFramePr>
+              <a:graphicFrameLocks xmlns:a="http://schemas.openxmlformats.org/drawingml/2006/main" noChangeAspect="1"/>
+            </wp:cNvGraphicFramePr>
+            <a:graphic xmlns:a="http://schemas.openxmlformats.org/drawingml/2006/main">
+              <a:graphicData uri="http://schemas.openxmlformats.org/drawingml/2006/picture">
+                <pic:pic xmlns:pic="http://schemas.openxmlformats.org/drawingml/2006/picture">
+                  <pic:nvPicPr>
+                    <pic:cNvPr id="0" name="Picture 8"/>
+                    <pic:cNvPicPr>
+                      <a:picLocks noChangeAspect="1" noChangeArrowheads="1"/>
+                    </pic:cNvPicPr>
+                  </pic:nvPicPr>
+                  <pic:blipFill>
+                    <a:blip r:embed="rId25" cstate="print">
+                      <a:extLst>
+                        <a:ext uri="{28A0092B-C50C-407E-A947-70E740481C1C}">
+                          <a14:useLocalDpi xmlns:a14="http://schemas.microsoft.com/office/drawing/2010/main" val="0"/>
+                        </a:ext>
+                      </a:extLst>
+                    </a:blip>
+                    <a:srcRect/>
+                    <a:stretch>
+                      <a:fillRect/>
+                    </a:stretch>
+                  </pic:blipFill>
+                  <pic:spPr bwMode="auto">
+                    <a:xfrm>
+                      <a:off x="0" y="0"/>
+                      <a:ext cx="863600" cy="728345"/>
+                    </a:xfrm>
+                    <a:prstGeom prst="rect">
+                      <a:avLst/>
+                    </a:prstGeom>
+                    <a:noFill/>
+                    <a:ln>
+                      <a:noFill/>
+                    </a:ln>
+                  </pic:spPr>
+                </pic:pic>
+              </a:graphicData>
+            </a:graphic>
+            <wp14:sizeRelH relativeFrom="margin">
+              <wp14:pctWidth>0</wp14:pctWidth>
+            </wp14:sizeRelH>
+            <wp14:sizeRelV relativeFrom="margin">
+              <wp14:pctHeight>0</wp14:pctHeight>
+            </wp14:sizeRelV>
+          </wp:anchor>
+        </w:drawing>
+      </w:r>
+      <w:r>
+        <w:rPr>
+          <w:noProof/>
+        </w:rPr>
+        <w:drawing>
+          <wp:anchor distT="0" distB="0" distL="114300" distR="114300" simplePos="0" relativeHeight="251668862" behindDoc="0" locked="0" layoutInCell="1" allowOverlap="1" wp14:anchorId="25BA4990" wp14:editId="3A12B192">
+            <wp:simplePos x="0" y="0"/>
+            <wp:positionH relativeFrom="column">
+              <wp:posOffset>2705100</wp:posOffset>
+            </wp:positionH>
+            <wp:positionV relativeFrom="paragraph">
+              <wp:posOffset>8890</wp:posOffset>
+            </wp:positionV>
+            <wp:extent cx="613719" cy="811530"/>
+            <wp:effectExtent l="0" t="0" r="0" b="7620"/>
+            <wp:wrapNone/>
+            <wp:docPr id="652462096" name="Picture 9"/>
+            <wp:cNvGraphicFramePr>
+              <a:graphicFrameLocks xmlns:a="http://schemas.openxmlformats.org/drawingml/2006/main" noChangeAspect="1"/>
+            </wp:cNvGraphicFramePr>
+            <a:graphic xmlns:a="http://schemas.openxmlformats.org/drawingml/2006/main">
+              <a:graphicData uri="http://schemas.openxmlformats.org/drawingml/2006/picture">
+                <pic:pic xmlns:pic="http://schemas.openxmlformats.org/drawingml/2006/picture">
+                  <pic:nvPicPr>
+                    <pic:cNvPr id="0" name="Picture 9"/>
+                    <pic:cNvPicPr>
+                      <a:picLocks noChangeAspect="1" noChangeArrowheads="1"/>
+                    </pic:cNvPicPr>
+                  </pic:nvPicPr>
+                  <pic:blipFill>
+                    <a:blip r:embed="rId26" cstate="print">
+                      <a:extLst>
+                        <a:ext uri="{28A0092B-C50C-407E-A947-70E740481C1C}">
+                          <a14:useLocalDpi xmlns:a14="http://schemas.microsoft.com/office/drawing/2010/main" val="0"/>
+                        </a:ext>
+                      </a:extLst>
+                    </a:blip>
+                    <a:srcRect/>
+                    <a:stretch>
+                      <a:fillRect/>
+                    </a:stretch>
+                  </pic:blipFill>
+                  <pic:spPr bwMode="auto">
+                    <a:xfrm>
+                      <a:off x="0" y="0"/>
+                      <a:ext cx="613719" cy="811530"/>
+                    </a:xfrm>
+                    <a:prstGeom prst="rect">
+                      <a:avLst/>
+                    </a:prstGeom>
+                    <a:noFill/>
+                    <a:ln>
+                      <a:noFill/>
+                    </a:ln>
+                  </pic:spPr>
+                </pic:pic>
+              </a:graphicData>
+            </a:graphic>
+            <wp14:sizeRelH relativeFrom="margin">
+              <wp14:pctWidth>0</wp14:pctWidth>
+            </wp14:sizeRelH>
+            <wp14:sizeRelV relativeFrom="margin">
+              <wp14:pctHeight>0</wp14:pctHeight>
+            </wp14:sizeRelV>
+          </wp:anchor>
+        </w:drawing>
+      </w:r>
+      <w:r>
+        <w:rPr>
+          <w:noProof/>
+        </w:rPr>
+        <w:drawing>
+          <wp:anchor distT="0" distB="0" distL="114300" distR="114300" simplePos="0" relativeHeight="251669247" behindDoc="0" locked="0" layoutInCell="1" allowOverlap="1" wp14:anchorId="50B67E52" wp14:editId="4F819A8B">
+            <wp:simplePos x="0" y="0"/>
+            <wp:positionH relativeFrom="column">
+              <wp:posOffset>2021216</wp:posOffset>
+            </wp:positionH>
+            <wp:positionV relativeFrom="paragraph">
+              <wp:posOffset>101107</wp:posOffset>
+            </wp:positionV>
+            <wp:extent cx="639434" cy="1113014"/>
+            <wp:effectExtent l="171450" t="152400" r="370840" b="354330"/>
+            <wp:wrapNone/>
+            <wp:docPr id="1635894296" name="Picture 6"/>
+            <wp:cNvGraphicFramePr>
+              <a:graphicFrameLocks xmlns:a="http://schemas.openxmlformats.org/drawingml/2006/main" noChangeAspect="1"/>
+            </wp:cNvGraphicFramePr>
+            <a:graphic xmlns:a="http://schemas.openxmlformats.org/drawingml/2006/main">
+              <a:graphicData uri="http://schemas.openxmlformats.org/drawingml/2006/picture">
+                <pic:pic xmlns:pic="http://schemas.openxmlformats.org/drawingml/2006/picture">
+                  <pic:nvPicPr>
+                    <pic:cNvPr id="0" name="Picture 6"/>
+                    <pic:cNvPicPr>
+                      <a:picLocks noChangeAspect="1" noChangeArrowheads="1"/>
+                    </pic:cNvPicPr>
+                  </pic:nvPicPr>
+                  <pic:blipFill rotWithShape="1">
+                    <a:blip r:embed="rId27" cstate="print">
+                      <a:extLst>
+                        <a:ext uri="{28A0092B-C50C-407E-A947-70E740481C1C}">
+                          <a14:useLocalDpi xmlns:a14="http://schemas.microsoft.com/office/drawing/2010/main" val="0"/>
+                        </a:ext>
+                      </a:extLst>
+                    </a:blip>
+                    <a:srcRect l="27777" r="29135"/>
+                    <a:stretch>
+                      <a:fillRect/>
+                    </a:stretch>
+                  </pic:blipFill>
+                  <pic:spPr bwMode="auto">
+                    <a:xfrm>
+                      <a:off x="0" y="0"/>
+                      <a:ext cx="643503" cy="1120097"/>
+                    </a:xfrm>
+                    <a:prstGeom prst="rect">
+                      <a:avLst/>
+                    </a:prstGeom>
+                    <a:ln>
+                      <a:noFill/>
+                    </a:ln>
+                    <a:effectLst>
+                      <a:outerShdw blurRad="292100" dist="139700" dir="2700000" algn="tl" rotWithShape="0">
+                        <a:srgbClr val="333333">
+                          <a:alpha val="65000"/>
+                        </a:srgbClr>
+                      </a:outerShdw>
+                    </a:effectLst>
+                    <a:extLst>
+                      <a:ext uri="{53640926-AAD7-44D8-BBD7-CCE9431645EC}">
+                        <a14:shadowObscured xmlns:a14="http://schemas.microsoft.com/office/drawing/2010/main"/>
+                      </a:ext>
+                    </a:extLst>
+                  </pic:spPr>
+                </pic:pic>
+              </a:graphicData>
+            </a:graphic>
+            <wp14:sizeRelH relativeFrom="margin">
+              <wp14:pctWidth>0</wp14:pctWidth>
+            </wp14:sizeRelH>
+            <wp14:sizeRelV relativeFrom="margin">
+              <wp14:pctHeight>0</wp14:pctHeight>
+            </wp14:sizeRelV>
+          </wp:anchor>
+        </w:drawing>
+      </w:r>
+      <w:r>
+        <w:rPr>
+          <w:noProof/>
+        </w:rPr>
+        <w:drawing>
+          <wp:anchor distT="0" distB="0" distL="114300" distR="114300" simplePos="0" relativeHeight="251668991" behindDoc="0" locked="0" layoutInCell="1" allowOverlap="1" wp14:anchorId="6A2F500F" wp14:editId="48D5DCBA">
+            <wp:simplePos x="0" y="0"/>
+            <wp:positionH relativeFrom="column">
+              <wp:posOffset>1289050</wp:posOffset>
+            </wp:positionH>
+            <wp:positionV relativeFrom="paragraph">
+              <wp:posOffset>4445</wp:posOffset>
+            </wp:positionV>
+            <wp:extent cx="889000" cy="817880"/>
+            <wp:effectExtent l="0" t="0" r="6350" b="1270"/>
+            <wp:wrapNone/>
+            <wp:docPr id="708332172" name="Picture 5"/>
+            <wp:cNvGraphicFramePr>
+              <a:graphicFrameLocks xmlns:a="http://schemas.openxmlformats.org/drawingml/2006/main" noChangeAspect="1"/>
+            </wp:cNvGraphicFramePr>
+            <a:graphic xmlns:a="http://schemas.openxmlformats.org/drawingml/2006/main">
+              <a:graphicData uri="http://schemas.openxmlformats.org/drawingml/2006/picture">
+                <pic:pic xmlns:pic="http://schemas.openxmlformats.org/drawingml/2006/picture">
+                  <pic:nvPicPr>
+                    <pic:cNvPr id="0" name="Picture 5"/>
+                    <pic:cNvPicPr>
+                      <a:picLocks noChangeAspect="1" noChangeArrowheads="1"/>
+                    </pic:cNvPicPr>
+                  </pic:nvPicPr>
+                  <pic:blipFill>
+                    <a:blip r:embed="rId28" cstate="print">
+                      <a:extLst>
+                        <a:ext uri="{28A0092B-C50C-407E-A947-70E740481C1C}">
+                          <a14:useLocalDpi xmlns:a14="http://schemas.microsoft.com/office/drawing/2010/main" val="0"/>
+                        </a:ext>
+                      </a:extLst>
+                    </a:blip>
+                    <a:srcRect/>
+                    <a:stretch>
+                      <a:fillRect/>
+                    </a:stretch>
+                  </pic:blipFill>
+                  <pic:spPr bwMode="auto">
+                    <a:xfrm>
+                      <a:off x="0" y="0"/>
+                      <a:ext cx="889000" cy="817880"/>
+                    </a:xfrm>
+                    <a:prstGeom prst="rect">
+                      <a:avLst/>
+                    </a:prstGeom>
+                    <a:noFill/>
+                    <a:ln>
+                      <a:noFill/>
+                    </a:ln>
+                  </pic:spPr>
+                </pic:pic>
+              </a:graphicData>
+            </a:graphic>
+            <wp14:sizeRelH relativeFrom="margin">
+              <wp14:pctWidth>0</wp14:pctWidth>
+            </wp14:sizeRelH>
+            <wp14:sizeRelV relativeFrom="margin">
+              <wp14:pctHeight>0</wp14:pctHeight>
+            </wp14:sizeRelV>
+          </wp:anchor>
+        </w:drawing>
+      </w:r>
+    </w:p>
+    <w:p>
+      <w:r>
+        <w:rPr>
+          <w:noProof/>
+        </w:rPr>
+        <w:drawing>
+          <wp:anchor distT="0" distB="0" distL="114300" distR="114300" simplePos="0" relativeHeight="251672576" behindDoc="0" locked="0" layoutInCell="1" allowOverlap="1" wp14:anchorId="2E3CB379" wp14:editId="69B2F11F">
+            <wp:simplePos x="0" y="0"/>
+            <wp:positionH relativeFrom="column">
+              <wp:posOffset>3250565</wp:posOffset>
+            </wp:positionH>
+            <wp:positionV relativeFrom="paragraph">
+              <wp:posOffset>77116</wp:posOffset>
+            </wp:positionV>
+            <wp:extent cx="826416" cy="825500"/>
+            <wp:effectExtent l="152400" t="152400" r="354965" b="355600"/>
+            <wp:wrapNone/>
+            <wp:docPr id="2074149833" name="Picture 7"/>
+            <wp:cNvGraphicFramePr>
+              <a:graphicFrameLocks xmlns:a="http://schemas.openxmlformats.org/drawingml/2006/main" noChangeAspect="1"/>
+            </wp:cNvGraphicFramePr>
+            <a:graphic xmlns:a="http://schemas.openxmlformats.org/drawingml/2006/main">
+              <a:graphicData uri="http://schemas.openxmlformats.org/drawingml/2006/picture">
+                <pic:pic xmlns:pic="http://schemas.openxmlformats.org/drawingml/2006/picture">
+                  <pic:nvPicPr>
+                    <pic:cNvPr id="0" name="Picture 7"/>
+                    <pic:cNvPicPr>
+                      <a:picLocks noChangeAspect="1" noChangeArrowheads="1"/>
+                    </pic:cNvPicPr>
+                  </pic:nvPicPr>
+                  <pic:blipFill>
+                    <a:blip r:embed="rId29" cstate="print">
+                      <a:extLst>
+                        <a:ext uri="{28A0092B-C50C-407E-A947-70E740481C1C}">
+                          <a14:useLocalDpi xmlns:a14="http://schemas.microsoft.com/office/drawing/2010/main" val="0"/>
+                        </a:ext>
+                      </a:extLst>
+                    </a:blip>
+                    <a:srcRect/>
+                    <a:stretch>
+                      <a:fillRect/>
+                    </a:stretch>
+                  </pic:blipFill>
+                  <pic:spPr bwMode="auto">
+                    <a:xfrm>
+                      <a:off x="0" y="0"/>
+                      <a:ext cx="826416" cy="825500"/>
+                    </a:xfrm>
+                    <a:prstGeom prst="rect">
+                      <a:avLst/>
+                    </a:prstGeom>
+                    <a:ln>
+                      <a:noFill/>
+                    </a:ln>
+                    <a:effectLst>
+                      <a:outerShdw blurRad="292100" dist="139700" dir="2700000" algn="tl" rotWithShape="0">
+                        <a:srgbClr val="333333">
+                          <a:alpha val="65000"/>
+                        </a:srgbClr>
+                      </a:outerShdw>
+                    </a:effectLst>
+                  </pic:spPr>
+                </pic:pic>
+              </a:graphicData>
+            </a:graphic>
+            <wp14:sizeRelH relativeFrom="margin">
+              <wp14:pctWidth>0</wp14:pctWidth>
+            </wp14:sizeRelH>
+            <wp14:sizeRelV relativeFrom="margin">
+              <wp14:pctHeight>0</wp14:pctHeight>
+            </wp14:sizeRelV>
+          </wp:anchor>
+        </w:drawing>
+      </w:r>
+      <w:r>
+        <w:rPr>
+          <w:noProof/>
+        </w:rPr>
+        <w:drawing>
+          <wp:anchor distT="0" distB="0" distL="114300" distR="114300" simplePos="0" relativeHeight="251671807" behindDoc="0" locked="0" layoutInCell="1" allowOverlap="1" wp14:anchorId="192D7E0F" wp14:editId="1DA317EB">
+            <wp:simplePos x="0" y="0"/>
+            <wp:positionH relativeFrom="column">
+              <wp:posOffset>784220</wp:posOffset>
+            </wp:positionH>
+            <wp:positionV relativeFrom="paragraph">
+              <wp:posOffset>83820</wp:posOffset>
+            </wp:positionV>
+            <wp:extent cx="612565" cy="816610"/>
+            <wp:effectExtent l="152400" t="152400" r="359410" b="364490"/>
+            <wp:wrapNone/>
+            <wp:docPr id="191161393" name="Picture 4"/>
+            <wp:cNvGraphicFramePr>
+              <a:graphicFrameLocks xmlns:a="http://schemas.openxmlformats.org/drawingml/2006/main" noChangeAspect="1"/>
+            </wp:cNvGraphicFramePr>
+            <a:graphic xmlns:a="http://schemas.openxmlformats.org/drawingml/2006/main">
+              <a:graphicData uri="http://schemas.openxmlformats.org/drawingml/2006/picture">
+                <pic:pic xmlns:pic="http://schemas.openxmlformats.org/drawingml/2006/picture">
+                  <pic:nvPicPr>
+                    <pic:cNvPr id="0" name="Picture 4"/>
+                    <pic:cNvPicPr>
+                      <a:picLocks noChangeAspect="1" noChangeArrowheads="1"/>
+                    </pic:cNvPicPr>
+                  </pic:nvPicPr>
+                  <pic:blipFill>
+                    <a:blip r:embed="rId30">
+                      <a:extLst>
+                        <a:ext uri="{28A0092B-C50C-407E-A947-70E740481C1C}">
+                          <a14:useLocalDpi xmlns:a14="http://schemas.microsoft.com/office/drawing/2010/main" val="0"/>
+                        </a:ext>
+                      </a:extLst>
+                    </a:blip>
+                    <a:srcRect/>
+                    <a:stretch>
+                      <a:fillRect/>
+                    </a:stretch>
+                  </pic:blipFill>
+                  <pic:spPr bwMode="auto">
+                    <a:xfrm>
+                      <a:off x="0" y="0"/>
+                      <a:ext cx="616109" cy="821335"/>
+                    </a:xfrm>
+                    <a:prstGeom prst="rect">
+                      <a:avLst/>
+                    </a:prstGeom>
+                    <a:ln>
+                      <a:noFill/>
+                    </a:ln>
+                    <a:effectLst>
+                      <a:outerShdw blurRad="292100" dist="139700" dir="2700000" algn="tl" rotWithShape="0">
+                        <a:srgbClr val="333333">
+                          <a:alpha val="65000"/>
+                        </a:srgbClr>
+                      </a:outerShdw>
+                    </a:effectLst>
+                  </pic:spPr>
+                </pic:pic>
+              </a:graphicData>
+            </a:graphic>
+            <wp14:sizeRelH relativeFrom="margin">
+              <wp14:pctWidth>0</wp14:pctWidth>
+            </wp14:sizeRelH>
+            <wp14:sizeRelV relativeFrom="margin">
+              <wp14:pctHeight>0</wp14:pctHeight>
+            </wp14:sizeRelV>
+          </wp:anchor>
+        </w:drawing>
+      </w:r>
+    </w:p>
+    <w:p/>
+    <w:p/>
+    <w:p/>
+    <w:p>
+      <w:proofErr w:type="spellStart"/>
+      <w:r>
+        <w:t>Nota</w:t>
+      </w:r>
+      <w:proofErr w:type="spellEnd"/>
+      <w:r>
+        <w:t xml:space="preserve">: </w:t>
+      </w:r>
+      <w:proofErr w:type="spellStart"/>
+      <w:r>
+        <w:t>Sebaiknya</w:t>
+      </w:r>
+      <w:proofErr w:type="spellEnd"/>
+      <w:r>
+        <w:t xml:space="preserve"> </w:t>
+      </w:r>
+      <w:proofErr w:type="spellStart"/>
+      <w:r>
+        <w:t>isi</w:t>
+      </w:r>
+      <w:proofErr w:type="spellEnd"/>
+      <w:r>
+        <w:t xml:space="preserve"> nama </w:t>
+      </w:r>
+      <w:proofErr w:type="spellStart"/>
+      <w:r>
+        <w:t>penceramah</w:t>
+      </w:r>
+      <w:proofErr w:type="spellEnd"/>
+      <w:r>
+        <w:t xml:space="preserve"> </w:t>
+      </w:r>
+      <w:proofErr w:type="spellStart"/>
+      <w:r>
+        <w:t>seperti</w:t>
+      </w:r>
+      <w:proofErr w:type="spellEnd"/>
+      <w:r>
+        <w:t xml:space="preserve"> daftar </w:t>
+      </w:r>
+      <w:proofErr w:type="spellStart"/>
+      <w:r>
+        <w:t>sistem</w:t>
+      </w:r>
+      <w:proofErr w:type="spellEnd"/>
+      <w:r>
+        <w:t xml:space="preserve"> </w:t>
+      </w:r>
+      <w:proofErr w:type="spellStart"/>
+      <w:r>
+        <w:t>unt</w:t>
+      </w:r>
+      <w:r>
+        <w:t>uk</w:t>
+      </w:r>
+      <w:proofErr w:type="spellEnd"/>
+      <w:r>
+        <w:t xml:space="preserve"> </w:t>
+      </w:r>
+      <w:proofErr w:type="spellStart"/>
+      <w:r>
+        <w:t>menjana</w:t>
+      </w:r>
+      <w:proofErr w:type="spellEnd"/>
+      <w:r>
+        <w:t xml:space="preserve"> </w:t>
+      </w:r>
+      <w:proofErr w:type="spellStart"/>
+      <w:r>
+        <w:t>gambar</w:t>
+      </w:r>
+      <w:proofErr w:type="spellEnd"/>
+      <w:r>
+        <w:t xml:space="preserve"> </w:t>
+      </w:r>
+      <w:proofErr w:type="spellStart"/>
+      <w:r>
+        <w:t>penceramah</w:t>
+      </w:r>
+      <w:proofErr w:type="spellEnd"/>
+    </w:p>
     <w:p>
       <w:r>
         <w:t>5. (</w:t>
@@ -3997,6 +5805,7 @@
           <w:b/>
           <w:bCs/>
         </w:rPr>
+        <w:lastRenderedPageBreak/>
         <w:t xml:space="preserve">Cara </w:t>
       </w:r>
       <w:proofErr w:type="spellStart"/>
@@ -4198,7 +6007,6 @@
         <w:rPr>
           <w:noProof/>
         </w:rPr>
-        <w:lastRenderedPageBreak/>
         <w:drawing>
           <wp:anchor distT="0" distB="0" distL="114300" distR="114300" simplePos="0" relativeHeight="251664384" behindDoc="0" locked="0" layoutInCell="1" allowOverlap="1" wp14:anchorId="1F2B63BF" wp14:editId="4700FCA2">
             <wp:simplePos x="0" y="0"/>
@@ -4233,7 +6041,7 @@
                     </pic:cNvPicPr>
                   </pic:nvPicPr>
                   <pic:blipFill>
-                    <a:blip r:embed="rId12">
+                    <a:blip r:embed="rId31">
                       <a:extLst>
                         <a:ext uri="{28A0092B-C50C-407E-A947-70E740481C1C}">
                           <a14:useLocalDpi xmlns:a14="http://schemas.microsoft.com/office/drawing/2010/main" val="0"/>
@@ -4535,17 +6343,169 @@
       </w:pPr>
     </w:p>
     <w:p/>
+    <w:p>
+      <w:r>
+        <w:t xml:space="preserve">7. </w:t>
+      </w:r>
+      <w:proofErr w:type="spellStart"/>
+      <w:r>
+        <w:t>Aktiviti</w:t>
+      </w:r>
+      <w:proofErr w:type="spellEnd"/>
+      <w:r>
+        <w:t xml:space="preserve"> </w:t>
+      </w:r>
+      <w:proofErr w:type="spellStart"/>
+      <w:r>
+        <w:t>akan</w:t>
+      </w:r>
+      <w:proofErr w:type="spellEnd"/>
+      <w:r>
+        <w:t xml:space="preserve"> </w:t>
+      </w:r>
+      <w:proofErr w:type="spellStart"/>
+      <w:r>
+        <w:t>secara</w:t>
+      </w:r>
+      <w:proofErr w:type="spellEnd"/>
+      <w:r>
+        <w:t xml:space="preserve"> </w:t>
+      </w:r>
+      <w:proofErr w:type="spellStart"/>
+      <w:r>
+        <w:t>automatis</w:t>
+      </w:r>
+      <w:proofErr w:type="spellEnd"/>
+      <w:r>
+        <w:t xml:space="preserve"> </w:t>
+      </w:r>
+      <w:proofErr w:type="spellStart"/>
+      <w:r>
+        <w:t>pudar</w:t>
+      </w:r>
+      <w:proofErr w:type="spellEnd"/>
+      <w:r>
+        <w:t xml:space="preserve"> </w:t>
+      </w:r>
+      <w:proofErr w:type="spellStart"/>
+      <w:r>
+        <w:t>sehari</w:t>
+      </w:r>
+      <w:proofErr w:type="spellEnd"/>
+      <w:r>
+        <w:t xml:space="preserve"> </w:t>
+      </w:r>
+      <w:proofErr w:type="spellStart"/>
+      <w:r>
+        <w:t>selepas</w:t>
+      </w:r>
+      <w:proofErr w:type="spellEnd"/>
+      <w:r>
+        <w:t xml:space="preserve"> </w:t>
+      </w:r>
+      <w:proofErr w:type="spellStart"/>
+      <w:r>
+        <w:t>tarihk</w:t>
+      </w:r>
+      <w:proofErr w:type="spellEnd"/>
+      <w:r>
+        <w:t xml:space="preserve"> acara </w:t>
+      </w:r>
+      <w:proofErr w:type="spellStart"/>
+      <w:r>
+        <w:t>berlang</w:t>
+      </w:r>
+      <w:r>
+        <w:t>s</w:t>
+      </w:r>
+      <w:r>
+        <w:t>ung</w:t>
+      </w:r>
+      <w:proofErr w:type="spellEnd"/>
+      <w:r>
+        <w:t xml:space="preserve"> </w:t>
+      </w:r>
+      <w:r>
+        <w:t>d</w:t>
+      </w:r>
+      <w:r>
+        <w:t xml:space="preserve">an </w:t>
+      </w:r>
+      <w:proofErr w:type="spellStart"/>
+      <w:r>
+        <w:t>padam</w:t>
+      </w:r>
+      <w:proofErr w:type="spellEnd"/>
+      <w:r>
+        <w:t xml:space="preserve"> </w:t>
+      </w:r>
+      <w:proofErr w:type="spellStart"/>
+      <w:r>
+        <w:t>setelah</w:t>
+      </w:r>
+      <w:proofErr w:type="spellEnd"/>
+      <w:r>
+        <w:t xml:space="preserve"> dua </w:t>
+      </w:r>
+      <w:proofErr w:type="spellStart"/>
+      <w:r>
+        <w:t>hari</w:t>
+      </w:r>
+      <w:proofErr w:type="spellEnd"/>
+      <w:r>
+        <w:t xml:space="preserve"> </w:t>
+      </w:r>
+      <w:proofErr w:type="spellStart"/>
+      <w:r>
+        <w:t>dari</w:t>
+      </w:r>
+      <w:proofErr w:type="spellEnd"/>
+      <w:r>
+        <w:t xml:space="preserve"> </w:t>
+      </w:r>
+      <w:proofErr w:type="spellStart"/>
+      <w:r>
+        <w:t>tarikh</w:t>
+      </w:r>
+      <w:proofErr w:type="spellEnd"/>
+      <w:r>
+        <w:t xml:space="preserve"> majlis</w:t>
+      </w:r>
+      <w:r>
+        <w:t xml:space="preserve"> </w:t>
+      </w:r>
+      <w:proofErr w:type="spellStart"/>
+      <w:r>
+        <w:t>berlalu</w:t>
+      </w:r>
+      <w:proofErr w:type="spellEnd"/>
+      <w:r>
+        <w:t>.</w:t>
+      </w:r>
+      <w:r>
+        <w:t xml:space="preserve"> </w:t>
+      </w:r>
+    </w:p>
     <w:p/>
-    <w:p>
-      <w:r>
+    <w:p/>
+    <w:p>
+      <w:pPr>
+        <w:pStyle w:val="Heading2"/>
+      </w:pPr>
+      <w:bookmarkStart w:id="5" w:name="_Toc224494226"/>
+      <w:r>
+        <w:rPr>
+          <w:noProof/>
+        </w:rPr>
+        <w:lastRenderedPageBreak/>
         <w:drawing>
-          <wp:anchor distT="0" distB="0" distL="114300" distR="114300" simplePos="0" relativeHeight="251666432" behindDoc="0" locked="0" layoutInCell="1" allowOverlap="1" wp14:anchorId="6B0EA2CA" wp14:editId="7C57FA3C">
+          <wp:anchor distT="0" distB="0" distL="114300" distR="114300" simplePos="0" relativeHeight="251666432" behindDoc="0" locked="0" layoutInCell="1" allowOverlap="1" wp14:anchorId="6B0EA2CA" wp14:editId="64A5C213">
             <wp:simplePos x="0" y="0"/>
             <wp:positionH relativeFrom="margin">
               <wp:align>right</wp:align>
             </wp:positionH>
             <wp:positionV relativeFrom="paragraph">
-              <wp:posOffset>3175</wp:posOffset>
+              <wp:posOffset>0</wp:posOffset>
             </wp:positionV>
             <wp:extent cx="1775441" cy="3441477"/>
             <wp:effectExtent l="0" t="0" r="0" b="6985"/>
@@ -4570,7 +6530,7 @@
                     <pic:cNvPicPr/>
                   </pic:nvPicPr>
                   <pic:blipFill>
-                    <a:blip r:embed="rId13" cstate="print">
+                    <a:blip r:embed="rId32" cstate="print">
                       <a:extLst>
                         <a:ext uri="{28A0092B-C50C-407E-A947-70E740481C1C}">
                           <a14:useLocalDpi xmlns:a14="http://schemas.microsoft.com/office/drawing/2010/main" val="0"/>
@@ -4600,48 +6560,166 @@
         <w:t xml:space="preserve"> </w:t>
       </w:r>
       <w:r>
-        <w:rPr>
-          <w:b/>
-          <w:bCs/>
-        </w:rPr>
         <w:t xml:space="preserve">5. </w:t>
       </w:r>
       <w:proofErr w:type="spellStart"/>
       <w:r>
-        <w:rPr>
-          <w:b/>
-          <w:bCs/>
-        </w:rPr>
         <w:t>Mengurus</w:t>
       </w:r>
       <w:proofErr w:type="spellEnd"/>
       <w:r>
-        <w:rPr>
-          <w:b/>
-          <w:bCs/>
-        </w:rPr>
         <w:t xml:space="preserve"> Iklan &amp; </w:t>
       </w:r>
       <w:proofErr w:type="spellStart"/>
       <w:r>
-        <w:rPr>
-          <w:b/>
-          <w:bCs/>
-        </w:rPr>
         <w:t>Pengumuman</w:t>
       </w:r>
-      <w:proofErr w:type="spellEnd"/>
-    </w:p>
-    <w:p>
-      <w:r>
+      <w:bookmarkEnd w:id="5"/>
+      <w:proofErr w:type="spellEnd"/>
+    </w:p>
+    <w:p>
+      <w:r>
+        <w:t xml:space="preserve">Ruang </w:t>
+      </w:r>
+      <w:proofErr w:type="spellStart"/>
+      <w:r>
+        <w:t>Pengiklanan</w:t>
+      </w:r>
+      <w:proofErr w:type="spellEnd"/>
+      <w:r>
+        <w:t xml:space="preserve"> </w:t>
+      </w:r>
+      <w:proofErr w:type="spellStart"/>
+      <w:r>
+        <w:t>bertujuan</w:t>
+      </w:r>
+      <w:proofErr w:type="spellEnd"/>
+      <w:r>
+        <w:t xml:space="preserve"> </w:t>
+      </w:r>
+      <w:proofErr w:type="spellStart"/>
+      <w:r>
+        <w:t>untuk</w:t>
+      </w:r>
+      <w:proofErr w:type="spellEnd"/>
+      <w:r>
+        <w:t xml:space="preserve"> </w:t>
+      </w:r>
+      <w:proofErr w:type="spellStart"/>
+      <w:r>
+        <w:t>memaparkan</w:t>
+      </w:r>
+      <w:proofErr w:type="spellEnd"/>
+      <w:r>
+        <w:t xml:space="preserve"> </w:t>
+      </w:r>
+      <w:proofErr w:type="spellStart"/>
+      <w:r>
+        <w:t>pesanan</w:t>
+      </w:r>
+      <w:proofErr w:type="spellEnd"/>
+      <w:r>
+        <w:t xml:space="preserve"> </w:t>
+      </w:r>
+      <w:proofErr w:type="spellStart"/>
+      <w:r>
+        <w:t>sokongan</w:t>
+      </w:r>
+      <w:proofErr w:type="spellEnd"/>
+      <w:r>
+        <w:t xml:space="preserve"> </w:t>
+      </w:r>
+      <w:proofErr w:type="spellStart"/>
+      <w:r>
+        <w:t>masyarakat</w:t>
+      </w:r>
+      <w:proofErr w:type="spellEnd"/>
+      <w:r>
+        <w:t xml:space="preserve"> </w:t>
+      </w:r>
+      <w:proofErr w:type="spellStart"/>
+      <w:r>
+        <w:t>atau</w:t>
+      </w:r>
+      <w:proofErr w:type="spellEnd"/>
+      <w:r>
+        <w:t xml:space="preserve"> </w:t>
+      </w:r>
+      <w:proofErr w:type="spellStart"/>
+      <w:r>
+        <w:t>maklumat</w:t>
+      </w:r>
+      <w:proofErr w:type="spellEnd"/>
+      <w:r>
+        <w:t xml:space="preserve"> </w:t>
+      </w:r>
+      <w:proofErr w:type="spellStart"/>
+      <w:r>
+        <w:t>penting</w:t>
+      </w:r>
+      <w:proofErr w:type="spellEnd"/>
+      <w:r>
+        <w:t>.</w:t>
+      </w:r>
+    </w:p>
+    <w:p>
+      <w:proofErr w:type="spellStart"/>
+      <w:r>
+        <w:t>dalam</w:t>
+      </w:r>
+      <w:proofErr w:type="spellEnd"/>
+      <w:r>
+        <w:t xml:space="preserve"> mod </w:t>
+      </w:r>
+      <w:proofErr w:type="spellStart"/>
+      <w:r>
+        <w:t>pendaftar</w:t>
+      </w:r>
+      <w:proofErr w:type="spellEnd"/>
+      <w:r>
+        <w:t xml:space="preserve">, </w:t>
+      </w:r>
+      <w:proofErr w:type="spellStart"/>
+      <w:r>
+        <w:t>kelik</w:t>
+      </w:r>
+      <w:proofErr w:type="spellEnd"/>
+      <w:r>
+        <w:t xml:space="preserve"> </w:t>
+      </w:r>
+      <w:proofErr w:type="spellStart"/>
+      <w:r>
+        <w:t>butang</w:t>
+      </w:r>
+      <w:proofErr w:type="spellEnd"/>
+      <w:r>
+        <w:t xml:space="preserve"> "urus </w:t>
+      </w:r>
+      <w:proofErr w:type="spellStart"/>
+      <w:r>
+        <w:t>iklan</w:t>
+      </w:r>
+      <w:proofErr w:type="spellEnd"/>
+      <w:r>
+        <w:t>"</w:t>
+      </w:r>
+      <w:r>
+        <w:t xml:space="preserve"> </w:t>
+      </w:r>
+    </w:p>
+    <w:p>
+      <w:r>
+        <w:rPr>
+          <w:noProof/>
+        </w:rPr>
         <w:drawing>
-          <wp:anchor distT="0" distB="0" distL="114300" distR="114300" simplePos="0" relativeHeight="251665408" behindDoc="0" locked="0" layoutInCell="1" allowOverlap="1" wp14:anchorId="1178BD2A" wp14:editId="008CBC59">
+          <wp:anchor distT="0" distB="0" distL="114300" distR="114300" simplePos="0" relativeHeight="251665408" behindDoc="0" locked="0" layoutInCell="1" allowOverlap="1" wp14:anchorId="1178BD2A" wp14:editId="18849ADB">
             <wp:simplePos x="0" y="0"/>
-            <wp:positionH relativeFrom="column">
-              <wp:posOffset>3117850</wp:posOffset>
+            <wp:positionH relativeFrom="margin">
+              <wp:align>left</wp:align>
             </wp:positionH>
             <wp:positionV relativeFrom="paragraph">
-              <wp:posOffset>476885</wp:posOffset>
+              <wp:posOffset>7620</wp:posOffset>
             </wp:positionV>
             <wp:extent cx="979805" cy="238976"/>
             <wp:effectExtent l="0" t="0" r="0" b="8890"/>
@@ -4658,11 +6736,11 @@
                     <pic:cNvPicPr/>
                   </pic:nvPicPr>
                   <pic:blipFill>
-                    <a:blip r:embed="rId14">
+                    <a:blip r:embed="rId33">
                       <a:extLst>
                         <a:ext uri="{BEBA8EAE-BF5A-486C-A8C5-ECC9F3942E4B}">
                           <a14:imgProps xmlns:a14="http://schemas.microsoft.com/office/drawing/2010/main">
-                            <a14:imgLayer r:embed="rId15">
+                            <a14:imgLayer r:embed="rId34">
                               <a14:imgEffect>
                                 <a14:backgroundRemoval t="10000" b="92000" l="7317" r="96098">
                                   <a14:foregroundMark x1="11220" y1="54000" x2="71220" y2="50000"/>
@@ -4706,24 +6784,554 @@
           </wp:anchor>
         </w:drawing>
       </w:r>
-      <w:r>
-        <w:t xml:space="preserve">Ruang </w:t>
-      </w:r>
-      <w:proofErr w:type="spellStart"/>
-      <w:r>
-        <w:t>Pengiklanan</w:t>
-      </w:r>
-      <w:proofErr w:type="spellEnd"/>
-      <w:r>
-        <w:t xml:space="preserve"> </w:t>
-      </w:r>
-      <w:proofErr w:type="spellStart"/>
-      <w:r>
-        <w:t>bertujuan</w:t>
-      </w:r>
-      <w:proofErr w:type="spellEnd"/>
-      <w:r>
-        <w:t xml:space="preserve"> </w:t>
+    </w:p>
+    <w:p/>
+    <w:p>
+      <w:r>
+        <w:rPr>
+          <w:b/>
+          <w:bCs/>
+        </w:rPr>
+        <w:t>Langkah-</w:t>
+      </w:r>
+      <w:proofErr w:type="spellStart"/>
+      <w:r>
+        <w:rPr>
+          <w:b/>
+          <w:bCs/>
+        </w:rPr>
+        <w:t>langkah</w:t>
+      </w:r>
+      <w:proofErr w:type="spellEnd"/>
+      <w:r>
+        <w:rPr>
+          <w:b/>
+          <w:bCs/>
+        </w:rPr>
+        <w:t>:</w:t>
+      </w:r>
+    </w:p>
+    <w:p>
+      <w:r>
+        <w:t xml:space="preserve">1. Isi </w:t>
+      </w:r>
+      <w:proofErr w:type="spellStart"/>
+      <w:r>
+        <w:rPr>
+          <w:b/>
+          <w:bCs/>
+        </w:rPr>
+        <w:t>Tajuk</w:t>
+      </w:r>
+      <w:proofErr w:type="spellEnd"/>
+      <w:r>
+        <w:rPr>
+          <w:b/>
+          <w:bCs/>
+        </w:rPr>
+        <w:t xml:space="preserve"> Utama</w:t>
+      </w:r>
+      <w:r>
+        <w:t xml:space="preserve"> (Header).</w:t>
+      </w:r>
+    </w:p>
+    <w:p>
+      <w:r>
+        <w:t xml:space="preserve">2. Isi </w:t>
+      </w:r>
+      <w:r>
+        <w:rPr>
+          <w:b/>
+          <w:bCs/>
+        </w:rPr>
+        <w:t>Highlight</w:t>
+      </w:r>
+      <w:r>
+        <w:t xml:space="preserve"> (Teks yang paling </w:t>
+      </w:r>
+      <w:proofErr w:type="spellStart"/>
+      <w:r>
+        <w:t>besar</w:t>
+      </w:r>
+      <w:proofErr w:type="spellEnd"/>
+      <w:r>
+        <w:t xml:space="preserve"> dan </w:t>
+      </w:r>
+      <w:proofErr w:type="spellStart"/>
+      <w:r>
+        <w:t>jelas</w:t>
+      </w:r>
+      <w:proofErr w:type="spellEnd"/>
+      <w:r>
+        <w:t>).</w:t>
+      </w:r>
+    </w:p>
+    <w:p>
+      <w:r>
+        <w:t xml:space="preserve">3. Masukkan </w:t>
+      </w:r>
+      <w:r>
+        <w:rPr>
+          <w:b/>
+          <w:bCs/>
+        </w:rPr>
+        <w:t>Maklumat 1 &amp; 2</w:t>
+      </w:r>
+      <w:r>
+        <w:t xml:space="preserve"> (</w:t>
+      </w:r>
+      <w:proofErr w:type="spellStart"/>
+      <w:r>
+        <w:t>Contoh</w:t>
+      </w:r>
+      <w:proofErr w:type="spellEnd"/>
+      <w:r>
+        <w:t xml:space="preserve">: </w:t>
+      </w:r>
+      <w:proofErr w:type="spellStart"/>
+      <w:r>
+        <w:t>Tawaran</w:t>
+      </w:r>
+      <w:proofErr w:type="spellEnd"/>
+      <w:r>
+        <w:t xml:space="preserve"> </w:t>
+      </w:r>
+      <w:proofErr w:type="spellStart"/>
+      <w:r>
+        <w:t>istimewa</w:t>
+      </w:r>
+      <w:proofErr w:type="spellEnd"/>
+      <w:r>
+        <w:t xml:space="preserve"> </w:t>
+      </w:r>
+      <w:proofErr w:type="spellStart"/>
+      <w:r>
+        <w:t>atau</w:t>
+      </w:r>
+      <w:proofErr w:type="spellEnd"/>
+      <w:r>
+        <w:t xml:space="preserve"> </w:t>
+      </w:r>
+      <w:proofErr w:type="spellStart"/>
+      <w:r>
+        <w:t>pesanan</w:t>
+      </w:r>
+      <w:proofErr w:type="spellEnd"/>
+      <w:r>
+        <w:t xml:space="preserve"> </w:t>
+      </w:r>
+      <w:proofErr w:type="spellStart"/>
+      <w:r>
+        <w:t>ringkas</w:t>
+      </w:r>
+      <w:proofErr w:type="spellEnd"/>
+      <w:r>
+        <w:t>).</w:t>
+      </w:r>
+    </w:p>
+    <w:p>
+      <w:r>
+        <w:t xml:space="preserve">4. Masukkan </w:t>
+      </w:r>
+      <w:r>
+        <w:rPr>
+          <w:b/>
+          <w:bCs/>
+        </w:rPr>
+        <w:t xml:space="preserve">Maklumat </w:t>
+      </w:r>
+      <w:proofErr w:type="spellStart"/>
+      <w:r>
+        <w:rPr>
+          <w:b/>
+          <w:bCs/>
+        </w:rPr>
+        <w:t>Hubungan</w:t>
+      </w:r>
+      <w:proofErr w:type="spellEnd"/>
+      <w:r>
+        <w:t xml:space="preserve"> (</w:t>
+      </w:r>
+      <w:proofErr w:type="spellStart"/>
+      <w:r>
+        <w:t>Nombor</w:t>
+      </w:r>
+      <w:proofErr w:type="spellEnd"/>
+      <w:r>
+        <w:t xml:space="preserve"> </w:t>
+      </w:r>
+      <w:proofErr w:type="spellStart"/>
+      <w:r>
+        <w:t>telefon</w:t>
+      </w:r>
+      <w:proofErr w:type="spellEnd"/>
+      <w:r>
+        <w:t xml:space="preserve"> </w:t>
+      </w:r>
+      <w:proofErr w:type="spellStart"/>
+      <w:r>
+        <w:t>atau</w:t>
+      </w:r>
+      <w:proofErr w:type="spellEnd"/>
+      <w:r>
+        <w:t xml:space="preserve"> </w:t>
+      </w:r>
+      <w:proofErr w:type="spellStart"/>
+      <w:r>
+        <w:t>laman</w:t>
+      </w:r>
+      <w:proofErr w:type="spellEnd"/>
+      <w:r>
+        <w:t xml:space="preserve"> web).</w:t>
+      </w:r>
+    </w:p>
+    <w:p>
+      <w:r>
+        <w:t xml:space="preserve">5. </w:t>
+      </w:r>
+      <w:proofErr w:type="spellStart"/>
+      <w:r>
+        <w:t>Klik</w:t>
+      </w:r>
+      <w:proofErr w:type="spellEnd"/>
+      <w:r>
+        <w:t xml:space="preserve"> </w:t>
+      </w:r>
+      <w:r>
+        <w:rPr>
+          <w:b/>
+          <w:bCs/>
+        </w:rPr>
+        <w:t xml:space="preserve">Daftar </w:t>
+      </w:r>
+      <w:proofErr w:type="spellStart"/>
+      <w:r>
+        <w:rPr>
+          <w:b/>
+          <w:bCs/>
+        </w:rPr>
+        <w:t>Iklan</w:t>
+      </w:r>
+      <w:proofErr w:type="spellEnd"/>
+      <w:r>
+        <w:t>.</w:t>
+      </w:r>
+    </w:p>
+    <w:p>
+      <w:proofErr w:type="spellStart"/>
+      <w:r>
+        <w:t>Iklan</w:t>
+      </w:r>
+      <w:proofErr w:type="spellEnd"/>
+      <w:r>
+        <w:t xml:space="preserve"> </w:t>
+      </w:r>
+      <w:proofErr w:type="spellStart"/>
+      <w:r>
+        <w:t>ini</w:t>
+      </w:r>
+      <w:proofErr w:type="spellEnd"/>
+      <w:r>
+        <w:t xml:space="preserve"> </w:t>
+      </w:r>
+      <w:proofErr w:type="spellStart"/>
+      <w:r>
+        <w:t>akan</w:t>
+      </w:r>
+      <w:proofErr w:type="spellEnd"/>
+      <w:r>
+        <w:t xml:space="preserve"> </w:t>
+      </w:r>
+      <w:proofErr w:type="spellStart"/>
+      <w:r>
+        <w:t>berputar</w:t>
+      </w:r>
+      <w:proofErr w:type="spellEnd"/>
+      <w:r>
+        <w:t xml:space="preserve"> (carousel) di </w:t>
+      </w:r>
+      <w:proofErr w:type="spellStart"/>
+      <w:r>
+        <w:t>bahagian</w:t>
+      </w:r>
+      <w:proofErr w:type="spellEnd"/>
+      <w:r>
+        <w:t xml:space="preserve"> </w:t>
+      </w:r>
+      <w:proofErr w:type="spellStart"/>
+      <w:r>
+        <w:t>tepi</w:t>
+      </w:r>
+      <w:proofErr w:type="spellEnd"/>
+      <w:r>
+        <w:t xml:space="preserve"> </w:t>
+      </w:r>
+      <w:proofErr w:type="spellStart"/>
+      <w:r>
+        <w:t>paparan</w:t>
+      </w:r>
+      <w:proofErr w:type="spellEnd"/>
+      <w:r>
+        <w:t xml:space="preserve"> </w:t>
+      </w:r>
+      <w:proofErr w:type="spellStart"/>
+      <w:r>
+        <w:t>utama</w:t>
+      </w:r>
+      <w:proofErr w:type="spellEnd"/>
+      <w:r>
+        <w:t xml:space="preserve"> TV.</w:t>
+      </w:r>
+    </w:p>
+    <w:p/>
+    <w:p>
+      <w:pPr>
+        <w:pStyle w:val="Heading2"/>
+      </w:pPr>
+      <w:r>
+        <w:t xml:space="preserve"> </w:t>
+      </w:r>
+      <w:bookmarkStart w:id="6" w:name="_Toc224494227"/>
+      <w:r>
+        <w:t xml:space="preserve">6. </w:t>
+      </w:r>
+      <w:proofErr w:type="spellStart"/>
+      <w:r>
+        <w:t>Tetapan</w:t>
+      </w:r>
+      <w:proofErr w:type="spellEnd"/>
+      <w:r>
+        <w:t xml:space="preserve"> </w:t>
+      </w:r>
+      <w:proofErr w:type="spellStart"/>
+      <w:r>
+        <w:t>Peranti</w:t>
+      </w:r>
+      <w:proofErr w:type="spellEnd"/>
+      <w:r>
+        <w:t xml:space="preserve"> (TV/Mini PC)</w:t>
+      </w:r>
+      <w:bookmarkEnd w:id="6"/>
+    </w:p>
+    <w:p>
+      <w:proofErr w:type="spellStart"/>
+      <w:r>
+        <w:t>Untuk</w:t>
+      </w:r>
+      <w:proofErr w:type="spellEnd"/>
+      <w:r>
+        <w:t xml:space="preserve"> </w:t>
+      </w:r>
+      <w:proofErr w:type="spellStart"/>
+      <w:r>
+        <w:t>pengalaman</w:t>
+      </w:r>
+      <w:proofErr w:type="spellEnd"/>
+      <w:r>
+        <w:t xml:space="preserve"> </w:t>
+      </w:r>
+      <w:proofErr w:type="spellStart"/>
+      <w:r>
+        <w:t>terbaik</w:t>
+      </w:r>
+      <w:proofErr w:type="spellEnd"/>
+      <w:r>
+        <w:t xml:space="preserve">, </w:t>
+      </w:r>
+      <w:proofErr w:type="spellStart"/>
+      <w:r>
+        <w:t>pastikan</w:t>
+      </w:r>
+      <w:proofErr w:type="spellEnd"/>
+      <w:r>
+        <w:t xml:space="preserve"> </w:t>
+      </w:r>
+      <w:proofErr w:type="spellStart"/>
+      <w:r>
+        <w:t>peranti</w:t>
+      </w:r>
+      <w:proofErr w:type="spellEnd"/>
+      <w:r>
+        <w:t xml:space="preserve"> yang </w:t>
+      </w:r>
+      <w:proofErr w:type="spellStart"/>
+      <w:r>
+        <w:t>disambungkan</w:t>
+      </w:r>
+      <w:proofErr w:type="spellEnd"/>
+      <w:r>
+        <w:t xml:space="preserve"> </w:t>
+      </w:r>
+      <w:proofErr w:type="spellStart"/>
+      <w:r>
+        <w:t>ke</w:t>
+      </w:r>
+      <w:proofErr w:type="spellEnd"/>
+      <w:r>
+        <w:t xml:space="preserve"> TV </w:t>
+      </w:r>
+      <w:proofErr w:type="spellStart"/>
+      <w:r>
+        <w:t>dikonfigurasi</w:t>
+      </w:r>
+      <w:proofErr w:type="spellEnd"/>
+      <w:r>
+        <w:t xml:space="preserve"> </w:t>
+      </w:r>
+      <w:proofErr w:type="spellStart"/>
+      <w:r>
+        <w:t>seperti</w:t>
+      </w:r>
+      <w:proofErr w:type="spellEnd"/>
+      <w:r>
+        <w:t xml:space="preserve"> </w:t>
+      </w:r>
+      <w:proofErr w:type="spellStart"/>
+      <w:r>
+        <w:t>berikut</w:t>
+      </w:r>
+      <w:proofErr w:type="spellEnd"/>
+      <w:r>
+        <w:t>:</w:t>
+      </w:r>
+    </w:p>
+    <w:p>
+      <w:r>
+        <w:t xml:space="preserve">- </w:t>
+      </w:r>
+      <w:r>
+        <w:rPr>
+          <w:b/>
+          <w:bCs/>
+        </w:rPr>
+        <w:t xml:space="preserve">Mod </w:t>
+      </w:r>
+      <w:proofErr w:type="spellStart"/>
+      <w:r>
+        <w:rPr>
+          <w:b/>
+          <w:bCs/>
+        </w:rPr>
+        <w:t>Skrin</w:t>
+      </w:r>
+      <w:proofErr w:type="spellEnd"/>
+      <w:r>
+        <w:rPr>
+          <w:b/>
+          <w:bCs/>
+        </w:rPr>
+        <w:t xml:space="preserve"> </w:t>
+      </w:r>
+      <w:proofErr w:type="spellStart"/>
+      <w:r>
+        <w:rPr>
+          <w:b/>
+          <w:bCs/>
+        </w:rPr>
+        <w:t>Penuh</w:t>
+      </w:r>
+      <w:proofErr w:type="spellEnd"/>
+      <w:r>
+        <w:rPr>
+          <w:b/>
+          <w:bCs/>
+        </w:rPr>
+        <w:t xml:space="preserve"> (Fullscreen):</w:t>
+      </w:r>
+    </w:p>
+    <w:p>
+      <w:r>
+        <w:t xml:space="preserve">    - Tekan </w:t>
+      </w:r>
+      <w:proofErr w:type="spellStart"/>
+      <w:r>
+        <w:t>butang</w:t>
+      </w:r>
+      <w:proofErr w:type="spellEnd"/>
+      <w:r>
+        <w:t xml:space="preserve"> </w:t>
+      </w:r>
+      <w:r>
+        <w:rPr>
+          <w:b/>
+          <w:bCs/>
+        </w:rPr>
+        <w:t>'F'</w:t>
+      </w:r>
+      <w:r>
+        <w:t xml:space="preserve"> pada </w:t>
+      </w:r>
+      <w:proofErr w:type="spellStart"/>
+      <w:r>
+        <w:t>papan</w:t>
+      </w:r>
+      <w:proofErr w:type="spellEnd"/>
+      <w:r>
+        <w:t xml:space="preserve"> </w:t>
+      </w:r>
+      <w:proofErr w:type="spellStart"/>
+      <w:r>
+        <w:t>kekunci</w:t>
+      </w:r>
+      <w:proofErr w:type="spellEnd"/>
+      <w:r>
+        <w:t xml:space="preserve"> </w:t>
+      </w:r>
+      <w:proofErr w:type="spellStart"/>
+      <w:r>
+        <w:t>atau</w:t>
+      </w:r>
+      <w:proofErr w:type="spellEnd"/>
+      <w:r>
+        <w:t xml:space="preserve"> </w:t>
+      </w:r>
+      <w:proofErr w:type="spellStart"/>
+      <w:r>
+        <w:t>klik</w:t>
+      </w:r>
+      <w:proofErr w:type="spellEnd"/>
+      <w:r>
+        <w:t xml:space="preserve"> </w:t>
+      </w:r>
+      <w:proofErr w:type="spellStart"/>
+      <w:r>
+        <w:t>butang</w:t>
+      </w:r>
+      <w:proofErr w:type="spellEnd"/>
+      <w:r>
+        <w:t xml:space="preserve"> ikon '</w:t>
+      </w:r>
+      <w:proofErr w:type="spellStart"/>
+      <w:r>
+        <w:t>Skrin</w:t>
+      </w:r>
+      <w:proofErr w:type="spellEnd"/>
+      <w:r>
+        <w:t xml:space="preserve"> </w:t>
+      </w:r>
+      <w:proofErr w:type="spellStart"/>
+      <w:r>
+        <w:t>Penuh</w:t>
+      </w:r>
+      <w:proofErr w:type="spellEnd"/>
+      <w:r>
+        <w:t xml:space="preserve">' di </w:t>
+      </w:r>
+      <w:proofErr w:type="spellStart"/>
+      <w:r>
+        <w:t>bahagian</w:t>
+      </w:r>
+      <w:proofErr w:type="spellEnd"/>
+      <w:r>
+        <w:t xml:space="preserve"> </w:t>
+      </w:r>
+      <w:proofErr w:type="spellStart"/>
+      <w:r>
+        <w:t>atas</w:t>
+      </w:r>
+      <w:proofErr w:type="spellEnd"/>
+      <w:r>
+        <w:t xml:space="preserve"> dashboard </w:t>
       </w:r>
       <w:proofErr w:type="spellStart"/>
       <w:r>
@@ -4735,55 +7343,23 @@
       </w:r>
       <w:proofErr w:type="spellStart"/>
       <w:r>
-        <w:t>memaparkan</w:t>
-      </w:r>
-      <w:proofErr w:type="spellEnd"/>
-      <w:r>
-        <w:t xml:space="preserve"> </w:t>
-      </w:r>
-      <w:proofErr w:type="spellStart"/>
-      <w:r>
-        <w:t>pesanan</w:t>
-      </w:r>
-      <w:proofErr w:type="spellEnd"/>
-      <w:r>
-        <w:t xml:space="preserve"> </w:t>
-      </w:r>
-      <w:proofErr w:type="spellStart"/>
-      <w:r>
-        <w:t>sokongan</w:t>
-      </w:r>
-      <w:proofErr w:type="spellEnd"/>
-      <w:r>
-        <w:t xml:space="preserve"> </w:t>
-      </w:r>
-      <w:proofErr w:type="spellStart"/>
-      <w:r>
-        <w:t>masyarakat</w:t>
-      </w:r>
-      <w:proofErr w:type="spellEnd"/>
-      <w:r>
-        <w:t xml:space="preserve"> </w:t>
-      </w:r>
-      <w:proofErr w:type="spellStart"/>
-      <w:r>
-        <w:t>atau</w:t>
-      </w:r>
-      <w:proofErr w:type="spellEnd"/>
-      <w:r>
-        <w:t xml:space="preserve"> </w:t>
-      </w:r>
-      <w:proofErr w:type="spellStart"/>
-      <w:r>
-        <w:t>maklumat</w:t>
-      </w:r>
-      <w:proofErr w:type="spellEnd"/>
-      <w:r>
-        <w:t xml:space="preserve"> </w:t>
-      </w:r>
-      <w:proofErr w:type="spellStart"/>
-      <w:r>
-        <w:t>penting</w:t>
+        <w:t>menghilangkan</w:t>
+      </w:r>
+      <w:proofErr w:type="spellEnd"/>
+      <w:r>
+        <w:t xml:space="preserve"> bar </w:t>
+      </w:r>
+      <w:proofErr w:type="spellStart"/>
+      <w:r>
+        <w:t>alamat</w:t>
+      </w:r>
+      <w:proofErr w:type="spellEnd"/>
+      <w:r>
+        <w:t xml:space="preserve"> </w:t>
+      </w:r>
+      <w:proofErr w:type="spellStart"/>
+      <w:r>
+        <w:t>pelayar</w:t>
       </w:r>
       <w:proofErr w:type="spellEnd"/>
       <w:r>
@@ -4791,1010 +7367,303 @@
       </w:r>
     </w:p>
     <w:p>
+      <w:r>
+        <w:t xml:space="preserve">- </w:t>
+      </w:r>
+      <w:r>
+        <w:rPr>
+          <w:b/>
+          <w:bCs/>
+        </w:rPr>
+        <w:t>Kiosk Mode:</w:t>
+      </w:r>
+    </w:p>
+    <w:p>
+      <w:r>
+        <w:t xml:space="preserve">    - Jika </w:t>
+      </w:r>
+      <w:proofErr w:type="spellStart"/>
+      <w:r>
+        <w:t>menggunakan</w:t>
+      </w:r>
+      <w:proofErr w:type="spellEnd"/>
+      <w:r>
+        <w:t xml:space="preserve"> Chrome/Edge, </w:t>
+      </w:r>
+      <w:proofErr w:type="spellStart"/>
+      <w:r>
+        <w:t>anda</w:t>
+      </w:r>
+      <w:proofErr w:type="spellEnd"/>
+      <w:r>
+        <w:t xml:space="preserve"> </w:t>
+      </w:r>
+      <w:proofErr w:type="spellStart"/>
+      <w:r>
+        <w:t>boleh</w:t>
+      </w:r>
+      <w:proofErr w:type="spellEnd"/>
+      <w:r>
+        <w:t xml:space="preserve"> </w:t>
+      </w:r>
+      <w:proofErr w:type="spellStart"/>
+      <w:r>
+        <w:t>melancarkan</w:t>
+      </w:r>
+      <w:proofErr w:type="spellEnd"/>
+      <w:r>
+        <w:t xml:space="preserve"> </w:t>
+      </w:r>
+      <w:proofErr w:type="spellStart"/>
+      <w:r>
+        <w:t>pelayar</w:t>
+      </w:r>
+      <w:proofErr w:type="spellEnd"/>
+      <w:r>
+        <w:t xml:space="preserve"> </w:t>
+      </w:r>
       <w:proofErr w:type="spellStart"/>
       <w:r>
         <w:t>dalam</w:t>
       </w:r>
       <w:proofErr w:type="spellEnd"/>
       <w:r>
-        <w:t xml:space="preserve"> mod </w:t>
-      </w:r>
-      <w:proofErr w:type="spellStart"/>
-      <w:r>
-        <w:t>pendaftar</w:t>
-      </w:r>
-      <w:proofErr w:type="spellEnd"/>
-      <w:r>
-        <w:t xml:space="preserve">, </w:t>
-      </w:r>
-      <w:proofErr w:type="spellStart"/>
-      <w:r>
-        <w:t>kelik</w:t>
-      </w:r>
-      <w:proofErr w:type="spellEnd"/>
-      <w:r>
-        <w:t xml:space="preserve"> </w:t>
-      </w:r>
-      <w:proofErr w:type="spellStart"/>
-      <w:r>
-        <w:t>butang</w:t>
-      </w:r>
-      <w:proofErr w:type="spellEnd"/>
-      <w:r>
-        <w:t xml:space="preserve"> "urus </w:t>
-      </w:r>
-      <w:proofErr w:type="spellStart"/>
-      <w:r>
-        <w:t>iklan</w:t>
-      </w:r>
-      <w:proofErr w:type="spellEnd"/>
-      <w:r>
-        <w:t>"</w:t>
-      </w:r>
+        <w:t xml:space="preserve"> mod `--kiosk` </w:t>
+      </w:r>
+      <w:proofErr w:type="spellStart"/>
+      <w:r>
+        <w:t>supaya</w:t>
+      </w:r>
+      <w:proofErr w:type="spellEnd"/>
+      <w:r>
+        <w:t xml:space="preserve"> </w:t>
+      </w:r>
+      <w:proofErr w:type="spellStart"/>
+      <w:r>
+        <w:t>ia</w:t>
+      </w:r>
+      <w:proofErr w:type="spellEnd"/>
+      <w:r>
+        <w:t xml:space="preserve"> </w:t>
+      </w:r>
+      <w:proofErr w:type="spellStart"/>
+      <w:r>
+        <w:t>terbuka</w:t>
+      </w:r>
+      <w:proofErr w:type="spellEnd"/>
+      <w:r>
+        <w:t xml:space="preserve"> </w:t>
+      </w:r>
+      <w:proofErr w:type="spellStart"/>
+      <w:r>
+        <w:t>secara</w:t>
+      </w:r>
+      <w:proofErr w:type="spellEnd"/>
+      <w:r>
+        <w:t xml:space="preserve"> </w:t>
+      </w:r>
+      <w:proofErr w:type="spellStart"/>
+      <w:r>
+        <w:t>skrin</w:t>
+      </w:r>
+      <w:proofErr w:type="spellEnd"/>
+      <w:r>
+        <w:t xml:space="preserve"> </w:t>
+      </w:r>
+      <w:proofErr w:type="spellStart"/>
+      <w:r>
+        <w:t>penuh</w:t>
+      </w:r>
+      <w:proofErr w:type="spellEnd"/>
+      <w:r>
+        <w:t xml:space="preserve"> </w:t>
+      </w:r>
+      <w:proofErr w:type="spellStart"/>
+      <w:r>
+        <w:t>secara</w:t>
+      </w:r>
+      <w:proofErr w:type="spellEnd"/>
+      <w:r>
+        <w:t xml:space="preserve"> </w:t>
+      </w:r>
+      <w:proofErr w:type="spellStart"/>
+      <w:r>
+        <w:t>automatik</w:t>
+      </w:r>
+      <w:proofErr w:type="spellEnd"/>
+      <w:r>
+        <w:t xml:space="preserve"> </w:t>
+      </w:r>
+      <w:proofErr w:type="spellStart"/>
+      <w:r>
+        <w:t>selepas</w:t>
+      </w:r>
+      <w:proofErr w:type="spellEnd"/>
+      <w:r>
+        <w:t xml:space="preserve"> reboot.</w:t>
+      </w:r>
+    </w:p>
+    <w:p>
+      <w:r>
+        <w:t xml:space="preserve">- </w:t>
+      </w:r>
+      <w:r>
+        <w:rPr>
+          <w:b/>
+          <w:bCs/>
+        </w:rPr>
+        <w:t>Auto-Hide Cursor:</w:t>
+      </w:r>
+    </w:p>
+    <w:p>
+      <w:r>
+        <w:t xml:space="preserve">    - </w:t>
+      </w:r>
+      <w:proofErr w:type="spellStart"/>
+      <w:r>
+        <w:t>Kursor</w:t>
+      </w:r>
+      <w:proofErr w:type="spellEnd"/>
+      <w:r>
+        <w:t xml:space="preserve"> </w:t>
+      </w:r>
+      <w:proofErr w:type="spellStart"/>
+      <w:r>
+        <w:t>tetikus</w:t>
+      </w:r>
+      <w:proofErr w:type="spellEnd"/>
+      <w:r>
+        <w:t xml:space="preserve"> </w:t>
+      </w:r>
+      <w:proofErr w:type="spellStart"/>
+      <w:r>
+        <w:t>akan</w:t>
+      </w:r>
+      <w:proofErr w:type="spellEnd"/>
+      <w:r>
+        <w:t xml:space="preserve"> </w:t>
+      </w:r>
+      <w:proofErr w:type="spellStart"/>
+      <w:r>
+        <w:t>hilang</w:t>
+      </w:r>
+      <w:proofErr w:type="spellEnd"/>
+      <w:r>
+        <w:t xml:space="preserve"> </w:t>
+      </w:r>
+      <w:proofErr w:type="spellStart"/>
+      <w:r>
+        <w:t>secara</w:t>
+      </w:r>
+      <w:proofErr w:type="spellEnd"/>
+      <w:r>
+        <w:t xml:space="preserve"> </w:t>
+      </w:r>
+      <w:proofErr w:type="spellStart"/>
+      <w:r>
+        <w:t>automatik</w:t>
+      </w:r>
+      <w:proofErr w:type="spellEnd"/>
+      <w:r>
+        <w:t xml:space="preserve"> </w:t>
+      </w:r>
+      <w:proofErr w:type="spellStart"/>
+      <w:r>
+        <w:t>selepas</w:t>
+      </w:r>
+      <w:proofErr w:type="spellEnd"/>
+      <w:r>
+        <w:t xml:space="preserve"> 5 </w:t>
+      </w:r>
+      <w:proofErr w:type="spellStart"/>
+      <w:r>
+        <w:t>saat</w:t>
+      </w:r>
+      <w:proofErr w:type="spellEnd"/>
+      <w:r>
+        <w:t xml:space="preserve"> </w:t>
+      </w:r>
+      <w:proofErr w:type="spellStart"/>
+      <w:r>
+        <w:t>tidak</w:t>
+      </w:r>
+      <w:proofErr w:type="spellEnd"/>
+      <w:r>
+        <w:t xml:space="preserve"> </w:t>
+      </w:r>
+      <w:proofErr w:type="spellStart"/>
+      <w:r>
+        <w:t>digerakkan</w:t>
+      </w:r>
+      <w:proofErr w:type="spellEnd"/>
+      <w:r>
+        <w:t xml:space="preserve"> </w:t>
+      </w:r>
+      <w:proofErr w:type="spellStart"/>
+      <w:r>
+        <w:t>untuk</w:t>
+      </w:r>
+      <w:proofErr w:type="spellEnd"/>
+      <w:r>
+        <w:t xml:space="preserve"> </w:t>
+      </w:r>
+      <w:proofErr w:type="spellStart"/>
+      <w:r>
+        <w:t>memastikan</w:t>
+      </w:r>
+      <w:proofErr w:type="spellEnd"/>
+      <w:r>
+        <w:t xml:space="preserve"> </w:t>
+      </w:r>
+      <w:proofErr w:type="spellStart"/>
+      <w:r>
+        <w:t>paparan</w:t>
+      </w:r>
+      <w:proofErr w:type="spellEnd"/>
+      <w:r>
+        <w:t xml:space="preserve"> </w:t>
+      </w:r>
+      <w:proofErr w:type="spellStart"/>
+      <w:r>
+        <w:t>tidak</w:t>
+      </w:r>
+      <w:proofErr w:type="spellEnd"/>
+      <w:r>
+        <w:t xml:space="preserve"> </w:t>
+      </w:r>
+      <w:proofErr w:type="spellStart"/>
+      <w:r>
+        <w:t>terganggu</w:t>
+      </w:r>
+      <w:proofErr w:type="spellEnd"/>
+      <w:r>
+        <w:t>.</w:t>
+      </w:r>
+    </w:p>
+    <w:p>
       <w:r>
         <w:t xml:space="preserve"> </w:t>
       </w:r>
     </w:p>
     <w:p/>
-    <w:p/>
-    <w:p>
-      <w:r>
-        <w:rPr>
-          <w:b/>
-          <w:bCs/>
-        </w:rPr>
-        <w:t>Langkah-</w:t>
-      </w:r>
-      <w:proofErr w:type="spellStart"/>
-      <w:r>
-        <w:rPr>
-          <w:b/>
-          <w:bCs/>
-        </w:rPr>
-        <w:t>langkah</w:t>
-      </w:r>
-      <w:proofErr w:type="spellEnd"/>
-      <w:r>
-        <w:rPr>
-          <w:b/>
-          <w:bCs/>
-        </w:rPr>
-        <w:t>:</w:t>
-      </w:r>
-    </w:p>
-    <w:p>
-      <w:r>
-        <w:t xml:space="preserve">1. Isi </w:t>
-      </w:r>
-      <w:proofErr w:type="spellStart"/>
-      <w:r>
-        <w:rPr>
-          <w:b/>
-          <w:bCs/>
-        </w:rPr>
-        <w:t>Tajuk</w:t>
-      </w:r>
-      <w:proofErr w:type="spellEnd"/>
-      <w:r>
-        <w:rPr>
-          <w:b/>
-          <w:bCs/>
-        </w:rPr>
-        <w:t xml:space="preserve"> Utama</w:t>
-      </w:r>
-      <w:r>
-        <w:t xml:space="preserve"> (Header).</w:t>
-      </w:r>
-    </w:p>
-    <w:p>
-      <w:r>
-        <w:t xml:space="preserve">2. Isi </w:t>
-      </w:r>
-      <w:r>
-        <w:rPr>
-          <w:b/>
-          <w:bCs/>
-        </w:rPr>
-        <w:t>Highlight</w:t>
-      </w:r>
-      <w:r>
-        <w:t xml:space="preserve"> (Teks yang paling </w:t>
-      </w:r>
-      <w:proofErr w:type="spellStart"/>
-      <w:r>
-        <w:t>besar</w:t>
-      </w:r>
-      <w:proofErr w:type="spellEnd"/>
-      <w:r>
-        <w:t xml:space="preserve"> dan </w:t>
-      </w:r>
-      <w:proofErr w:type="spellStart"/>
-      <w:r>
-        <w:t>jelas</w:t>
-      </w:r>
-      <w:proofErr w:type="spellEnd"/>
-      <w:r>
-        <w:t>).</w:t>
-      </w:r>
-    </w:p>
-    <w:p>
-      <w:r>
-        <w:t xml:space="preserve">3. Masukkan </w:t>
-      </w:r>
-      <w:r>
-        <w:rPr>
-          <w:b/>
-          <w:bCs/>
-        </w:rPr>
-        <w:t>Maklumat 1 &amp; 2</w:t>
-      </w:r>
-      <w:r>
-        <w:t xml:space="preserve"> (</w:t>
-      </w:r>
-      <w:proofErr w:type="spellStart"/>
-      <w:r>
-        <w:t>Contoh</w:t>
-      </w:r>
-      <w:proofErr w:type="spellEnd"/>
-      <w:r>
-        <w:t xml:space="preserve">: </w:t>
-      </w:r>
-      <w:proofErr w:type="spellStart"/>
-      <w:r>
-        <w:t>Tawaran</w:t>
-      </w:r>
-      <w:proofErr w:type="spellEnd"/>
-      <w:r>
-        <w:t xml:space="preserve"> </w:t>
-      </w:r>
-      <w:proofErr w:type="spellStart"/>
-      <w:r>
-        <w:t>istimewa</w:t>
-      </w:r>
-      <w:proofErr w:type="spellEnd"/>
-      <w:r>
-        <w:t xml:space="preserve"> </w:t>
-      </w:r>
-      <w:proofErr w:type="spellStart"/>
-      <w:r>
-        <w:t>atau</w:t>
-      </w:r>
-      <w:proofErr w:type="spellEnd"/>
-      <w:r>
-        <w:t xml:space="preserve"> </w:t>
-      </w:r>
-      <w:proofErr w:type="spellStart"/>
-      <w:r>
-        <w:t>pesanan</w:t>
-      </w:r>
-      <w:proofErr w:type="spellEnd"/>
-      <w:r>
-        <w:t xml:space="preserve"> </w:t>
-      </w:r>
-      <w:proofErr w:type="spellStart"/>
-      <w:r>
-        <w:t>ringkas</w:t>
-      </w:r>
-      <w:proofErr w:type="spellEnd"/>
-      <w:r>
-        <w:t>).</w:t>
-      </w:r>
-    </w:p>
-    <w:p>
+    <w:p>
+      <w:pPr>
+        <w:pStyle w:val="Heading2"/>
+      </w:pPr>
+      <w:bookmarkStart w:id="7" w:name="_Toc224494228"/>
       <w:r>
         <w:lastRenderedPageBreak/>
-        <w:t xml:space="preserve">4. Masukkan </w:t>
-      </w:r>
-      <w:r>
-        <w:rPr>
-          <w:b/>
-          <w:bCs/>
-        </w:rPr>
-        <w:t xml:space="preserve">Maklumat </w:t>
-      </w:r>
-      <w:proofErr w:type="spellStart"/>
-      <w:r>
-        <w:rPr>
-          <w:b/>
-          <w:bCs/>
-        </w:rPr>
-        <w:t>Hubungan</w:t>
-      </w:r>
-      <w:proofErr w:type="spellEnd"/>
-      <w:r>
-        <w:t xml:space="preserve"> (</w:t>
-      </w:r>
-      <w:proofErr w:type="spellStart"/>
-      <w:r>
-        <w:t>Nombor</w:t>
-      </w:r>
-      <w:proofErr w:type="spellEnd"/>
-      <w:r>
-        <w:t xml:space="preserve"> </w:t>
-      </w:r>
-      <w:proofErr w:type="spellStart"/>
-      <w:r>
-        <w:t>telefon</w:t>
-      </w:r>
-      <w:proofErr w:type="spellEnd"/>
-      <w:r>
-        <w:t xml:space="preserve"> </w:t>
-      </w:r>
-      <w:proofErr w:type="spellStart"/>
-      <w:r>
-        <w:t>atau</w:t>
-      </w:r>
-      <w:proofErr w:type="spellEnd"/>
-      <w:r>
-        <w:t xml:space="preserve"> </w:t>
-      </w:r>
-      <w:proofErr w:type="spellStart"/>
-      <w:r>
-        <w:t>laman</w:t>
-      </w:r>
-      <w:proofErr w:type="spellEnd"/>
-      <w:r>
-        <w:t xml:space="preserve"> web).</w:t>
-      </w:r>
-    </w:p>
-    <w:p>
-      <w:r>
-        <w:t xml:space="preserve">5. </w:t>
-      </w:r>
-      <w:proofErr w:type="spellStart"/>
-      <w:r>
-        <w:t>Klik</w:t>
-      </w:r>
-      <w:proofErr w:type="spellEnd"/>
-      <w:r>
-        <w:t xml:space="preserve"> </w:t>
-      </w:r>
-      <w:r>
-        <w:rPr>
-          <w:b/>
-          <w:bCs/>
-        </w:rPr>
-        <w:t xml:space="preserve">Daftar </w:t>
-      </w:r>
-      <w:proofErr w:type="spellStart"/>
-      <w:r>
-        <w:rPr>
-          <w:b/>
-          <w:bCs/>
-        </w:rPr>
-        <w:t>Iklan</w:t>
-      </w:r>
-      <w:proofErr w:type="spellEnd"/>
-      <w:r>
-        <w:t>.</w:t>
-      </w:r>
-    </w:p>
-    <w:p>
-      <w:proofErr w:type="spellStart"/>
-      <w:r>
-        <w:t>Iklan</w:t>
-      </w:r>
-      <w:proofErr w:type="spellEnd"/>
-      <w:r>
-        <w:t xml:space="preserve"> </w:t>
-      </w:r>
-      <w:proofErr w:type="spellStart"/>
-      <w:r>
-        <w:t>ini</w:t>
-      </w:r>
-      <w:proofErr w:type="spellEnd"/>
-      <w:r>
-        <w:t xml:space="preserve"> </w:t>
-      </w:r>
-      <w:proofErr w:type="spellStart"/>
-      <w:r>
-        <w:t>akan</w:t>
-      </w:r>
-      <w:proofErr w:type="spellEnd"/>
-      <w:r>
-        <w:t xml:space="preserve"> </w:t>
-      </w:r>
-      <w:proofErr w:type="spellStart"/>
-      <w:r>
-        <w:t>berputar</w:t>
-      </w:r>
-      <w:proofErr w:type="spellEnd"/>
-      <w:r>
-        <w:t xml:space="preserve"> (carousel) di </w:t>
-      </w:r>
-      <w:proofErr w:type="spellStart"/>
-      <w:r>
-        <w:t>bahagian</w:t>
-      </w:r>
-      <w:proofErr w:type="spellEnd"/>
-      <w:r>
-        <w:t xml:space="preserve"> </w:t>
-      </w:r>
-      <w:proofErr w:type="spellStart"/>
-      <w:r>
-        <w:t>tepi</w:t>
-      </w:r>
-      <w:proofErr w:type="spellEnd"/>
-      <w:r>
-        <w:t xml:space="preserve"> </w:t>
-      </w:r>
-      <w:proofErr w:type="spellStart"/>
-      <w:r>
-        <w:t>paparan</w:t>
-      </w:r>
-      <w:proofErr w:type="spellEnd"/>
-      <w:r>
-        <w:t xml:space="preserve"> </w:t>
-      </w:r>
-      <w:proofErr w:type="spellStart"/>
-      <w:r>
-        <w:t>utama</w:t>
-      </w:r>
-      <w:proofErr w:type="spellEnd"/>
-      <w:r>
-        <w:t xml:space="preserve"> TV.</w:t>
-      </w:r>
-    </w:p>
-    <w:p/>
-    <w:p>
-      <w:r>
-        <w:t xml:space="preserve"> </w:t>
-      </w:r>
-      <w:r>
-        <w:rPr>
-          <w:b/>
-          <w:bCs/>
-        </w:rPr>
-        <w:t xml:space="preserve">6. </w:t>
-      </w:r>
-      <w:proofErr w:type="spellStart"/>
-      <w:r>
-        <w:rPr>
-          <w:b/>
-          <w:bCs/>
-        </w:rPr>
-        <w:t>Tetapan</w:t>
-      </w:r>
-      <w:proofErr w:type="spellEnd"/>
-      <w:r>
-        <w:rPr>
-          <w:b/>
-          <w:bCs/>
-        </w:rPr>
-        <w:t xml:space="preserve"> </w:t>
-      </w:r>
-      <w:proofErr w:type="spellStart"/>
-      <w:r>
-        <w:rPr>
-          <w:b/>
-          <w:bCs/>
-        </w:rPr>
-        <w:t>Peranti</w:t>
-      </w:r>
-      <w:proofErr w:type="spellEnd"/>
-      <w:r>
-        <w:rPr>
-          <w:b/>
-          <w:bCs/>
-        </w:rPr>
-        <w:t xml:space="preserve"> (TV/Mini PC)</w:t>
-      </w:r>
-    </w:p>
-    <w:p>
-      <w:proofErr w:type="spellStart"/>
-      <w:r>
-        <w:t>Untuk</w:t>
-      </w:r>
-      <w:proofErr w:type="spellEnd"/>
-      <w:r>
-        <w:t xml:space="preserve"> </w:t>
-      </w:r>
-      <w:proofErr w:type="spellStart"/>
-      <w:r>
-        <w:t>pengalaman</w:t>
-      </w:r>
-      <w:proofErr w:type="spellEnd"/>
-      <w:r>
-        <w:t xml:space="preserve"> </w:t>
-      </w:r>
-      <w:proofErr w:type="spellStart"/>
-      <w:r>
-        <w:t>terbaik</w:t>
-      </w:r>
-      <w:proofErr w:type="spellEnd"/>
-      <w:r>
-        <w:t xml:space="preserve">, </w:t>
-      </w:r>
-      <w:proofErr w:type="spellStart"/>
-      <w:r>
-        <w:t>pastikan</w:t>
-      </w:r>
-      <w:proofErr w:type="spellEnd"/>
-      <w:r>
-        <w:t xml:space="preserve"> </w:t>
-      </w:r>
-      <w:proofErr w:type="spellStart"/>
-      <w:r>
-        <w:t>peranti</w:t>
-      </w:r>
-      <w:proofErr w:type="spellEnd"/>
-      <w:r>
-        <w:t xml:space="preserve"> yang </w:t>
-      </w:r>
-      <w:proofErr w:type="spellStart"/>
-      <w:r>
-        <w:t>disambungkan</w:t>
-      </w:r>
-      <w:proofErr w:type="spellEnd"/>
-      <w:r>
-        <w:t xml:space="preserve"> </w:t>
-      </w:r>
-      <w:proofErr w:type="spellStart"/>
-      <w:r>
-        <w:t>ke</w:t>
-      </w:r>
-      <w:proofErr w:type="spellEnd"/>
-      <w:r>
-        <w:t xml:space="preserve"> TV </w:t>
-      </w:r>
-      <w:proofErr w:type="spellStart"/>
-      <w:r>
-        <w:t>dikonfigurasi</w:t>
-      </w:r>
-      <w:proofErr w:type="spellEnd"/>
-      <w:r>
-        <w:t xml:space="preserve"> </w:t>
-      </w:r>
-      <w:proofErr w:type="spellStart"/>
-      <w:r>
-        <w:t>seperti</w:t>
-      </w:r>
-      <w:proofErr w:type="spellEnd"/>
-      <w:r>
-        <w:t xml:space="preserve"> </w:t>
-      </w:r>
-      <w:proofErr w:type="spellStart"/>
-      <w:r>
-        <w:t>berikut</w:t>
-      </w:r>
-      <w:proofErr w:type="spellEnd"/>
-      <w:r>
-        <w:t>:</w:t>
-      </w:r>
-    </w:p>
-    <w:p/>
-    <w:p>
-      <w:r>
-        <w:t xml:space="preserve">- </w:t>
-      </w:r>
-      <w:r>
-        <w:rPr>
-          <w:b/>
-          <w:bCs/>
-        </w:rPr>
-        <w:t xml:space="preserve">Mod </w:t>
-      </w:r>
-      <w:proofErr w:type="spellStart"/>
-      <w:r>
-        <w:rPr>
-          <w:b/>
-          <w:bCs/>
-        </w:rPr>
-        <w:t>Skrin</w:t>
-      </w:r>
-      <w:proofErr w:type="spellEnd"/>
-      <w:r>
-        <w:rPr>
-          <w:b/>
-          <w:bCs/>
-        </w:rPr>
-        <w:t xml:space="preserve"> </w:t>
-      </w:r>
-      <w:proofErr w:type="spellStart"/>
-      <w:r>
-        <w:rPr>
-          <w:b/>
-          <w:bCs/>
-        </w:rPr>
-        <w:t>Penuh</w:t>
-      </w:r>
-      <w:proofErr w:type="spellEnd"/>
-      <w:r>
-        <w:rPr>
-          <w:b/>
-          <w:bCs/>
-        </w:rPr>
-        <w:t xml:space="preserve"> (Fullscreen):</w:t>
-      </w:r>
-    </w:p>
-    <w:p>
-      <w:r>
-        <w:t xml:space="preserve">    - Tekan </w:t>
-      </w:r>
-      <w:proofErr w:type="spellStart"/>
-      <w:r>
-        <w:t>butang</w:t>
-      </w:r>
-      <w:proofErr w:type="spellEnd"/>
-      <w:r>
-        <w:t xml:space="preserve"> </w:t>
-      </w:r>
-      <w:r>
-        <w:rPr>
-          <w:b/>
-          <w:bCs/>
-        </w:rPr>
-        <w:t>'F'</w:t>
-      </w:r>
-      <w:r>
-        <w:t xml:space="preserve"> pada </w:t>
-      </w:r>
-      <w:proofErr w:type="spellStart"/>
-      <w:r>
-        <w:t>papan</w:t>
-      </w:r>
-      <w:proofErr w:type="spellEnd"/>
-      <w:r>
-        <w:t xml:space="preserve"> </w:t>
-      </w:r>
-      <w:proofErr w:type="spellStart"/>
-      <w:r>
-        <w:t>kekunci</w:t>
-      </w:r>
-      <w:proofErr w:type="spellEnd"/>
-      <w:r>
-        <w:t xml:space="preserve"> </w:t>
-      </w:r>
-      <w:proofErr w:type="spellStart"/>
-      <w:r>
-        <w:t>atau</w:t>
-      </w:r>
-      <w:proofErr w:type="spellEnd"/>
-      <w:r>
-        <w:t xml:space="preserve"> </w:t>
-      </w:r>
-      <w:proofErr w:type="spellStart"/>
-      <w:r>
-        <w:t>klik</w:t>
-      </w:r>
-      <w:proofErr w:type="spellEnd"/>
-      <w:r>
-        <w:t xml:space="preserve"> </w:t>
-      </w:r>
-      <w:proofErr w:type="spellStart"/>
-      <w:r>
-        <w:t>butang</w:t>
-      </w:r>
-      <w:proofErr w:type="spellEnd"/>
-      <w:r>
-        <w:t xml:space="preserve"> ikon '</w:t>
-      </w:r>
-      <w:proofErr w:type="spellStart"/>
-      <w:r>
-        <w:t>Skrin</w:t>
-      </w:r>
-      <w:proofErr w:type="spellEnd"/>
-      <w:r>
-        <w:t xml:space="preserve"> </w:t>
-      </w:r>
-      <w:proofErr w:type="spellStart"/>
-      <w:r>
-        <w:t>Penuh</w:t>
-      </w:r>
-      <w:proofErr w:type="spellEnd"/>
-      <w:r>
-        <w:t xml:space="preserve">' di </w:t>
-      </w:r>
-      <w:proofErr w:type="spellStart"/>
-      <w:r>
-        <w:t>bahagian</w:t>
-      </w:r>
-      <w:proofErr w:type="spellEnd"/>
-      <w:r>
-        <w:t xml:space="preserve"> </w:t>
-      </w:r>
-      <w:proofErr w:type="spellStart"/>
-      <w:r>
-        <w:t>atas</w:t>
-      </w:r>
-      <w:proofErr w:type="spellEnd"/>
-      <w:r>
-        <w:t xml:space="preserve"> dashboard </w:t>
-      </w:r>
-      <w:proofErr w:type="spellStart"/>
-      <w:r>
-        <w:t>untuk</w:t>
-      </w:r>
-      <w:proofErr w:type="spellEnd"/>
-      <w:r>
-        <w:t xml:space="preserve"> </w:t>
-      </w:r>
-      <w:proofErr w:type="spellStart"/>
-      <w:r>
-        <w:t>menghilangkan</w:t>
-      </w:r>
-      <w:proofErr w:type="spellEnd"/>
-      <w:r>
-        <w:t xml:space="preserve"> bar </w:t>
-      </w:r>
-      <w:proofErr w:type="spellStart"/>
-      <w:r>
-        <w:t>alamat</w:t>
-      </w:r>
-      <w:proofErr w:type="spellEnd"/>
-      <w:r>
-        <w:t xml:space="preserve"> </w:t>
-      </w:r>
-      <w:proofErr w:type="spellStart"/>
-      <w:r>
-        <w:t>pelayar</w:t>
-      </w:r>
-      <w:proofErr w:type="spellEnd"/>
-      <w:r>
-        <w:t>.</w:t>
-      </w:r>
-    </w:p>
-    <w:p>
-      <w:r>
-        <w:t xml:space="preserve">- </w:t>
-      </w:r>
-      <w:r>
-        <w:rPr>
-          <w:b/>
-          <w:bCs/>
-        </w:rPr>
-        <w:t>Kiosk Mode:</w:t>
-      </w:r>
-    </w:p>
-    <w:p>
-      <w:r>
-        <w:t xml:space="preserve">    - Jika </w:t>
-      </w:r>
-      <w:proofErr w:type="spellStart"/>
-      <w:r>
-        <w:t>menggunakan</w:t>
-      </w:r>
-      <w:proofErr w:type="spellEnd"/>
-      <w:r>
-        <w:t xml:space="preserve"> Chrome/Edge, </w:t>
-      </w:r>
-      <w:proofErr w:type="spellStart"/>
-      <w:r>
-        <w:t>anda</w:t>
-      </w:r>
-      <w:proofErr w:type="spellEnd"/>
-      <w:r>
-        <w:t xml:space="preserve"> </w:t>
-      </w:r>
-      <w:proofErr w:type="spellStart"/>
-      <w:r>
-        <w:t>boleh</w:t>
-      </w:r>
-      <w:proofErr w:type="spellEnd"/>
-      <w:r>
-        <w:t xml:space="preserve"> </w:t>
-      </w:r>
-      <w:proofErr w:type="spellStart"/>
-      <w:r>
-        <w:t>melancarkan</w:t>
-      </w:r>
-      <w:proofErr w:type="spellEnd"/>
-      <w:r>
-        <w:t xml:space="preserve"> </w:t>
-      </w:r>
-      <w:proofErr w:type="spellStart"/>
-      <w:r>
-        <w:t>pelayar</w:t>
-      </w:r>
-      <w:proofErr w:type="spellEnd"/>
-      <w:r>
-        <w:t xml:space="preserve"> </w:t>
-      </w:r>
-      <w:proofErr w:type="spellStart"/>
-      <w:r>
-        <w:t>dalam</w:t>
-      </w:r>
-      <w:proofErr w:type="spellEnd"/>
-      <w:r>
-        <w:t xml:space="preserve"> mod `--kiosk` </w:t>
-      </w:r>
-      <w:proofErr w:type="spellStart"/>
-      <w:r>
-        <w:t>supaya</w:t>
-      </w:r>
-      <w:proofErr w:type="spellEnd"/>
-      <w:r>
-        <w:t xml:space="preserve"> </w:t>
-      </w:r>
-      <w:proofErr w:type="spellStart"/>
-      <w:r>
-        <w:t>ia</w:t>
-      </w:r>
-      <w:proofErr w:type="spellEnd"/>
-      <w:r>
-        <w:t xml:space="preserve"> </w:t>
-      </w:r>
-      <w:proofErr w:type="spellStart"/>
-      <w:r>
-        <w:t>terbuka</w:t>
-      </w:r>
-      <w:proofErr w:type="spellEnd"/>
-      <w:r>
-        <w:t xml:space="preserve"> </w:t>
-      </w:r>
-      <w:proofErr w:type="spellStart"/>
-      <w:r>
-        <w:t>secara</w:t>
-      </w:r>
-      <w:proofErr w:type="spellEnd"/>
-      <w:r>
-        <w:t xml:space="preserve"> </w:t>
-      </w:r>
-      <w:proofErr w:type="spellStart"/>
-      <w:r>
-        <w:t>skrin</w:t>
-      </w:r>
-      <w:proofErr w:type="spellEnd"/>
-      <w:r>
-        <w:t xml:space="preserve"> </w:t>
-      </w:r>
-      <w:proofErr w:type="spellStart"/>
-      <w:r>
-        <w:t>penuh</w:t>
-      </w:r>
-      <w:proofErr w:type="spellEnd"/>
-      <w:r>
-        <w:t xml:space="preserve"> </w:t>
-      </w:r>
-      <w:proofErr w:type="spellStart"/>
-      <w:r>
-        <w:t>secara</w:t>
-      </w:r>
-      <w:proofErr w:type="spellEnd"/>
-      <w:r>
-        <w:t xml:space="preserve"> </w:t>
-      </w:r>
-      <w:proofErr w:type="spellStart"/>
-      <w:r>
-        <w:t>automatik</w:t>
-      </w:r>
-      <w:proofErr w:type="spellEnd"/>
-      <w:r>
-        <w:t xml:space="preserve"> </w:t>
-      </w:r>
-      <w:proofErr w:type="spellStart"/>
-      <w:r>
-        <w:t>selepas</w:t>
-      </w:r>
-      <w:proofErr w:type="spellEnd"/>
-      <w:r>
-        <w:t xml:space="preserve"> reboot.</w:t>
-      </w:r>
-    </w:p>
-    <w:p>
-      <w:r>
-        <w:t xml:space="preserve">- </w:t>
-      </w:r>
-      <w:r>
-        <w:rPr>
-          <w:b/>
-          <w:bCs/>
-        </w:rPr>
-        <w:t>Auto-Hide Cursor:</w:t>
-      </w:r>
-    </w:p>
-    <w:p>
-      <w:r>
-        <w:t xml:space="preserve">    - </w:t>
-      </w:r>
-      <w:proofErr w:type="spellStart"/>
-      <w:r>
-        <w:t>Kursor</w:t>
-      </w:r>
-      <w:proofErr w:type="spellEnd"/>
-      <w:r>
-        <w:t xml:space="preserve"> </w:t>
-      </w:r>
-      <w:proofErr w:type="spellStart"/>
-      <w:r>
-        <w:t>tetikus</w:t>
-      </w:r>
-      <w:proofErr w:type="spellEnd"/>
-      <w:r>
-        <w:t xml:space="preserve"> </w:t>
-      </w:r>
-      <w:proofErr w:type="spellStart"/>
-      <w:r>
-        <w:t>akan</w:t>
-      </w:r>
-      <w:proofErr w:type="spellEnd"/>
-      <w:r>
-        <w:t xml:space="preserve"> </w:t>
-      </w:r>
-      <w:proofErr w:type="spellStart"/>
-      <w:r>
-        <w:t>hilang</w:t>
-      </w:r>
-      <w:proofErr w:type="spellEnd"/>
-      <w:r>
-        <w:t xml:space="preserve"> </w:t>
-      </w:r>
-      <w:proofErr w:type="spellStart"/>
-      <w:r>
-        <w:t>secara</w:t>
-      </w:r>
-      <w:proofErr w:type="spellEnd"/>
-      <w:r>
-        <w:t xml:space="preserve"> </w:t>
-      </w:r>
-      <w:proofErr w:type="spellStart"/>
-      <w:r>
-        <w:t>automatik</w:t>
-      </w:r>
-      <w:proofErr w:type="spellEnd"/>
-      <w:r>
-        <w:t xml:space="preserve"> </w:t>
-      </w:r>
-      <w:proofErr w:type="spellStart"/>
-      <w:r>
-        <w:t>selepas</w:t>
-      </w:r>
-      <w:proofErr w:type="spellEnd"/>
-      <w:r>
-        <w:t xml:space="preserve"> 5 </w:t>
-      </w:r>
-      <w:proofErr w:type="spellStart"/>
-      <w:r>
-        <w:t>saat</w:t>
-      </w:r>
-      <w:proofErr w:type="spellEnd"/>
-      <w:r>
-        <w:t xml:space="preserve"> </w:t>
-      </w:r>
-      <w:proofErr w:type="spellStart"/>
-      <w:r>
-        <w:t>tidak</w:t>
-      </w:r>
-      <w:proofErr w:type="spellEnd"/>
-      <w:r>
-        <w:t xml:space="preserve"> </w:t>
-      </w:r>
-      <w:proofErr w:type="spellStart"/>
-      <w:r>
-        <w:t>digerakkan</w:t>
-      </w:r>
-      <w:proofErr w:type="spellEnd"/>
-      <w:r>
-        <w:t xml:space="preserve"> </w:t>
-      </w:r>
-      <w:proofErr w:type="spellStart"/>
-      <w:r>
-        <w:t>untuk</w:t>
-      </w:r>
-      <w:proofErr w:type="spellEnd"/>
-      <w:r>
-        <w:t xml:space="preserve"> </w:t>
-      </w:r>
-      <w:proofErr w:type="spellStart"/>
-      <w:r>
-        <w:t>memastikan</w:t>
-      </w:r>
-      <w:proofErr w:type="spellEnd"/>
-      <w:r>
-        <w:t xml:space="preserve"> </w:t>
-      </w:r>
-      <w:proofErr w:type="spellStart"/>
-      <w:r>
-        <w:t>paparan</w:t>
-      </w:r>
-      <w:proofErr w:type="spellEnd"/>
-      <w:r>
-        <w:t xml:space="preserve"> </w:t>
-      </w:r>
-      <w:proofErr w:type="spellStart"/>
-      <w:r>
-        <w:t>tidak</w:t>
-      </w:r>
-      <w:proofErr w:type="spellEnd"/>
-      <w:r>
-        <w:t xml:space="preserve"> </w:t>
-      </w:r>
-      <w:proofErr w:type="spellStart"/>
-      <w:r>
-        <w:t>terganggu</w:t>
-      </w:r>
-      <w:proofErr w:type="spellEnd"/>
-      <w:r>
-        <w:t>.</w:t>
-      </w:r>
-    </w:p>
-    <w:p/>
-    <w:p>
-      <w:pPr>
-        <w:rPr>
-          <w:b/>
-          <w:bCs/>
-        </w:rPr>
-      </w:pPr>
-    </w:p>
-    <w:p>
-      <w:pPr>
-        <w:rPr>
-          <w:b/>
-          <w:bCs/>
-        </w:rPr>
-      </w:pPr>
-    </w:p>
-    <w:p>
-      <w:pPr>
-        <w:rPr>
-          <w:b/>
-          <w:bCs/>
-        </w:rPr>
-      </w:pPr>
-    </w:p>
-    <w:p>
-      <w:pPr>
-        <w:rPr>
-          <w:b/>
-          <w:bCs/>
-        </w:rPr>
-      </w:pPr>
-    </w:p>
-    <w:p>
-      <w:pPr>
-        <w:rPr>
-          <w:b/>
-          <w:bCs/>
-        </w:rPr>
-      </w:pPr>
-    </w:p>
-    <w:p>
-      <w:pPr>
-        <w:rPr>
-          <w:b/>
-          <w:bCs/>
-        </w:rPr>
-      </w:pPr>
-    </w:p>
-    <w:p>
-      <w:pPr>
-        <w:rPr>
-          <w:b/>
-          <w:bCs/>
-        </w:rPr>
-      </w:pPr>
-    </w:p>
-    <w:p/>
-    <w:p/>
-    <w:p>
-      <w:r>
-        <w:lastRenderedPageBreak/>
-        <w:t xml:space="preserve"> </w:t>
-      </w:r>
-      <w:r>
-        <w:rPr>
-          <w:b/>
-          <w:bCs/>
-        </w:rPr>
-        <w:t xml:space="preserve">7. </w:t>
-      </w:r>
-      <w:proofErr w:type="spellStart"/>
-      <w:r>
-        <w:rPr>
-          <w:b/>
-          <w:bCs/>
-        </w:rPr>
-        <w:t>Penyelesaian</w:t>
-      </w:r>
-      <w:proofErr w:type="spellEnd"/>
-      <w:r>
-        <w:rPr>
-          <w:b/>
-          <w:bCs/>
-        </w:rPr>
+        <w:t>7. P</w:t>
+      </w:r>
+      <w:proofErr w:type="spellStart"/>
+      <w:r>
+        <w:t>enyelesaian</w:t>
+      </w:r>
+      <w:proofErr w:type="spellEnd"/>
+      <w:r>
         <w:t xml:space="preserve"> Masalah (FAQ)</w:t>
       </w:r>
+      <w:bookmarkEnd w:id="7"/>
     </w:p>
     <w:p/>
     <w:p>
@@ -6812,13 +8681,315 @@
     <w:p/>
     <w:p/>
     <w:sectPr>
-      <w:pgSz w:w="12240" w:h="15840"/>
+      <w:footerReference w:type="default" r:id="rId35"/>
+      <w:pgSz w:w="11906" w:h="16838" w:code="9"/>
       <w:pgMar w:top="1440" w:right="1440" w:bottom="1440" w:left="1440" w:header="720" w:footer="720" w:gutter="0"/>
       <w:cols w:space="720"/>
+      <w:titlePg/>
       <w:docGrid w:linePitch="360"/>
     </w:sectPr>
   </w:body>
 </w:document>
+</file>
+
+<file path=word/endnotes.xml><?xml version="1.0" encoding="utf-8"?>
+<w:endnotes xmlns:wpc="http://schemas.microsoft.com/office/word/2010/wordprocessingCanvas" xmlns:cx="http://schemas.microsoft.com/office/drawing/2014/chartex" xmlns:cx1="http://schemas.microsoft.com/office/drawing/2015/9/8/chartex" xmlns:cx2="http://schemas.microsoft.com/office/drawing/2015/10/21/chartex" xmlns:cx3="http://schemas.microsoft.com/office/drawing/2016/5/9/chartex" xmlns:cx4="http://schemas.microsoft.com/office/drawing/2016/5/10/chartex" xmlns:cx5="http://schemas.microsoft.com/office/drawing/2016/5/11/chartex" xmlns:cx6="http://schemas.microsoft.com/office/drawing/2016/5/12/chartex" xmlns:cx7="http://schemas.microsoft.com/office/drawing/2016/5/13/chartex" xmlns:cx8="http://schemas.microsoft.com/office/drawing/2016/5/14/chartex" xmlns:mc="http://schemas.openxmlformats.org/markup-compatibility/2006" xmlns:aink="http://schemas.microsoft.com/office/drawing/2016/ink" xmlns:am3d="http://schemas.microsoft.com/office/drawing/2017/model3d" xmlns:o="urn:schemas-microsoft-com:office:office" xmlns:oel="http://schemas.microsoft.com/office/2019/extlst" xmlns:r="http://schemas.openxmlformats.org/officeDocument/2006/relationships" xmlns:m="http://schemas.openxmlformats.org/officeDocument/2006/math" xmlns:v="urn:schemas-microsoft-com:vml" xmlns:wp14="http://schemas.microsoft.com/office/word/2010/wordprocessingDrawing" xmlns:wp="http://schemas.openxmlformats.org/drawingml/2006/wordprocessingDrawing" xmlns:w10="urn:schemas-microsoft-com:office:word" xmlns:w="http://schemas.openxmlformats.org/wordprocessingml/2006/main" xmlns:w14="http://schemas.microsoft.com/office/word/2010/wordml" xmlns:w15="http://schemas.microsoft.com/office/word/2012/wordml" xmlns:w16cex="http://schemas.microsoft.com/office/word/2018/wordml/cex" xmlns:w16cid="http://schemas.microsoft.com/office/word/2016/wordml/cid" xmlns:w16="http://schemas.microsoft.com/office/word/2018/wordml" xmlns:w16du="http://schemas.microsoft.com/office/word/2023/wordml/word16du" xmlns:w16sdtdh="http://schemas.microsoft.com/office/word/2020/wordml/sdtdatahash" xmlns:w16sdtfl="http://schemas.microsoft.com/office/word/2024/wordml/sdtformatlock" xmlns:w16se="http://schemas.microsoft.com/office/word/2015/wordml/symex" xmlns:wpg="http://schemas.microsoft.com/office/word/2010/wordprocessingGroup" xmlns:wpi="http://schemas.microsoft.com/office/word/2010/wordprocessingInk" xmlns:wne="http://schemas.microsoft.com/office/word/2006/wordml" xmlns:wps="http://schemas.microsoft.com/office/word/2010/wordprocessingShape" mc:Ignorable="w14 w15 w16se w16cid w16 w16cex w16sdtdh w16sdtfl w16du wp14">
+  <w:endnote w:type="separator" w:id="-1">
+    <w:p>
+      <w:pPr>
+        <w:spacing w:after="0" w:line="240" w:lineRule="auto"/>
+      </w:pPr>
+      <w:r>
+        <w:separator/>
+      </w:r>
+    </w:p>
+  </w:endnote>
+  <w:endnote w:type="continuationSeparator" w:id="0">
+    <w:p>
+      <w:pPr>
+        <w:spacing w:after="0" w:line="240" w:lineRule="auto"/>
+      </w:pPr>
+      <w:r>
+        <w:continuationSeparator/>
+      </w:r>
+    </w:p>
+  </w:endnote>
+</w:endnotes>
+</file>
+
+<file path=word/footer1.xml><?xml version="1.0" encoding="utf-8"?>
+<w:ftr xmlns:wpc="http://schemas.microsoft.com/office/word/2010/wordprocessingCanvas" xmlns:cx="http://schemas.microsoft.com/office/drawing/2014/chartex" xmlns:cx1="http://schemas.microsoft.com/office/drawing/2015/9/8/chartex" xmlns:cx2="http://schemas.microsoft.com/office/drawing/2015/10/21/chartex" xmlns:cx3="http://schemas.microsoft.com/office/drawing/2016/5/9/chartex" xmlns:cx4="http://schemas.microsoft.com/office/drawing/2016/5/10/chartex" xmlns:cx5="http://schemas.microsoft.com/office/drawing/2016/5/11/chartex" xmlns:cx6="http://schemas.microsoft.com/office/drawing/2016/5/12/chartex" xmlns:cx7="http://schemas.microsoft.com/office/drawing/2016/5/13/chartex" xmlns:cx8="http://schemas.microsoft.com/office/drawing/2016/5/14/chartex" xmlns:mc="http://schemas.openxmlformats.org/markup-compatibility/2006" xmlns:aink="http://schemas.microsoft.com/office/drawing/2016/ink" xmlns:am3d="http://schemas.microsoft.com/office/drawing/2017/model3d" xmlns:o="urn:schemas-microsoft-com:office:office" xmlns:oel="http://schemas.microsoft.com/office/2019/extlst" xmlns:r="http://schemas.openxmlformats.org/officeDocument/2006/relationships" xmlns:m="http://schemas.openxmlformats.org/officeDocument/2006/math" xmlns:v="urn:schemas-microsoft-com:vml" xmlns:wp14="http://schemas.microsoft.com/office/word/2010/wordprocessingDrawing" xmlns:wp="http://schemas.openxmlformats.org/drawingml/2006/wordprocessingDrawing" xmlns:w10="urn:schemas-microsoft-com:office:word" xmlns:w="http://schemas.openxmlformats.org/wordprocessingml/2006/main" xmlns:w14="http://schemas.microsoft.com/office/word/2010/wordml" xmlns:w15="http://schemas.microsoft.com/office/word/2012/wordml" xmlns:w16cex="http://schemas.microsoft.com/office/word/2018/wordml/cex" xmlns:w16cid="http://schemas.microsoft.com/office/word/2016/wordml/cid" xmlns:w16="http://schemas.microsoft.com/office/word/2018/wordml" xmlns:w16du="http://schemas.microsoft.com/office/word/2023/wordml/word16du" xmlns:w16sdtdh="http://schemas.microsoft.com/office/word/2020/wordml/sdtdatahash" xmlns:w16sdtfl="http://schemas.microsoft.com/office/word/2024/wordml/sdtformatlock" xmlns:w16se="http://schemas.microsoft.com/office/word/2015/wordml/symex" xmlns:wpg="http://schemas.microsoft.com/office/word/2010/wordprocessingGroup" xmlns:wpi="http://schemas.microsoft.com/office/word/2010/wordprocessingInk" xmlns:wne="http://schemas.microsoft.com/office/word/2006/wordml" xmlns:wps="http://schemas.microsoft.com/office/word/2010/wordprocessingShape" mc:Ignorable="w14 w15 w16se w16cid w16 w16cex w16sdtdh w16sdtfl w16du wp14">
+  <w:sdt>
+    <w:sdtPr>
+      <w:id w:val="-1011906346"/>
+      <w:docPartObj>
+        <w:docPartGallery w:val="Page Numbers (Bottom of Page)"/>
+        <w:docPartUnique/>
+      </w:docPartObj>
+    </w:sdtPr>
+    <w:sdtEndPr>
+      <w:rPr>
+        <w:noProof/>
+      </w:rPr>
+    </w:sdtEndPr>
+    <w:sdtContent>
+      <w:p>
+        <w:pPr>
+          <w:pStyle w:val="Footer"/>
+          <w:jc w:val="center"/>
+        </w:pPr>
+        <w:r>
+          <w:rPr>
+            <w:color w:val="7F7F7F" w:themeColor="background1" w:themeShade="7F"/>
+            <w:spacing w:val="60"/>
+          </w:rPr>
+          <w:t>Surau Seri Dahlia</w:t>
+        </w:r>
+        <w:r>
+          <w:t xml:space="preserve"> | </w:t>
+        </w:r>
+        <w:r>
+          <w:fldChar w:fldCharType="begin"/>
+        </w:r>
+        <w:r>
+          <w:instrText xml:space="preserve"> PAGE   \* MERGEFORMAT </w:instrText>
+        </w:r>
+        <w:r>
+          <w:fldChar w:fldCharType="separate"/>
+        </w:r>
+        <w:r>
+          <w:rPr>
+            <w:b/>
+            <w:bCs/>
+            <w:noProof/>
+          </w:rPr>
+          <w:t>1</w:t>
+        </w:r>
+        <w:r>
+          <w:rPr>
+            <w:b/>
+            <w:bCs/>
+            <w:noProof/>
+          </w:rPr>
+          <w:fldChar w:fldCharType="end"/>
+        </w:r>
+      </w:p>
+    </w:sdtContent>
+  </w:sdt>
+  <w:p>
+    <w:pPr>
+      <w:pStyle w:val="Footer"/>
+    </w:pPr>
+  </w:p>
+</w:ftr>
+</file>
+
+<file path=word/footnotes.xml><?xml version="1.0" encoding="utf-8"?>
+<w:footnotes xmlns:wpc="http://schemas.microsoft.com/office/word/2010/wordprocessingCanvas" xmlns:cx="http://schemas.microsoft.com/office/drawing/2014/chartex" xmlns:cx1="http://schemas.microsoft.com/office/drawing/2015/9/8/chartex" xmlns:cx2="http://schemas.microsoft.com/office/drawing/2015/10/21/chartex" xmlns:cx3="http://schemas.microsoft.com/office/drawing/2016/5/9/chartex" xmlns:cx4="http://schemas.microsoft.com/office/drawing/2016/5/10/chartex" xmlns:cx5="http://schemas.microsoft.com/office/drawing/2016/5/11/chartex" xmlns:cx6="http://schemas.microsoft.com/office/drawing/2016/5/12/chartex" xmlns:cx7="http://schemas.microsoft.com/office/drawing/2016/5/13/chartex" xmlns:cx8="http://schemas.microsoft.com/office/drawing/2016/5/14/chartex" xmlns:mc="http://schemas.openxmlformats.org/markup-compatibility/2006" xmlns:aink="http://schemas.microsoft.com/office/drawing/2016/ink" xmlns:am3d="http://schemas.microsoft.com/office/drawing/2017/model3d" xmlns:o="urn:schemas-microsoft-com:office:office" xmlns:oel="http://schemas.microsoft.com/office/2019/extlst" xmlns:r="http://schemas.openxmlformats.org/officeDocument/2006/relationships" xmlns:m="http://schemas.openxmlformats.org/officeDocument/2006/math" xmlns:v="urn:schemas-microsoft-com:vml" xmlns:wp14="http://schemas.microsoft.com/office/word/2010/wordprocessingDrawing" xmlns:wp="http://schemas.openxmlformats.org/drawingml/2006/wordprocessingDrawing" xmlns:w10="urn:schemas-microsoft-com:office:word" xmlns:w="http://schemas.openxmlformats.org/wordprocessingml/2006/main" xmlns:w14="http://schemas.microsoft.com/office/word/2010/wordml" xmlns:w15="http://schemas.microsoft.com/office/word/2012/wordml" xmlns:w16cex="http://schemas.microsoft.com/office/word/2018/wordml/cex" xmlns:w16cid="http://schemas.microsoft.com/office/word/2016/wordml/cid" xmlns:w16="http://schemas.microsoft.com/office/word/2018/wordml" xmlns:w16du="http://schemas.microsoft.com/office/word/2023/wordml/word16du" xmlns:w16sdtdh="http://schemas.microsoft.com/office/word/2020/wordml/sdtdatahash" xmlns:w16sdtfl="http://schemas.microsoft.com/office/word/2024/wordml/sdtformatlock" xmlns:w16se="http://schemas.microsoft.com/office/word/2015/wordml/symex" xmlns:wpg="http://schemas.microsoft.com/office/word/2010/wordprocessingGroup" xmlns:wpi="http://schemas.microsoft.com/office/word/2010/wordprocessingInk" xmlns:wne="http://schemas.microsoft.com/office/word/2006/wordml" xmlns:wps="http://schemas.microsoft.com/office/word/2010/wordprocessingShape" mc:Ignorable="w14 w15 w16se w16cid w16 w16cex w16sdtdh w16sdtfl w16du wp14">
+  <w:footnote w:type="separator" w:id="-1">
+    <w:p>
+      <w:pPr>
+        <w:spacing w:after="0" w:line="240" w:lineRule="auto"/>
+      </w:pPr>
+      <w:r>
+        <w:separator/>
+      </w:r>
+    </w:p>
+  </w:footnote>
+  <w:footnote w:type="continuationSeparator" w:id="0">
+    <w:p>
+      <w:pPr>
+        <w:spacing w:after="0" w:line="240" w:lineRule="auto"/>
+      </w:pPr>
+      <w:r>
+        <w:continuationSeparator/>
+      </w:r>
+    </w:p>
+  </w:footnote>
+</w:footnotes>
+</file>
+
+<file path=word/numbering.xml><?xml version="1.0" encoding="utf-8"?>
+<w:numbering xmlns:wpc="http://schemas.microsoft.com/office/word/2010/wordprocessingCanvas" xmlns:cx="http://schemas.microsoft.com/office/drawing/2014/chartex" xmlns:cx1="http://schemas.microsoft.com/office/drawing/2015/9/8/chartex" xmlns:cx2="http://schemas.microsoft.com/office/drawing/2015/10/21/chartex" xmlns:cx3="http://schemas.microsoft.com/office/drawing/2016/5/9/chartex" xmlns:cx4="http://schemas.microsoft.com/office/drawing/2016/5/10/chartex" xmlns:cx5="http://schemas.microsoft.com/office/drawing/2016/5/11/chartex" xmlns:cx6="http://schemas.microsoft.com/office/drawing/2016/5/12/chartex" xmlns:cx7="http://schemas.microsoft.com/office/drawing/2016/5/13/chartex" xmlns:cx8="http://schemas.microsoft.com/office/drawing/2016/5/14/chartex" xmlns:mc="http://schemas.openxmlformats.org/markup-compatibility/2006" xmlns:aink="http://schemas.microsoft.com/office/drawing/2016/ink" xmlns:am3d="http://schemas.microsoft.com/office/drawing/2017/model3d" xmlns:o="urn:schemas-microsoft-com:office:office" xmlns:oel="http://schemas.microsoft.com/office/2019/extlst" xmlns:r="http://schemas.openxmlformats.org/officeDocument/2006/relationships" xmlns:m="http://schemas.openxmlformats.org/officeDocument/2006/math" xmlns:v="urn:schemas-microsoft-com:vml" xmlns:wp14="http://schemas.microsoft.com/office/word/2010/wordprocessingDrawing" xmlns:wp="http://schemas.openxmlformats.org/drawingml/2006/wordprocessingDrawing" xmlns:w10="urn:schemas-microsoft-com:office:word" xmlns:w="http://schemas.openxmlformats.org/wordprocessingml/2006/main" xmlns:w14="http://schemas.microsoft.com/office/word/2010/wordml" xmlns:w15="http://schemas.microsoft.com/office/word/2012/wordml" xmlns:w16cex="http://schemas.microsoft.com/office/word/2018/wordml/cex" xmlns:w16cid="http://schemas.microsoft.com/office/word/2016/wordml/cid" xmlns:w16="http://schemas.microsoft.com/office/word/2018/wordml" xmlns:w16du="http://schemas.microsoft.com/office/word/2023/wordml/word16du" xmlns:w16sdtdh="http://schemas.microsoft.com/office/word/2020/wordml/sdtdatahash" xmlns:w16sdtfl="http://schemas.microsoft.com/office/word/2024/wordml/sdtformatlock" xmlns:w16se="http://schemas.microsoft.com/office/word/2015/wordml/symex" xmlns:wpg="http://schemas.microsoft.com/office/word/2010/wordprocessingGroup" xmlns:wpi="http://schemas.microsoft.com/office/word/2010/wordprocessingInk" xmlns:wne="http://schemas.microsoft.com/office/word/2006/wordml" xmlns:wps="http://schemas.microsoft.com/office/word/2010/wordprocessingShape" mc:Ignorable="w14 w15 w16se w16cid w16 w16cex w16sdtdh w16sdtfl w16du wp14">
+  <w:abstractNum w:abstractNumId="0" w15:restartNumberingAfterBreak="0">
+    <w:nsid w:val="1CC31E2A"/>
+    <w:multiLevelType w:val="hybridMultilevel"/>
+    <w:tmpl w:val="B77CAC28"/>
+    <w:lvl w:ilvl="0" w:tplc="0409000F">
+      <w:start w:val="1"/>
+      <w:numFmt w:val="decimal"/>
+      <w:lvlText w:val="%1."/>
+      <w:lvlJc w:val="left"/>
+      <w:pPr>
+        <w:ind w:left="720" w:hanging="360"/>
+      </w:pPr>
+    </w:lvl>
+    <w:lvl w:ilvl="1" w:tplc="04090019" w:tentative="1">
+      <w:start w:val="1"/>
+      <w:numFmt w:val="lowerLetter"/>
+      <w:lvlText w:val="%2."/>
+      <w:lvlJc w:val="left"/>
+      <w:pPr>
+        <w:ind w:left="1440" w:hanging="360"/>
+      </w:pPr>
+    </w:lvl>
+    <w:lvl w:ilvl="2" w:tplc="0409001B" w:tentative="1">
+      <w:start w:val="1"/>
+      <w:numFmt w:val="lowerRoman"/>
+      <w:lvlText w:val="%3."/>
+      <w:lvlJc w:val="right"/>
+      <w:pPr>
+        <w:ind w:left="2160" w:hanging="180"/>
+      </w:pPr>
+    </w:lvl>
+    <w:lvl w:ilvl="3" w:tplc="0409000F" w:tentative="1">
+      <w:start w:val="1"/>
+      <w:numFmt w:val="decimal"/>
+      <w:lvlText w:val="%4."/>
+      <w:lvlJc w:val="left"/>
+      <w:pPr>
+        <w:ind w:left="2880" w:hanging="360"/>
+      </w:pPr>
+    </w:lvl>
+    <w:lvl w:ilvl="4" w:tplc="04090019" w:tentative="1">
+      <w:start w:val="1"/>
+      <w:numFmt w:val="lowerLetter"/>
+      <w:lvlText w:val="%5."/>
+      <w:lvlJc w:val="left"/>
+      <w:pPr>
+        <w:ind w:left="3600" w:hanging="360"/>
+      </w:pPr>
+    </w:lvl>
+    <w:lvl w:ilvl="5" w:tplc="0409001B" w:tentative="1">
+      <w:start w:val="1"/>
+      <w:numFmt w:val="lowerRoman"/>
+      <w:lvlText w:val="%6."/>
+      <w:lvlJc w:val="right"/>
+      <w:pPr>
+        <w:ind w:left="4320" w:hanging="180"/>
+      </w:pPr>
+    </w:lvl>
+    <w:lvl w:ilvl="6" w:tplc="0409000F" w:tentative="1">
+      <w:start w:val="1"/>
+      <w:numFmt w:val="decimal"/>
+      <w:lvlText w:val="%7."/>
+      <w:lvlJc w:val="left"/>
+      <w:pPr>
+        <w:ind w:left="5040" w:hanging="360"/>
+      </w:pPr>
+    </w:lvl>
+    <w:lvl w:ilvl="7" w:tplc="04090019" w:tentative="1">
+      <w:start w:val="1"/>
+      <w:numFmt w:val="lowerLetter"/>
+      <w:lvlText w:val="%8."/>
+      <w:lvlJc w:val="left"/>
+      <w:pPr>
+        <w:ind w:left="5760" w:hanging="360"/>
+      </w:pPr>
+    </w:lvl>
+    <w:lvl w:ilvl="8" w:tplc="0409001B" w:tentative="1">
+      <w:start w:val="1"/>
+      <w:numFmt w:val="lowerRoman"/>
+      <w:lvlText w:val="%9."/>
+      <w:lvlJc w:val="right"/>
+      <w:pPr>
+        <w:ind w:left="6480" w:hanging="180"/>
+      </w:pPr>
+    </w:lvl>
+  </w:abstractNum>
+  <w:abstractNum w:abstractNumId="1" w15:restartNumberingAfterBreak="0">
+    <w:nsid w:val="4C494F97"/>
+    <w:multiLevelType w:val="hybridMultilevel"/>
+    <w:tmpl w:val="11DEC41E"/>
+    <w:lvl w:ilvl="0" w:tplc="04090017">
+      <w:start w:val="1"/>
+      <w:numFmt w:val="lowerLetter"/>
+      <w:lvlText w:val="%1)"/>
+      <w:lvlJc w:val="left"/>
+      <w:pPr>
+        <w:ind w:left="720" w:hanging="360"/>
+      </w:pPr>
+    </w:lvl>
+    <w:lvl w:ilvl="1" w:tplc="04090019" w:tentative="1">
+      <w:start w:val="1"/>
+      <w:numFmt w:val="lowerLetter"/>
+      <w:lvlText w:val="%2."/>
+      <w:lvlJc w:val="left"/>
+      <w:pPr>
+        <w:ind w:left="1440" w:hanging="360"/>
+      </w:pPr>
+    </w:lvl>
+    <w:lvl w:ilvl="2" w:tplc="0409001B" w:tentative="1">
+      <w:start w:val="1"/>
+      <w:numFmt w:val="lowerRoman"/>
+      <w:lvlText w:val="%3."/>
+      <w:lvlJc w:val="right"/>
+      <w:pPr>
+        <w:ind w:left="2160" w:hanging="180"/>
+      </w:pPr>
+    </w:lvl>
+    <w:lvl w:ilvl="3" w:tplc="0409000F" w:tentative="1">
+      <w:start w:val="1"/>
+      <w:numFmt w:val="decimal"/>
+      <w:lvlText w:val="%4."/>
+      <w:lvlJc w:val="left"/>
+      <w:pPr>
+        <w:ind w:left="2880" w:hanging="360"/>
+      </w:pPr>
+    </w:lvl>
+    <w:lvl w:ilvl="4" w:tplc="04090019" w:tentative="1">
+      <w:start w:val="1"/>
+      <w:numFmt w:val="lowerLetter"/>
+      <w:lvlText w:val="%5."/>
+      <w:lvlJc w:val="left"/>
+      <w:pPr>
+        <w:ind w:left="3600" w:hanging="360"/>
+      </w:pPr>
+    </w:lvl>
+    <w:lvl w:ilvl="5" w:tplc="0409001B" w:tentative="1">
+      <w:start w:val="1"/>
+      <w:numFmt w:val="lowerRoman"/>
+      <w:lvlText w:val="%6."/>
+      <w:lvlJc w:val="right"/>
+      <w:pPr>
+        <w:ind w:left="4320" w:hanging="180"/>
+      </w:pPr>
+    </w:lvl>
+    <w:lvl w:ilvl="6" w:tplc="0409000F" w:tentative="1">
+      <w:start w:val="1"/>
+      <w:numFmt w:val="decimal"/>
+      <w:lvlText w:val="%7."/>
+      <w:lvlJc w:val="left"/>
+      <w:pPr>
+        <w:ind w:left="5040" w:hanging="360"/>
+      </w:pPr>
+    </w:lvl>
+    <w:lvl w:ilvl="7" w:tplc="04090019" w:tentative="1">
+      <w:start w:val="1"/>
+      <w:numFmt w:val="lowerLetter"/>
+      <w:lvlText w:val="%8."/>
+      <w:lvlJc w:val="left"/>
+      <w:pPr>
+        <w:ind w:left="5760" w:hanging="360"/>
+      </w:pPr>
+    </w:lvl>
+    <w:lvl w:ilvl="8" w:tplc="0409001B" w:tentative="1">
+      <w:start w:val="1"/>
+      <w:numFmt w:val="lowerRoman"/>
+      <w:lvlText w:val="%9."/>
+      <w:lvlJc w:val="right"/>
+      <w:pPr>
+        <w:ind w:left="6480" w:hanging="180"/>
+      </w:pPr>
+    </w:lvl>
+  </w:abstractNum>
+  <w:num w:numId="1" w16cid:durableId="1438409338">
+    <w:abstractNumId w:val="0"/>
+  </w:num>
+  <w:num w:numId="2" w16cid:durableId="1666398927">
+    <w:abstractNumId w:val="1"/>
+  </w:num>
+</w:numbering>
 </file>
 
 <file path=word/styles.xml><?xml version="1.0" encoding="utf-8"?>
@@ -7249,7 +9420,6 @@
     <w:next w:val="Normal"/>
     <w:link w:val="Heading2Char"/>
     <w:uiPriority w:val="9"/>
-    <w:semiHidden/>
     <w:unhideWhenUsed/>
     <w:qFormat/>
     <w:rsid w:val="00E7227F"/>
@@ -7424,6 +9594,7 @@
   <w:style w:type="character" w:default="1" w:styleId="DefaultParagraphFont">
     <w:name w:val="Default Paragraph Font"/>
     <w:uiPriority w:val="1"/>
+    <w:semiHidden/>
     <w:unhideWhenUsed/>
   </w:style>
   <w:style w:type="table" w:default="1" w:styleId="TableNormal">
@@ -7465,7 +9636,6 @@
     <w:basedOn w:val="DefaultParagraphFont"/>
     <w:link w:val="Heading2"/>
     <w:uiPriority w:val="9"/>
-    <w:semiHidden/>
     <w:rsid w:val="00E7227F"/>
     <w:rPr>
       <w:rFonts w:asciiTheme="majorHAnsi" w:eastAsiaTheme="majorEastAsia" w:hAnsiTheme="majorHAnsi" w:cstheme="majorBidi"/>
@@ -7735,6 +9905,106 @@
       <w:smallCaps/>
       <w:color w:val="0F4761" w:themeColor="accent1" w:themeShade="BF"/>
       <w:spacing w:val="5"/>
+    </w:rPr>
+  </w:style>
+  <w:style w:type="paragraph" w:styleId="Header">
+    <w:name w:val="header"/>
+    <w:basedOn w:val="Normal"/>
+    <w:link w:val="HeaderChar"/>
+    <w:uiPriority w:val="99"/>
+    <w:unhideWhenUsed/>
+    <w:rsid w:val="001E7D77"/>
+    <w:pPr>
+      <w:tabs>
+        <w:tab w:val="center" w:pos="4680"/>
+        <w:tab w:val="right" w:pos="9360"/>
+      </w:tabs>
+      <w:spacing w:after="0" w:line="240" w:lineRule="auto"/>
+    </w:pPr>
+  </w:style>
+  <w:style w:type="character" w:customStyle="1" w:styleId="HeaderChar">
+    <w:name w:val="Header Char"/>
+    <w:basedOn w:val="DefaultParagraphFont"/>
+    <w:link w:val="Header"/>
+    <w:uiPriority w:val="99"/>
+    <w:rsid w:val="001E7D77"/>
+  </w:style>
+  <w:style w:type="paragraph" w:styleId="Footer">
+    <w:name w:val="footer"/>
+    <w:basedOn w:val="Normal"/>
+    <w:link w:val="FooterChar"/>
+    <w:uiPriority w:val="99"/>
+    <w:unhideWhenUsed/>
+    <w:rsid w:val="001E7D77"/>
+    <w:pPr>
+      <w:tabs>
+        <w:tab w:val="center" w:pos="4680"/>
+        <w:tab w:val="right" w:pos="9360"/>
+      </w:tabs>
+      <w:spacing w:after="0" w:line="240" w:lineRule="auto"/>
+    </w:pPr>
+  </w:style>
+  <w:style w:type="character" w:customStyle="1" w:styleId="FooterChar">
+    <w:name w:val="Footer Char"/>
+    <w:basedOn w:val="DefaultParagraphFont"/>
+    <w:link w:val="Footer"/>
+    <w:uiPriority w:val="99"/>
+    <w:rsid w:val="001E7D77"/>
+  </w:style>
+  <w:style w:type="paragraph" w:styleId="TOCHeading">
+    <w:name w:val="TOC Heading"/>
+    <w:basedOn w:val="Heading1"/>
+    <w:next w:val="Normal"/>
+    <w:uiPriority w:val="39"/>
+    <w:unhideWhenUsed/>
+    <w:qFormat/>
+    <w:rsid w:val="002C7B3E"/>
+    <w:pPr>
+      <w:spacing w:before="240" w:after="0" w:line="259" w:lineRule="auto"/>
+      <w:outlineLvl w:val="9"/>
+    </w:pPr>
+    <w:rPr>
+      <w:kern w:val="0"/>
+      <w:sz w:val="32"/>
+      <w:szCs w:val="32"/>
+      <w:lang w:eastAsia="en-US"/>
+      <w14:ligatures w14:val="none"/>
+    </w:rPr>
+  </w:style>
+  <w:style w:type="paragraph" w:styleId="TOC1">
+    <w:name w:val="toc 1"/>
+    <w:basedOn w:val="Normal"/>
+    <w:next w:val="Normal"/>
+    <w:autoRedefine/>
+    <w:uiPriority w:val="39"/>
+    <w:unhideWhenUsed/>
+    <w:rsid w:val="002C7B3E"/>
+    <w:pPr>
+      <w:spacing w:after="100"/>
+    </w:pPr>
+  </w:style>
+  <w:style w:type="paragraph" w:styleId="TOC2">
+    <w:name w:val="toc 2"/>
+    <w:basedOn w:val="Normal"/>
+    <w:next w:val="Normal"/>
+    <w:autoRedefine/>
+    <w:uiPriority w:val="39"/>
+    <w:unhideWhenUsed/>
+    <w:rsid w:val="002C7B3E"/>
+    <w:pPr>
+      <w:spacing w:after="100"/>
+      <w:ind w:left="240"/>
+    </w:pPr>
+  </w:style>
+  <w:style w:type="character" w:styleId="Hyperlink">
+    <w:name w:val="Hyperlink"/>
+    <w:basedOn w:val="DefaultParagraphFont"/>
+    <w:uiPriority w:val="99"/>
+    <w:unhideWhenUsed/>
+    <w:rsid w:val="002C7B3E"/>
+    <w:rPr>
+      <w:color w:val="467886" w:themeColor="hyperlink"/>
+      <w:u w:val="single"/>
     </w:rPr>
   </w:style>
 </w:styles>
@@ -8053,4 +10323,16 @@
     </a:ext>
   </a:extLst>
 </a:theme>
+</file>
+
+<file path=customXml/item1.xml><?xml version="1.0" encoding="utf-8"?>
+<b:Sources xmlns:b="http://schemas.openxmlformats.org/officeDocument/2006/bibliography" xmlns="http://schemas.openxmlformats.org/officeDocument/2006/bibliography" SelectedStyle="\APASixthEditionOfficeOnline.xsl" StyleName="APA" Version="6"/>
+</file>
+
+<file path=customXml/itemProps1.xml><?xml version="1.0" encoding="utf-8"?>
+<ds:datastoreItem xmlns:ds="http://schemas.openxmlformats.org/officeDocument/2006/customXml" ds:itemID="{3F4B02EF-2ED3-4E4A-BD10-3EBDF36C68A5}">
+  <ds:schemaRefs>
+    <ds:schemaRef ds:uri="http://schemas.openxmlformats.org/officeDocument/2006/bibliography"/>
+  </ds:schemaRefs>
+</ds:datastoreItem>
 </file>
--- a/Manual Pengguna Sistem Paparan surau.docx
+++ b/Manual Pengguna Sistem Paparan surau.docx
@@ -52,7 +52,7 @@
           <w:r>
             <w:fldChar w:fldCharType="separate"/>
           </w:r>
-          <w:hyperlink w:anchor="_Toc224494221" w:history="1">
+          <w:hyperlink w:anchor="_Toc224494512" w:history="1">
             <w:r>
               <w:rPr>
                 <w:rStyle w:val="Hyperlink"/>
@@ -79,7 +79,7 @@
                 <w:noProof/>
                 <w:webHidden/>
               </w:rPr>
-              <w:instrText xml:space="preserve"> PAGEREF _Toc224494221 \h </w:instrText>
+              <w:instrText xml:space="preserve"> PAGEREF _Toc224494512 \h </w:instrText>
             </w:r>
             <w:r>
               <w:rPr>
@@ -120,7 +120,7 @@
               <w:noProof/>
             </w:rPr>
           </w:pPr>
-          <w:hyperlink w:anchor="_Toc224494222" w:history="1">
+          <w:hyperlink w:anchor="_Toc224494513" w:history="1">
             <w:r>
               <w:rPr>
                 <w:rStyle w:val="Hyperlink"/>
@@ -147,7 +147,7 @@
                 <w:noProof/>
                 <w:webHidden/>
               </w:rPr>
-              <w:instrText xml:space="preserve"> PAGEREF _Toc224494222 \h </w:instrText>
+              <w:instrText xml:space="preserve"> PAGEREF _Toc224494513 \h </w:instrText>
             </w:r>
             <w:r>
               <w:rPr>
@@ -188,7 +188,7 @@
               <w:noProof/>
             </w:rPr>
           </w:pPr>
-          <w:hyperlink w:anchor="_Toc224494223" w:history="1">
+          <w:hyperlink w:anchor="_Toc224494514" w:history="1">
             <w:r>
               <w:rPr>
                 <w:rStyle w:val="Hyperlink"/>
@@ -215,7 +215,7 @@
                 <w:noProof/>
                 <w:webHidden/>
               </w:rPr>
-              <w:instrText xml:space="preserve"> PAGEREF _Toc224494223 \h </w:instrText>
+              <w:instrText xml:space="preserve"> PAGEREF _Toc224494514 \h </w:instrText>
             </w:r>
             <w:r>
               <w:rPr>
@@ -256,7 +256,7 @@
               <w:noProof/>
             </w:rPr>
           </w:pPr>
-          <w:hyperlink w:anchor="_Toc224494224" w:history="1">
+          <w:hyperlink w:anchor="_Toc224494515" w:history="1">
             <w:r>
               <w:rPr>
                 <w:rStyle w:val="Hyperlink"/>
@@ -283,7 +283,7 @@
                 <w:noProof/>
                 <w:webHidden/>
               </w:rPr>
-              <w:instrText xml:space="preserve"> PAGEREF _Toc224494224 \h </w:instrText>
+              <w:instrText xml:space="preserve"> PAGEREF _Toc224494515 \h </w:instrText>
             </w:r>
             <w:r>
               <w:rPr>
@@ -324,7 +324,7 @@
               <w:noProof/>
             </w:rPr>
           </w:pPr>
-          <w:hyperlink w:anchor="_Toc224494225" w:history="1">
+          <w:hyperlink w:anchor="_Toc224494516" w:history="1">
             <w:r>
               <w:rPr>
                 <w:rStyle w:val="Hyperlink"/>
@@ -351,7 +351,7 @@
                 <w:noProof/>
                 <w:webHidden/>
               </w:rPr>
-              <w:instrText xml:space="preserve"> PAGEREF _Toc224494225 \h </w:instrText>
+              <w:instrText xml:space="preserve"> PAGEREF _Toc224494516 \h </w:instrText>
             </w:r>
             <w:r>
               <w:rPr>
@@ -392,7 +392,7 @@
               <w:noProof/>
             </w:rPr>
           </w:pPr>
-          <w:hyperlink w:anchor="_Toc224494226" w:history="1">
+          <w:hyperlink w:anchor="_Toc224494517" w:history="1">
             <w:r>
               <w:rPr>
                 <w:rStyle w:val="Hyperlink"/>
@@ -419,7 +419,7 @@
                 <w:noProof/>
                 <w:webHidden/>
               </w:rPr>
-              <w:instrText xml:space="preserve"> PAGEREF _Toc224494226 \h </w:instrText>
+              <w:instrText xml:space="preserve"> PAGEREF _Toc224494517 \h </w:instrText>
             </w:r>
             <w:r>
               <w:rPr>
@@ -460,7 +460,7 @@
               <w:noProof/>
             </w:rPr>
           </w:pPr>
-          <w:hyperlink w:anchor="_Toc224494227" w:history="1">
+          <w:hyperlink w:anchor="_Toc224494518" w:history="1">
             <w:r>
               <w:rPr>
                 <w:rStyle w:val="Hyperlink"/>
@@ -487,7 +487,7 @@
                 <w:noProof/>
                 <w:webHidden/>
               </w:rPr>
-              <w:instrText xml:space="preserve"> PAGEREF _Toc224494227 \h </w:instrText>
+              <w:instrText xml:space="preserve"> PAGEREF _Toc224494518 \h </w:instrText>
             </w:r>
             <w:r>
               <w:rPr>
@@ -528,7 +528,7 @@
               <w:noProof/>
             </w:rPr>
           </w:pPr>
-          <w:hyperlink w:anchor="_Toc224494228" w:history="1">
+          <w:hyperlink w:anchor="_Toc224494519" w:history="1">
             <w:r>
               <w:rPr>
                 <w:rStyle w:val="Hyperlink"/>
@@ -555,7 +555,7 @@
                 <w:noProof/>
                 <w:webHidden/>
               </w:rPr>
-              <w:instrText xml:space="preserve"> PAGEREF _Toc224494228 \h </w:instrText>
+              <w:instrText xml:space="preserve"> PAGEREF _Toc224494519 \h </w:instrText>
             </w:r>
             <w:r>
               <w:rPr>
@@ -636,7 +636,7 @@
       <w:pPr>
         <w:pStyle w:val="Heading2"/>
       </w:pPr>
-      <w:bookmarkStart w:id="0" w:name="_Toc224494221"/>
+      <w:bookmarkStart w:id="0" w:name="_Toc224494512"/>
       <w:r>
         <w:t xml:space="preserve">Manual </w:t>
       </w:r>
@@ -901,7 +901,7 @@
       <w:pPr>
         <w:pStyle w:val="Heading2"/>
       </w:pPr>
-      <w:bookmarkStart w:id="1" w:name="_Toc224494222"/>
+      <w:bookmarkStart w:id="1" w:name="_Toc224494513"/>
       <w:r>
         <w:rPr>
           <w:noProof/>
@@ -1619,7 +1619,7 @@
       <w:r>
         <w:t xml:space="preserve"> </w:t>
       </w:r>
-      <w:bookmarkStart w:id="2" w:name="_Toc224494223"/>
+      <w:bookmarkStart w:id="2" w:name="_Toc224494514"/>
       <w:r>
         <w:t xml:space="preserve">2. Panduan </w:t>
       </w:r>
@@ -2755,7 +2755,7 @@
       <w:pPr>
         <w:pStyle w:val="Heading2"/>
       </w:pPr>
-      <w:bookmarkStart w:id="3" w:name="_Toc224494224"/>
+      <w:bookmarkStart w:id="3" w:name="_Toc224494515"/>
       <w:r>
         <w:rPr>
           <w:noProof/>
@@ -3462,7 +3462,7 @@
         <w:lastRenderedPageBreak/>
         <w:t xml:space="preserve"> </w:t>
       </w:r>
-      <w:bookmarkStart w:id="4" w:name="_Toc224494225"/>
+      <w:bookmarkStart w:id="4" w:name="_Toc224494516"/>
       <w:r>
         <w:t xml:space="preserve">4. </w:t>
       </w:r>
@@ -4529,7 +4529,7 @@
           <w:noProof/>
         </w:rPr>
         <w:drawing>
-          <wp:anchor distT="0" distB="0" distL="114300" distR="114300" simplePos="0" relativeHeight="251679744" behindDoc="0" locked="0" layoutInCell="1" allowOverlap="1" wp14:anchorId="01119401" wp14:editId="6689845F">
+          <wp:anchor distT="0" distB="0" distL="114300" distR="114300" simplePos="0" relativeHeight="251679744" behindDoc="0" locked="0" layoutInCell="1" allowOverlap="1" wp14:anchorId="01119401" wp14:editId="7425D75F">
             <wp:simplePos x="0" y="0"/>
             <wp:positionH relativeFrom="column">
               <wp:posOffset>3771900</wp:posOffset>
@@ -5238,7 +5238,7 @@
           <w:noProof/>
         </w:rPr>
         <w:drawing>
-          <wp:anchor distT="0" distB="0" distL="114300" distR="114300" simplePos="0" relativeHeight="251668862" behindDoc="0" locked="0" layoutInCell="1" allowOverlap="1" wp14:anchorId="25BA4990" wp14:editId="3A12B192">
+          <wp:anchor distT="0" distB="0" distL="114300" distR="114300" simplePos="0" relativeHeight="251668862" behindDoc="0" locked="0" layoutInCell="1" allowOverlap="1" wp14:anchorId="25BA4990" wp14:editId="157CE9E6">
             <wp:simplePos x="0" y="0"/>
             <wp:positionH relativeFrom="column">
               <wp:posOffset>2705100</wp:posOffset>
@@ -6492,7 +6492,7 @@
       <w:pPr>
         <w:pStyle w:val="Heading2"/>
       </w:pPr>
-      <w:bookmarkStart w:id="5" w:name="_Toc224494226"/>
+      <w:bookmarkStart w:id="5" w:name="_Toc224494517"/>
       <w:r>
         <w:rPr>
           <w:noProof/>
@@ -7091,7 +7091,7 @@
       <w:r>
         <w:t xml:space="preserve"> </w:t>
       </w:r>
-      <w:bookmarkStart w:id="6" w:name="_Toc224494227"/>
+      <w:bookmarkStart w:id="6" w:name="_Toc224494518"/>
       <w:r>
         <w:t xml:space="preserve">6. </w:t>
       </w:r>
@@ -7650,7 +7650,7 @@
       <w:pPr>
         <w:pStyle w:val="Heading2"/>
       </w:pPr>
-      <w:bookmarkStart w:id="7" w:name="_Toc224494228"/>
+      <w:bookmarkStart w:id="7" w:name="_Toc224494519"/>
       <w:r>
         <w:lastRenderedPageBreak/>
         <w:t>7. P</w:t>
